--- a/bi/tkDashboard/库存/发补货/6月4日-TK发补货TikTok_IT需求说明_v2.0.docx
+++ b/bi/tkDashboard/库存/发补货/6月4日-TK发补货TikTok_IT需求说明_v2.0.docx
@@ -209,22 +209,6 @@
         <w:gridCol w:w="3405"/>
       </w:tblGrid>
       <w:tr>
-        <w:tblPrEx>
-          <w:tblBorders>
-            <w:top w:val="single" w:color="auto" w:sz="4" w:space="0"/>
-            <w:left w:val="single" w:color="auto" w:sz="4" w:space="0"/>
-            <w:bottom w:val="single" w:color="auto" w:sz="4" w:space="0"/>
-            <w:right w:val="single" w:color="auto" w:sz="4" w:space="0"/>
-            <w:insideH w:val="single" w:color="auto" w:sz="4" w:space="0"/>
-            <w:insideV w:val="single" w:color="auto" w:sz="4" w:space="0"/>
-          </w:tblBorders>
-          <w:tblCellMar>
-            <w:top w:w="0" w:type="dxa"/>
-            <w:left w:w="10" w:type="dxa"/>
-            <w:bottom w:w="0" w:type="dxa"/>
-            <w:right w:w="10" w:type="dxa"/>
-          </w:tblCellMar>
-        </w:tblPrEx>
         <w:trPr>
           <w:tblHeader/>
         </w:trPr>
@@ -391,22 +375,6 @@
         </w:tc>
       </w:tr>
       <w:tr>
-        <w:tblPrEx>
-          <w:tblBorders>
-            <w:top w:val="single" w:color="auto" w:sz="4" w:space="0"/>
-            <w:left w:val="single" w:color="auto" w:sz="4" w:space="0"/>
-            <w:bottom w:val="single" w:color="auto" w:sz="4" w:space="0"/>
-            <w:right w:val="single" w:color="auto" w:sz="4" w:space="0"/>
-            <w:insideH w:val="single" w:color="auto" w:sz="4" w:space="0"/>
-            <w:insideV w:val="single" w:color="auto" w:sz="4" w:space="0"/>
-          </w:tblBorders>
-          <w:tblCellMar>
-            <w:top w:w="0" w:type="dxa"/>
-            <w:left w:w="10" w:type="dxa"/>
-            <w:bottom w:w="0" w:type="dxa"/>
-            <w:right w:w="10" w:type="dxa"/>
-          </w:tblCellMar>
-        </w:tblPrEx>
         <w:tc>
           <w:tcPr>
             <w:tcW w:w="381" w:type="dxa"/>
@@ -558,22 +526,6 @@
         </w:tc>
       </w:tr>
       <w:tr>
-        <w:tblPrEx>
-          <w:tblBorders>
-            <w:top w:val="single" w:color="auto" w:sz="4" w:space="0"/>
-            <w:left w:val="single" w:color="auto" w:sz="4" w:space="0"/>
-            <w:bottom w:val="single" w:color="auto" w:sz="4" w:space="0"/>
-            <w:right w:val="single" w:color="auto" w:sz="4" w:space="0"/>
-            <w:insideH w:val="single" w:color="auto" w:sz="4" w:space="0"/>
-            <w:insideV w:val="single" w:color="auto" w:sz="4" w:space="0"/>
-          </w:tblBorders>
-          <w:tblCellMar>
-            <w:top w:w="0" w:type="dxa"/>
-            <w:left w:w="10" w:type="dxa"/>
-            <w:bottom w:w="0" w:type="dxa"/>
-            <w:right w:w="10" w:type="dxa"/>
-          </w:tblCellMar>
-        </w:tblPrEx>
         <w:tc>
           <w:tcPr>
             <w:tcW w:w="381" w:type="dxa"/>
@@ -726,22 +678,6 @@
         </w:tc>
       </w:tr>
       <w:tr>
-        <w:tblPrEx>
-          <w:tblBorders>
-            <w:top w:val="single" w:color="auto" w:sz="4" w:space="0"/>
-            <w:left w:val="single" w:color="auto" w:sz="4" w:space="0"/>
-            <w:bottom w:val="single" w:color="auto" w:sz="4" w:space="0"/>
-            <w:right w:val="single" w:color="auto" w:sz="4" w:space="0"/>
-            <w:insideH w:val="single" w:color="auto" w:sz="4" w:space="0"/>
-            <w:insideV w:val="single" w:color="auto" w:sz="4" w:space="0"/>
-          </w:tblBorders>
-          <w:tblCellMar>
-            <w:top w:w="0" w:type="dxa"/>
-            <w:left w:w="10" w:type="dxa"/>
-            <w:bottom w:w="0" w:type="dxa"/>
-            <w:right w:w="10" w:type="dxa"/>
-          </w:tblCellMar>
-        </w:tblPrEx>
         <w:tc>
           <w:tcPr>
             <w:tcW w:w="381" w:type="dxa"/>
@@ -894,22 +830,6 @@
         </w:tc>
       </w:tr>
       <w:tr>
-        <w:tblPrEx>
-          <w:tblBorders>
-            <w:top w:val="single" w:color="auto" w:sz="4" w:space="0"/>
-            <w:left w:val="single" w:color="auto" w:sz="4" w:space="0"/>
-            <w:bottom w:val="single" w:color="auto" w:sz="4" w:space="0"/>
-            <w:right w:val="single" w:color="auto" w:sz="4" w:space="0"/>
-            <w:insideH w:val="single" w:color="auto" w:sz="4" w:space="0"/>
-            <w:insideV w:val="single" w:color="auto" w:sz="4" w:space="0"/>
-          </w:tblBorders>
-          <w:tblCellMar>
-            <w:top w:w="0" w:type="dxa"/>
-            <w:left w:w="10" w:type="dxa"/>
-            <w:bottom w:w="0" w:type="dxa"/>
-            <w:right w:w="10" w:type="dxa"/>
-          </w:tblCellMar>
-        </w:tblPrEx>
         <w:tc>
           <w:tcPr>
             <w:tcW w:w="381" w:type="dxa"/>
@@ -1119,22 +1039,6 @@
         </w:tc>
       </w:tr>
       <w:tr>
-        <w:tblPrEx>
-          <w:tblBorders>
-            <w:top w:val="single" w:color="auto" w:sz="4" w:space="0"/>
-            <w:left w:val="single" w:color="auto" w:sz="4" w:space="0"/>
-            <w:bottom w:val="single" w:color="auto" w:sz="4" w:space="0"/>
-            <w:right w:val="single" w:color="auto" w:sz="4" w:space="0"/>
-            <w:insideH w:val="single" w:color="auto" w:sz="4" w:space="0"/>
-            <w:insideV w:val="single" w:color="auto" w:sz="4" w:space="0"/>
-          </w:tblBorders>
-          <w:tblCellMar>
-            <w:top w:w="0" w:type="dxa"/>
-            <w:left w:w="10" w:type="dxa"/>
-            <w:bottom w:w="0" w:type="dxa"/>
-            <w:right w:w="10" w:type="dxa"/>
-          </w:tblCellMar>
-        </w:tblPrEx>
         <w:tc>
           <w:tcPr>
             <w:tcW w:w="381" w:type="dxa"/>
@@ -1423,22 +1327,6 @@
         <w:gridCol w:w="1154"/>
       </w:tblGrid>
       <w:tr>
-        <w:tblPrEx>
-          <w:tblBorders>
-            <w:top w:val="single" w:color="auto" w:sz="4" w:space="0"/>
-            <w:left w:val="single" w:color="auto" w:sz="4" w:space="0"/>
-            <w:bottom w:val="single" w:color="auto" w:sz="4" w:space="0"/>
-            <w:right w:val="single" w:color="auto" w:sz="4" w:space="0"/>
-            <w:insideH w:val="single" w:color="auto" w:sz="4" w:space="0"/>
-            <w:insideV w:val="single" w:color="auto" w:sz="4" w:space="0"/>
-          </w:tblBorders>
-          <w:tblCellMar>
-            <w:top w:w="0" w:type="dxa"/>
-            <w:left w:w="10" w:type="dxa"/>
-            <w:bottom w:w="0" w:type="dxa"/>
-            <w:right w:w="10" w:type="dxa"/>
-          </w:tblCellMar>
-        </w:tblPrEx>
         <w:trPr>
           <w:tblHeader/>
         </w:trPr>
@@ -1654,22 +1542,6 @@
         </w:tc>
       </w:tr>
       <w:tr>
-        <w:tblPrEx>
-          <w:tblBorders>
-            <w:top w:val="single" w:color="auto" w:sz="4" w:space="0"/>
-            <w:left w:val="single" w:color="auto" w:sz="4" w:space="0"/>
-            <w:bottom w:val="single" w:color="auto" w:sz="4" w:space="0"/>
-            <w:right w:val="single" w:color="auto" w:sz="4" w:space="0"/>
-            <w:insideH w:val="single" w:color="auto" w:sz="4" w:space="0"/>
-            <w:insideV w:val="single" w:color="auto" w:sz="4" w:space="0"/>
-          </w:tblBorders>
-          <w:tblCellMar>
-            <w:top w:w="0" w:type="dxa"/>
-            <w:left w:w="10" w:type="dxa"/>
-            <w:bottom w:w="0" w:type="dxa"/>
-            <w:right w:w="10" w:type="dxa"/>
-          </w:tblCellMar>
-        </w:tblPrEx>
         <w:tc>
           <w:tcPr>
             <w:tcW w:w="9360" w:type="dxa"/>
@@ -1704,22 +1576,6 @@
         </w:tc>
       </w:tr>
       <w:tr>
-        <w:tblPrEx>
-          <w:tblBorders>
-            <w:top w:val="single" w:color="auto" w:sz="4" w:space="0"/>
-            <w:left w:val="single" w:color="auto" w:sz="4" w:space="0"/>
-            <w:bottom w:val="single" w:color="auto" w:sz="4" w:space="0"/>
-            <w:right w:val="single" w:color="auto" w:sz="4" w:space="0"/>
-            <w:insideH w:val="single" w:color="auto" w:sz="4" w:space="0"/>
-            <w:insideV w:val="single" w:color="auto" w:sz="4" w:space="0"/>
-          </w:tblBorders>
-          <w:tblCellMar>
-            <w:top w:w="0" w:type="dxa"/>
-            <w:left w:w="10" w:type="dxa"/>
-            <w:bottom w:w="0" w:type="dxa"/>
-            <w:right w:w="10" w:type="dxa"/>
-          </w:tblCellMar>
-        </w:tblPrEx>
         <w:tc>
           <w:tcPr>
             <w:tcW w:w="875" w:type="dxa"/>
@@ -1909,22 +1765,6 @@
         </w:tc>
       </w:tr>
       <w:tr>
-        <w:tblPrEx>
-          <w:tblBorders>
-            <w:top w:val="single" w:color="auto" w:sz="4" w:space="0"/>
-            <w:left w:val="single" w:color="auto" w:sz="4" w:space="0"/>
-            <w:bottom w:val="single" w:color="auto" w:sz="4" w:space="0"/>
-            <w:right w:val="single" w:color="auto" w:sz="4" w:space="0"/>
-            <w:insideH w:val="single" w:color="auto" w:sz="4" w:space="0"/>
-            <w:insideV w:val="single" w:color="auto" w:sz="4" w:space="0"/>
-          </w:tblBorders>
-          <w:tblCellMar>
-            <w:top w:w="0" w:type="dxa"/>
-            <w:left w:w="10" w:type="dxa"/>
-            <w:bottom w:w="0" w:type="dxa"/>
-            <w:right w:w="10" w:type="dxa"/>
-          </w:tblCellMar>
-        </w:tblPrEx>
         <w:tc>
           <w:tcPr>
             <w:tcW w:w="875" w:type="dxa"/>
@@ -2114,22 +1954,6 @@
         </w:tc>
       </w:tr>
       <w:tr>
-        <w:tblPrEx>
-          <w:tblBorders>
-            <w:top w:val="single" w:color="auto" w:sz="4" w:space="0"/>
-            <w:left w:val="single" w:color="auto" w:sz="4" w:space="0"/>
-            <w:bottom w:val="single" w:color="auto" w:sz="4" w:space="0"/>
-            <w:right w:val="single" w:color="auto" w:sz="4" w:space="0"/>
-            <w:insideH w:val="single" w:color="auto" w:sz="4" w:space="0"/>
-            <w:insideV w:val="single" w:color="auto" w:sz="4" w:space="0"/>
-          </w:tblBorders>
-          <w:tblCellMar>
-            <w:top w:w="0" w:type="dxa"/>
-            <w:left w:w="10" w:type="dxa"/>
-            <w:bottom w:w="0" w:type="dxa"/>
-            <w:right w:w="10" w:type="dxa"/>
-          </w:tblCellMar>
-        </w:tblPrEx>
         <w:tc>
           <w:tcPr>
             <w:tcW w:w="875" w:type="dxa"/>
@@ -2319,22 +2143,6 @@
         </w:tc>
       </w:tr>
       <w:tr>
-        <w:tblPrEx>
-          <w:tblBorders>
-            <w:top w:val="single" w:color="auto" w:sz="4" w:space="0"/>
-            <w:left w:val="single" w:color="auto" w:sz="4" w:space="0"/>
-            <w:bottom w:val="single" w:color="auto" w:sz="4" w:space="0"/>
-            <w:right w:val="single" w:color="auto" w:sz="4" w:space="0"/>
-            <w:insideH w:val="single" w:color="auto" w:sz="4" w:space="0"/>
-            <w:insideV w:val="single" w:color="auto" w:sz="4" w:space="0"/>
-          </w:tblBorders>
-          <w:tblCellMar>
-            <w:top w:w="0" w:type="dxa"/>
-            <w:left w:w="10" w:type="dxa"/>
-            <w:bottom w:w="0" w:type="dxa"/>
-            <w:right w:w="10" w:type="dxa"/>
-          </w:tblCellMar>
-        </w:tblPrEx>
         <w:tc>
           <w:tcPr>
             <w:tcW w:w="875" w:type="dxa"/>
@@ -2524,22 +2332,6 @@
         </w:tc>
       </w:tr>
       <w:tr>
-        <w:tblPrEx>
-          <w:tblBorders>
-            <w:top w:val="single" w:color="auto" w:sz="4" w:space="0"/>
-            <w:left w:val="single" w:color="auto" w:sz="4" w:space="0"/>
-            <w:bottom w:val="single" w:color="auto" w:sz="4" w:space="0"/>
-            <w:right w:val="single" w:color="auto" w:sz="4" w:space="0"/>
-            <w:insideH w:val="single" w:color="auto" w:sz="4" w:space="0"/>
-            <w:insideV w:val="single" w:color="auto" w:sz="4" w:space="0"/>
-          </w:tblBorders>
-          <w:tblCellMar>
-            <w:top w:w="0" w:type="dxa"/>
-            <w:left w:w="10" w:type="dxa"/>
-            <w:bottom w:w="0" w:type="dxa"/>
-            <w:right w:w="10" w:type="dxa"/>
-          </w:tblCellMar>
-        </w:tblPrEx>
         <w:tc>
           <w:tcPr>
             <w:tcW w:w="875" w:type="dxa"/>
@@ -2729,22 +2521,6 @@
         </w:tc>
       </w:tr>
       <w:tr>
-        <w:tblPrEx>
-          <w:tblBorders>
-            <w:top w:val="single" w:color="auto" w:sz="4" w:space="0"/>
-            <w:left w:val="single" w:color="auto" w:sz="4" w:space="0"/>
-            <w:bottom w:val="single" w:color="auto" w:sz="4" w:space="0"/>
-            <w:right w:val="single" w:color="auto" w:sz="4" w:space="0"/>
-            <w:insideH w:val="single" w:color="auto" w:sz="4" w:space="0"/>
-            <w:insideV w:val="single" w:color="auto" w:sz="4" w:space="0"/>
-          </w:tblBorders>
-          <w:tblCellMar>
-            <w:top w:w="0" w:type="dxa"/>
-            <w:left w:w="10" w:type="dxa"/>
-            <w:bottom w:w="0" w:type="dxa"/>
-            <w:right w:w="10" w:type="dxa"/>
-          </w:tblCellMar>
-        </w:tblPrEx>
         <w:tc>
           <w:tcPr>
             <w:tcW w:w="875" w:type="dxa"/>
@@ -2934,22 +2710,6 @@
         </w:tc>
       </w:tr>
       <w:tr>
-        <w:tblPrEx>
-          <w:tblBorders>
-            <w:top w:val="single" w:color="auto" w:sz="4" w:space="0"/>
-            <w:left w:val="single" w:color="auto" w:sz="4" w:space="0"/>
-            <w:bottom w:val="single" w:color="auto" w:sz="4" w:space="0"/>
-            <w:right w:val="single" w:color="auto" w:sz="4" w:space="0"/>
-            <w:insideH w:val="single" w:color="auto" w:sz="4" w:space="0"/>
-            <w:insideV w:val="single" w:color="auto" w:sz="4" w:space="0"/>
-          </w:tblBorders>
-          <w:tblCellMar>
-            <w:top w:w="0" w:type="dxa"/>
-            <w:left w:w="10" w:type="dxa"/>
-            <w:bottom w:w="0" w:type="dxa"/>
-            <w:right w:w="10" w:type="dxa"/>
-          </w:tblCellMar>
-        </w:tblPrEx>
         <w:tc>
           <w:tcPr>
             <w:tcW w:w="875" w:type="dxa"/>
@@ -3139,22 +2899,6 @@
         </w:tc>
       </w:tr>
       <w:tr>
-        <w:tblPrEx>
-          <w:tblBorders>
-            <w:top w:val="single" w:color="auto" w:sz="4" w:space="0"/>
-            <w:left w:val="single" w:color="auto" w:sz="4" w:space="0"/>
-            <w:bottom w:val="single" w:color="auto" w:sz="4" w:space="0"/>
-            <w:right w:val="single" w:color="auto" w:sz="4" w:space="0"/>
-            <w:insideH w:val="single" w:color="auto" w:sz="4" w:space="0"/>
-            <w:insideV w:val="single" w:color="auto" w:sz="4" w:space="0"/>
-          </w:tblBorders>
-          <w:tblCellMar>
-            <w:top w:w="0" w:type="dxa"/>
-            <w:left w:w="10" w:type="dxa"/>
-            <w:bottom w:w="0" w:type="dxa"/>
-            <w:right w:w="10" w:type="dxa"/>
-          </w:tblCellMar>
-        </w:tblPrEx>
         <w:tc>
           <w:tcPr>
             <w:tcW w:w="875" w:type="dxa"/>
@@ -3344,22 +3088,6 @@
         </w:tc>
       </w:tr>
       <w:tr>
-        <w:tblPrEx>
-          <w:tblBorders>
-            <w:top w:val="single" w:color="auto" w:sz="4" w:space="0"/>
-            <w:left w:val="single" w:color="auto" w:sz="4" w:space="0"/>
-            <w:bottom w:val="single" w:color="auto" w:sz="4" w:space="0"/>
-            <w:right w:val="single" w:color="auto" w:sz="4" w:space="0"/>
-            <w:insideH w:val="single" w:color="auto" w:sz="4" w:space="0"/>
-            <w:insideV w:val="single" w:color="auto" w:sz="4" w:space="0"/>
-          </w:tblBorders>
-          <w:tblCellMar>
-            <w:top w:w="0" w:type="dxa"/>
-            <w:left w:w="10" w:type="dxa"/>
-            <w:bottom w:w="0" w:type="dxa"/>
-            <w:right w:w="10" w:type="dxa"/>
-          </w:tblCellMar>
-        </w:tblPrEx>
         <w:tc>
           <w:tcPr>
             <w:tcW w:w="875" w:type="dxa"/>
@@ -3549,22 +3277,6 @@
         </w:tc>
       </w:tr>
       <w:tr>
-        <w:tblPrEx>
-          <w:tblBorders>
-            <w:top w:val="single" w:color="auto" w:sz="4" w:space="0"/>
-            <w:left w:val="single" w:color="auto" w:sz="4" w:space="0"/>
-            <w:bottom w:val="single" w:color="auto" w:sz="4" w:space="0"/>
-            <w:right w:val="single" w:color="auto" w:sz="4" w:space="0"/>
-            <w:insideH w:val="single" w:color="auto" w:sz="4" w:space="0"/>
-            <w:insideV w:val="single" w:color="auto" w:sz="4" w:space="0"/>
-          </w:tblBorders>
-          <w:tblCellMar>
-            <w:top w:w="0" w:type="dxa"/>
-            <w:left w:w="10" w:type="dxa"/>
-            <w:bottom w:w="0" w:type="dxa"/>
-            <w:right w:w="10" w:type="dxa"/>
-          </w:tblCellMar>
-        </w:tblPrEx>
         <w:tc>
           <w:tcPr>
             <w:tcW w:w="875" w:type="dxa"/>
@@ -3754,22 +3466,6 @@
         </w:tc>
       </w:tr>
       <w:tr>
-        <w:tblPrEx>
-          <w:tblBorders>
-            <w:top w:val="single" w:color="auto" w:sz="4" w:space="0"/>
-            <w:left w:val="single" w:color="auto" w:sz="4" w:space="0"/>
-            <w:bottom w:val="single" w:color="auto" w:sz="4" w:space="0"/>
-            <w:right w:val="single" w:color="auto" w:sz="4" w:space="0"/>
-            <w:insideH w:val="single" w:color="auto" w:sz="4" w:space="0"/>
-            <w:insideV w:val="single" w:color="auto" w:sz="4" w:space="0"/>
-          </w:tblBorders>
-          <w:tblCellMar>
-            <w:top w:w="0" w:type="dxa"/>
-            <w:left w:w="10" w:type="dxa"/>
-            <w:bottom w:w="0" w:type="dxa"/>
-            <w:right w:w="10" w:type="dxa"/>
-          </w:tblCellMar>
-        </w:tblPrEx>
         <w:tc>
           <w:tcPr>
             <w:tcW w:w="9360" w:type="dxa"/>
@@ -3804,22 +3500,6 @@
         </w:tc>
       </w:tr>
       <w:tr>
-        <w:tblPrEx>
-          <w:tblBorders>
-            <w:top w:val="single" w:color="auto" w:sz="4" w:space="0"/>
-            <w:left w:val="single" w:color="auto" w:sz="4" w:space="0"/>
-            <w:bottom w:val="single" w:color="auto" w:sz="4" w:space="0"/>
-            <w:right w:val="single" w:color="auto" w:sz="4" w:space="0"/>
-            <w:insideH w:val="single" w:color="auto" w:sz="4" w:space="0"/>
-            <w:insideV w:val="single" w:color="auto" w:sz="4" w:space="0"/>
-          </w:tblBorders>
-          <w:tblCellMar>
-            <w:top w:w="0" w:type="dxa"/>
-            <w:left w:w="10" w:type="dxa"/>
-            <w:bottom w:w="0" w:type="dxa"/>
-            <w:right w:w="10" w:type="dxa"/>
-          </w:tblCellMar>
-        </w:tblPrEx>
         <w:tc>
           <w:tcPr>
             <w:tcW w:w="875" w:type="dxa"/>
@@ -4009,22 +3689,6 @@
         </w:tc>
       </w:tr>
       <w:tr>
-        <w:tblPrEx>
-          <w:tblBorders>
-            <w:top w:val="single" w:color="auto" w:sz="4" w:space="0"/>
-            <w:left w:val="single" w:color="auto" w:sz="4" w:space="0"/>
-            <w:bottom w:val="single" w:color="auto" w:sz="4" w:space="0"/>
-            <w:right w:val="single" w:color="auto" w:sz="4" w:space="0"/>
-            <w:insideH w:val="single" w:color="auto" w:sz="4" w:space="0"/>
-            <w:insideV w:val="single" w:color="auto" w:sz="4" w:space="0"/>
-          </w:tblBorders>
-          <w:tblCellMar>
-            <w:top w:w="0" w:type="dxa"/>
-            <w:left w:w="10" w:type="dxa"/>
-            <w:bottom w:w="0" w:type="dxa"/>
-            <w:right w:w="10" w:type="dxa"/>
-          </w:tblCellMar>
-        </w:tblPrEx>
         <w:tc>
           <w:tcPr>
             <w:tcW w:w="875" w:type="dxa"/>
@@ -4214,22 +3878,6 @@
         </w:tc>
       </w:tr>
       <w:tr>
-        <w:tblPrEx>
-          <w:tblBorders>
-            <w:top w:val="single" w:color="auto" w:sz="4" w:space="0"/>
-            <w:left w:val="single" w:color="auto" w:sz="4" w:space="0"/>
-            <w:bottom w:val="single" w:color="auto" w:sz="4" w:space="0"/>
-            <w:right w:val="single" w:color="auto" w:sz="4" w:space="0"/>
-            <w:insideH w:val="single" w:color="auto" w:sz="4" w:space="0"/>
-            <w:insideV w:val="single" w:color="auto" w:sz="4" w:space="0"/>
-          </w:tblBorders>
-          <w:tblCellMar>
-            <w:top w:w="0" w:type="dxa"/>
-            <w:left w:w="10" w:type="dxa"/>
-            <w:bottom w:w="0" w:type="dxa"/>
-            <w:right w:w="10" w:type="dxa"/>
-          </w:tblCellMar>
-        </w:tblPrEx>
         <w:tc>
           <w:tcPr>
             <w:tcW w:w="875" w:type="dxa"/>
@@ -4419,22 +4067,6 @@
         </w:tc>
       </w:tr>
       <w:tr>
-        <w:tblPrEx>
-          <w:tblBorders>
-            <w:top w:val="single" w:color="auto" w:sz="4" w:space="0"/>
-            <w:left w:val="single" w:color="auto" w:sz="4" w:space="0"/>
-            <w:bottom w:val="single" w:color="auto" w:sz="4" w:space="0"/>
-            <w:right w:val="single" w:color="auto" w:sz="4" w:space="0"/>
-            <w:insideH w:val="single" w:color="auto" w:sz="4" w:space="0"/>
-            <w:insideV w:val="single" w:color="auto" w:sz="4" w:space="0"/>
-          </w:tblBorders>
-          <w:tblCellMar>
-            <w:top w:w="0" w:type="dxa"/>
-            <w:left w:w="10" w:type="dxa"/>
-            <w:bottom w:w="0" w:type="dxa"/>
-            <w:right w:w="10" w:type="dxa"/>
-          </w:tblCellMar>
-        </w:tblPrEx>
         <w:tc>
           <w:tcPr>
             <w:tcW w:w="875" w:type="dxa"/>
@@ -4624,22 +4256,6 @@
         </w:tc>
       </w:tr>
       <w:tr>
-        <w:tblPrEx>
-          <w:tblBorders>
-            <w:top w:val="single" w:color="auto" w:sz="4" w:space="0"/>
-            <w:left w:val="single" w:color="auto" w:sz="4" w:space="0"/>
-            <w:bottom w:val="single" w:color="auto" w:sz="4" w:space="0"/>
-            <w:right w:val="single" w:color="auto" w:sz="4" w:space="0"/>
-            <w:insideH w:val="single" w:color="auto" w:sz="4" w:space="0"/>
-            <w:insideV w:val="single" w:color="auto" w:sz="4" w:space="0"/>
-          </w:tblBorders>
-          <w:tblCellMar>
-            <w:top w:w="0" w:type="dxa"/>
-            <w:left w:w="10" w:type="dxa"/>
-            <w:bottom w:w="0" w:type="dxa"/>
-            <w:right w:w="10" w:type="dxa"/>
-          </w:tblCellMar>
-        </w:tblPrEx>
         <w:tc>
           <w:tcPr>
             <w:tcW w:w="9360" w:type="dxa"/>
@@ -4674,22 +4290,6 @@
         </w:tc>
       </w:tr>
       <w:tr>
-        <w:tblPrEx>
-          <w:tblBorders>
-            <w:top w:val="single" w:color="auto" w:sz="4" w:space="0"/>
-            <w:left w:val="single" w:color="auto" w:sz="4" w:space="0"/>
-            <w:bottom w:val="single" w:color="auto" w:sz="4" w:space="0"/>
-            <w:right w:val="single" w:color="auto" w:sz="4" w:space="0"/>
-            <w:insideH w:val="single" w:color="auto" w:sz="4" w:space="0"/>
-            <w:insideV w:val="single" w:color="auto" w:sz="4" w:space="0"/>
-          </w:tblBorders>
-          <w:tblCellMar>
-            <w:top w:w="0" w:type="dxa"/>
-            <w:left w:w="10" w:type="dxa"/>
-            <w:bottom w:w="0" w:type="dxa"/>
-            <w:right w:w="10" w:type="dxa"/>
-          </w:tblCellMar>
-        </w:tblPrEx>
         <w:tc>
           <w:tcPr>
             <w:tcW w:w="875" w:type="dxa"/>
@@ -4879,22 +4479,6 @@
         </w:tc>
       </w:tr>
       <w:tr>
-        <w:tblPrEx>
-          <w:tblBorders>
-            <w:top w:val="single" w:color="auto" w:sz="4" w:space="0"/>
-            <w:left w:val="single" w:color="auto" w:sz="4" w:space="0"/>
-            <w:bottom w:val="single" w:color="auto" w:sz="4" w:space="0"/>
-            <w:right w:val="single" w:color="auto" w:sz="4" w:space="0"/>
-            <w:insideH w:val="single" w:color="auto" w:sz="4" w:space="0"/>
-            <w:insideV w:val="single" w:color="auto" w:sz="4" w:space="0"/>
-          </w:tblBorders>
-          <w:tblCellMar>
-            <w:top w:w="0" w:type="dxa"/>
-            <w:left w:w="10" w:type="dxa"/>
-            <w:bottom w:w="0" w:type="dxa"/>
-            <w:right w:w="10" w:type="dxa"/>
-          </w:tblCellMar>
-        </w:tblPrEx>
         <w:tc>
           <w:tcPr>
             <w:tcW w:w="875" w:type="dxa"/>
@@ -5084,22 +4668,6 @@
         </w:tc>
       </w:tr>
       <w:tr>
-        <w:tblPrEx>
-          <w:tblBorders>
-            <w:top w:val="single" w:color="auto" w:sz="4" w:space="0"/>
-            <w:left w:val="single" w:color="auto" w:sz="4" w:space="0"/>
-            <w:bottom w:val="single" w:color="auto" w:sz="4" w:space="0"/>
-            <w:right w:val="single" w:color="auto" w:sz="4" w:space="0"/>
-            <w:insideH w:val="single" w:color="auto" w:sz="4" w:space="0"/>
-            <w:insideV w:val="single" w:color="auto" w:sz="4" w:space="0"/>
-          </w:tblBorders>
-          <w:tblCellMar>
-            <w:top w:w="0" w:type="dxa"/>
-            <w:left w:w="10" w:type="dxa"/>
-            <w:bottom w:w="0" w:type="dxa"/>
-            <w:right w:w="10" w:type="dxa"/>
-          </w:tblCellMar>
-        </w:tblPrEx>
         <w:tc>
           <w:tcPr>
             <w:tcW w:w="875" w:type="dxa"/>
@@ -5289,22 +4857,6 @@
         </w:tc>
       </w:tr>
       <w:tr>
-        <w:tblPrEx>
-          <w:tblBorders>
-            <w:top w:val="single" w:color="auto" w:sz="4" w:space="0"/>
-            <w:left w:val="single" w:color="auto" w:sz="4" w:space="0"/>
-            <w:bottom w:val="single" w:color="auto" w:sz="4" w:space="0"/>
-            <w:right w:val="single" w:color="auto" w:sz="4" w:space="0"/>
-            <w:insideH w:val="single" w:color="auto" w:sz="4" w:space="0"/>
-            <w:insideV w:val="single" w:color="auto" w:sz="4" w:space="0"/>
-          </w:tblBorders>
-          <w:tblCellMar>
-            <w:top w:w="0" w:type="dxa"/>
-            <w:left w:w="10" w:type="dxa"/>
-            <w:bottom w:w="0" w:type="dxa"/>
-            <w:right w:w="10" w:type="dxa"/>
-          </w:tblCellMar>
-        </w:tblPrEx>
         <w:tc>
           <w:tcPr>
             <w:tcW w:w="875" w:type="dxa"/>
@@ -5494,22 +5046,6 @@
         </w:tc>
       </w:tr>
       <w:tr>
-        <w:tblPrEx>
-          <w:tblBorders>
-            <w:top w:val="single" w:color="auto" w:sz="4" w:space="0"/>
-            <w:left w:val="single" w:color="auto" w:sz="4" w:space="0"/>
-            <w:bottom w:val="single" w:color="auto" w:sz="4" w:space="0"/>
-            <w:right w:val="single" w:color="auto" w:sz="4" w:space="0"/>
-            <w:insideH w:val="single" w:color="auto" w:sz="4" w:space="0"/>
-            <w:insideV w:val="single" w:color="auto" w:sz="4" w:space="0"/>
-          </w:tblBorders>
-          <w:tblCellMar>
-            <w:top w:w="0" w:type="dxa"/>
-            <w:left w:w="10" w:type="dxa"/>
-            <w:bottom w:w="0" w:type="dxa"/>
-            <w:right w:w="10" w:type="dxa"/>
-          </w:tblCellMar>
-        </w:tblPrEx>
         <w:tc>
           <w:tcPr>
             <w:tcW w:w="9360" w:type="dxa"/>
@@ -5544,22 +5080,6 @@
         </w:tc>
       </w:tr>
       <w:tr>
-        <w:tblPrEx>
-          <w:tblBorders>
-            <w:top w:val="single" w:color="auto" w:sz="4" w:space="0"/>
-            <w:left w:val="single" w:color="auto" w:sz="4" w:space="0"/>
-            <w:bottom w:val="single" w:color="auto" w:sz="4" w:space="0"/>
-            <w:right w:val="single" w:color="auto" w:sz="4" w:space="0"/>
-            <w:insideH w:val="single" w:color="auto" w:sz="4" w:space="0"/>
-            <w:insideV w:val="single" w:color="auto" w:sz="4" w:space="0"/>
-          </w:tblBorders>
-          <w:tblCellMar>
-            <w:top w:w="0" w:type="dxa"/>
-            <w:left w:w="10" w:type="dxa"/>
-            <w:bottom w:w="0" w:type="dxa"/>
-            <w:right w:w="10" w:type="dxa"/>
-          </w:tblCellMar>
-        </w:tblPrEx>
         <w:tc>
           <w:tcPr>
             <w:tcW w:w="875" w:type="dxa"/>
@@ -5749,22 +5269,6 @@
         </w:tc>
       </w:tr>
       <w:tr>
-        <w:tblPrEx>
-          <w:tblBorders>
-            <w:top w:val="single" w:color="auto" w:sz="4" w:space="0"/>
-            <w:left w:val="single" w:color="auto" w:sz="4" w:space="0"/>
-            <w:bottom w:val="single" w:color="auto" w:sz="4" w:space="0"/>
-            <w:right w:val="single" w:color="auto" w:sz="4" w:space="0"/>
-            <w:insideH w:val="single" w:color="auto" w:sz="4" w:space="0"/>
-            <w:insideV w:val="single" w:color="auto" w:sz="4" w:space="0"/>
-          </w:tblBorders>
-          <w:tblCellMar>
-            <w:top w:w="0" w:type="dxa"/>
-            <w:left w:w="10" w:type="dxa"/>
-            <w:bottom w:w="0" w:type="dxa"/>
-            <w:right w:w="10" w:type="dxa"/>
-          </w:tblCellMar>
-        </w:tblPrEx>
         <w:tc>
           <w:tcPr>
             <w:tcW w:w="875" w:type="dxa"/>
@@ -5954,22 +5458,6 @@
         </w:tc>
       </w:tr>
       <w:tr>
-        <w:tblPrEx>
-          <w:tblBorders>
-            <w:top w:val="single" w:color="auto" w:sz="4" w:space="0"/>
-            <w:left w:val="single" w:color="auto" w:sz="4" w:space="0"/>
-            <w:bottom w:val="single" w:color="auto" w:sz="4" w:space="0"/>
-            <w:right w:val="single" w:color="auto" w:sz="4" w:space="0"/>
-            <w:insideH w:val="single" w:color="auto" w:sz="4" w:space="0"/>
-            <w:insideV w:val="single" w:color="auto" w:sz="4" w:space="0"/>
-          </w:tblBorders>
-          <w:tblCellMar>
-            <w:top w:w="0" w:type="dxa"/>
-            <w:left w:w="10" w:type="dxa"/>
-            <w:bottom w:w="0" w:type="dxa"/>
-            <w:right w:w="10" w:type="dxa"/>
-          </w:tblCellMar>
-        </w:tblPrEx>
         <w:tc>
           <w:tcPr>
             <w:tcW w:w="875" w:type="dxa"/>
@@ -6159,22 +5647,6 @@
         </w:tc>
       </w:tr>
       <w:tr>
-        <w:tblPrEx>
-          <w:tblBorders>
-            <w:top w:val="single" w:color="auto" w:sz="4" w:space="0"/>
-            <w:left w:val="single" w:color="auto" w:sz="4" w:space="0"/>
-            <w:bottom w:val="single" w:color="auto" w:sz="4" w:space="0"/>
-            <w:right w:val="single" w:color="auto" w:sz="4" w:space="0"/>
-            <w:insideH w:val="single" w:color="auto" w:sz="4" w:space="0"/>
-            <w:insideV w:val="single" w:color="auto" w:sz="4" w:space="0"/>
-          </w:tblBorders>
-          <w:tblCellMar>
-            <w:top w:w="0" w:type="dxa"/>
-            <w:left w:w="10" w:type="dxa"/>
-            <w:bottom w:w="0" w:type="dxa"/>
-            <w:right w:w="10" w:type="dxa"/>
-          </w:tblCellMar>
-        </w:tblPrEx>
         <w:tc>
           <w:tcPr>
             <w:tcW w:w="875" w:type="dxa"/>
@@ -6364,22 +5836,6 @@
         </w:tc>
       </w:tr>
       <w:tr>
-        <w:tblPrEx>
-          <w:tblBorders>
-            <w:top w:val="single" w:color="auto" w:sz="4" w:space="0"/>
-            <w:left w:val="single" w:color="auto" w:sz="4" w:space="0"/>
-            <w:bottom w:val="single" w:color="auto" w:sz="4" w:space="0"/>
-            <w:right w:val="single" w:color="auto" w:sz="4" w:space="0"/>
-            <w:insideH w:val="single" w:color="auto" w:sz="4" w:space="0"/>
-            <w:insideV w:val="single" w:color="auto" w:sz="4" w:space="0"/>
-          </w:tblBorders>
-          <w:tblCellMar>
-            <w:top w:w="0" w:type="dxa"/>
-            <w:left w:w="10" w:type="dxa"/>
-            <w:bottom w:w="0" w:type="dxa"/>
-            <w:right w:w="10" w:type="dxa"/>
-          </w:tblCellMar>
-        </w:tblPrEx>
         <w:tc>
           <w:tcPr>
             <w:tcW w:w="875" w:type="dxa"/>
@@ -6569,22 +6025,6 @@
         </w:tc>
       </w:tr>
       <w:tr>
-        <w:tblPrEx>
-          <w:tblBorders>
-            <w:top w:val="single" w:color="auto" w:sz="4" w:space="0"/>
-            <w:left w:val="single" w:color="auto" w:sz="4" w:space="0"/>
-            <w:bottom w:val="single" w:color="auto" w:sz="4" w:space="0"/>
-            <w:right w:val="single" w:color="auto" w:sz="4" w:space="0"/>
-            <w:insideH w:val="single" w:color="auto" w:sz="4" w:space="0"/>
-            <w:insideV w:val="single" w:color="auto" w:sz="4" w:space="0"/>
-          </w:tblBorders>
-          <w:tblCellMar>
-            <w:top w:w="0" w:type="dxa"/>
-            <w:left w:w="10" w:type="dxa"/>
-            <w:bottom w:w="0" w:type="dxa"/>
-            <w:right w:w="10" w:type="dxa"/>
-          </w:tblCellMar>
-        </w:tblPrEx>
         <w:tc>
           <w:tcPr>
             <w:tcW w:w="875" w:type="dxa"/>
@@ -6774,22 +6214,6 @@
         </w:tc>
       </w:tr>
       <w:tr>
-        <w:tblPrEx>
-          <w:tblBorders>
-            <w:top w:val="single" w:color="auto" w:sz="4" w:space="0"/>
-            <w:left w:val="single" w:color="auto" w:sz="4" w:space="0"/>
-            <w:bottom w:val="single" w:color="auto" w:sz="4" w:space="0"/>
-            <w:right w:val="single" w:color="auto" w:sz="4" w:space="0"/>
-            <w:insideH w:val="single" w:color="auto" w:sz="4" w:space="0"/>
-            <w:insideV w:val="single" w:color="auto" w:sz="4" w:space="0"/>
-          </w:tblBorders>
-          <w:tblCellMar>
-            <w:top w:w="0" w:type="dxa"/>
-            <w:left w:w="10" w:type="dxa"/>
-            <w:bottom w:w="0" w:type="dxa"/>
-            <w:right w:w="10" w:type="dxa"/>
-          </w:tblCellMar>
-        </w:tblPrEx>
         <w:tc>
           <w:tcPr>
             <w:tcW w:w="875" w:type="dxa"/>
@@ -6979,22 +6403,6 @@
         </w:tc>
       </w:tr>
       <w:tr>
-        <w:tblPrEx>
-          <w:tblBorders>
-            <w:top w:val="single" w:color="auto" w:sz="4" w:space="0"/>
-            <w:left w:val="single" w:color="auto" w:sz="4" w:space="0"/>
-            <w:bottom w:val="single" w:color="auto" w:sz="4" w:space="0"/>
-            <w:right w:val="single" w:color="auto" w:sz="4" w:space="0"/>
-            <w:insideH w:val="single" w:color="auto" w:sz="4" w:space="0"/>
-            <w:insideV w:val="single" w:color="auto" w:sz="4" w:space="0"/>
-          </w:tblBorders>
-          <w:tblCellMar>
-            <w:top w:w="0" w:type="dxa"/>
-            <w:left w:w="10" w:type="dxa"/>
-            <w:bottom w:w="0" w:type="dxa"/>
-            <w:right w:w="10" w:type="dxa"/>
-          </w:tblCellMar>
-        </w:tblPrEx>
         <w:tc>
           <w:tcPr>
             <w:tcW w:w="875" w:type="dxa"/>
@@ -7184,22 +6592,6 @@
         </w:tc>
       </w:tr>
       <w:tr>
-        <w:tblPrEx>
-          <w:tblBorders>
-            <w:top w:val="single" w:color="auto" w:sz="4" w:space="0"/>
-            <w:left w:val="single" w:color="auto" w:sz="4" w:space="0"/>
-            <w:bottom w:val="single" w:color="auto" w:sz="4" w:space="0"/>
-            <w:right w:val="single" w:color="auto" w:sz="4" w:space="0"/>
-            <w:insideH w:val="single" w:color="auto" w:sz="4" w:space="0"/>
-            <w:insideV w:val="single" w:color="auto" w:sz="4" w:space="0"/>
-          </w:tblBorders>
-          <w:tblCellMar>
-            <w:top w:w="0" w:type="dxa"/>
-            <w:left w:w="10" w:type="dxa"/>
-            <w:bottom w:w="0" w:type="dxa"/>
-            <w:right w:w="10" w:type="dxa"/>
-          </w:tblCellMar>
-        </w:tblPrEx>
         <w:tc>
           <w:tcPr>
             <w:tcW w:w="9360" w:type="dxa"/>
@@ -7234,22 +6626,6 @@
         </w:tc>
       </w:tr>
       <w:tr>
-        <w:tblPrEx>
-          <w:tblBorders>
-            <w:top w:val="single" w:color="auto" w:sz="4" w:space="0"/>
-            <w:left w:val="single" w:color="auto" w:sz="4" w:space="0"/>
-            <w:bottom w:val="single" w:color="auto" w:sz="4" w:space="0"/>
-            <w:right w:val="single" w:color="auto" w:sz="4" w:space="0"/>
-            <w:insideH w:val="single" w:color="auto" w:sz="4" w:space="0"/>
-            <w:insideV w:val="single" w:color="auto" w:sz="4" w:space="0"/>
-          </w:tblBorders>
-          <w:tblCellMar>
-            <w:top w:w="0" w:type="dxa"/>
-            <w:left w:w="10" w:type="dxa"/>
-            <w:bottom w:w="0" w:type="dxa"/>
-            <w:right w:w="10" w:type="dxa"/>
-          </w:tblCellMar>
-        </w:tblPrEx>
         <w:tc>
           <w:tcPr>
             <w:tcW w:w="875" w:type="dxa"/>
@@ -7439,22 +6815,6 @@
         </w:tc>
       </w:tr>
       <w:tr>
-        <w:tblPrEx>
-          <w:tblBorders>
-            <w:top w:val="single" w:color="auto" w:sz="4" w:space="0"/>
-            <w:left w:val="single" w:color="auto" w:sz="4" w:space="0"/>
-            <w:bottom w:val="single" w:color="auto" w:sz="4" w:space="0"/>
-            <w:right w:val="single" w:color="auto" w:sz="4" w:space="0"/>
-            <w:insideH w:val="single" w:color="auto" w:sz="4" w:space="0"/>
-            <w:insideV w:val="single" w:color="auto" w:sz="4" w:space="0"/>
-          </w:tblBorders>
-          <w:tblCellMar>
-            <w:top w:w="0" w:type="dxa"/>
-            <w:left w:w="10" w:type="dxa"/>
-            <w:bottom w:w="0" w:type="dxa"/>
-            <w:right w:w="10" w:type="dxa"/>
-          </w:tblCellMar>
-        </w:tblPrEx>
         <w:tc>
           <w:tcPr>
             <w:tcW w:w="875" w:type="dxa"/>
@@ -7644,22 +7004,6 @@
         </w:tc>
       </w:tr>
       <w:tr>
-        <w:tblPrEx>
-          <w:tblBorders>
-            <w:top w:val="single" w:color="auto" w:sz="4" w:space="0"/>
-            <w:left w:val="single" w:color="auto" w:sz="4" w:space="0"/>
-            <w:bottom w:val="single" w:color="auto" w:sz="4" w:space="0"/>
-            <w:right w:val="single" w:color="auto" w:sz="4" w:space="0"/>
-            <w:insideH w:val="single" w:color="auto" w:sz="4" w:space="0"/>
-            <w:insideV w:val="single" w:color="auto" w:sz="4" w:space="0"/>
-          </w:tblBorders>
-          <w:tblCellMar>
-            <w:top w:w="0" w:type="dxa"/>
-            <w:left w:w="10" w:type="dxa"/>
-            <w:bottom w:w="0" w:type="dxa"/>
-            <w:right w:w="10" w:type="dxa"/>
-          </w:tblCellMar>
-        </w:tblPrEx>
         <w:tc>
           <w:tcPr>
             <w:tcW w:w="875" w:type="dxa"/>
@@ -7849,22 +7193,6 @@
         </w:tc>
       </w:tr>
       <w:tr>
-        <w:tblPrEx>
-          <w:tblBorders>
-            <w:top w:val="single" w:color="auto" w:sz="4" w:space="0"/>
-            <w:left w:val="single" w:color="auto" w:sz="4" w:space="0"/>
-            <w:bottom w:val="single" w:color="auto" w:sz="4" w:space="0"/>
-            <w:right w:val="single" w:color="auto" w:sz="4" w:space="0"/>
-            <w:insideH w:val="single" w:color="auto" w:sz="4" w:space="0"/>
-            <w:insideV w:val="single" w:color="auto" w:sz="4" w:space="0"/>
-          </w:tblBorders>
-          <w:tblCellMar>
-            <w:top w:w="0" w:type="dxa"/>
-            <w:left w:w="10" w:type="dxa"/>
-            <w:bottom w:w="0" w:type="dxa"/>
-            <w:right w:w="10" w:type="dxa"/>
-          </w:tblCellMar>
-        </w:tblPrEx>
         <w:tc>
           <w:tcPr>
             <w:tcW w:w="875" w:type="dxa"/>
@@ -8054,22 +7382,6 @@
         </w:tc>
       </w:tr>
       <w:tr>
-        <w:tblPrEx>
-          <w:tblBorders>
-            <w:top w:val="single" w:color="auto" w:sz="4" w:space="0"/>
-            <w:left w:val="single" w:color="auto" w:sz="4" w:space="0"/>
-            <w:bottom w:val="single" w:color="auto" w:sz="4" w:space="0"/>
-            <w:right w:val="single" w:color="auto" w:sz="4" w:space="0"/>
-            <w:insideH w:val="single" w:color="auto" w:sz="4" w:space="0"/>
-            <w:insideV w:val="single" w:color="auto" w:sz="4" w:space="0"/>
-          </w:tblBorders>
-          <w:tblCellMar>
-            <w:top w:w="0" w:type="dxa"/>
-            <w:left w:w="10" w:type="dxa"/>
-            <w:bottom w:w="0" w:type="dxa"/>
-            <w:right w:w="10" w:type="dxa"/>
-          </w:tblCellMar>
-        </w:tblPrEx>
         <w:tc>
           <w:tcPr>
             <w:tcW w:w="875" w:type="dxa"/>
@@ -8259,22 +7571,6 @@
         </w:tc>
       </w:tr>
       <w:tr>
-        <w:tblPrEx>
-          <w:tblBorders>
-            <w:top w:val="single" w:color="auto" w:sz="4" w:space="0"/>
-            <w:left w:val="single" w:color="auto" w:sz="4" w:space="0"/>
-            <w:bottom w:val="single" w:color="auto" w:sz="4" w:space="0"/>
-            <w:right w:val="single" w:color="auto" w:sz="4" w:space="0"/>
-            <w:insideH w:val="single" w:color="auto" w:sz="4" w:space="0"/>
-            <w:insideV w:val="single" w:color="auto" w:sz="4" w:space="0"/>
-          </w:tblBorders>
-          <w:tblCellMar>
-            <w:top w:w="0" w:type="dxa"/>
-            <w:left w:w="10" w:type="dxa"/>
-            <w:bottom w:w="0" w:type="dxa"/>
-            <w:right w:w="10" w:type="dxa"/>
-          </w:tblCellMar>
-        </w:tblPrEx>
         <w:tc>
           <w:tcPr>
             <w:tcW w:w="875" w:type="dxa"/>
@@ -8473,22 +7769,6 @@
         </w:tc>
       </w:tr>
       <w:tr>
-        <w:tblPrEx>
-          <w:tblBorders>
-            <w:top w:val="single" w:color="auto" w:sz="4" w:space="0"/>
-            <w:left w:val="single" w:color="auto" w:sz="4" w:space="0"/>
-            <w:bottom w:val="single" w:color="auto" w:sz="4" w:space="0"/>
-            <w:right w:val="single" w:color="auto" w:sz="4" w:space="0"/>
-            <w:insideH w:val="single" w:color="auto" w:sz="4" w:space="0"/>
-            <w:insideV w:val="single" w:color="auto" w:sz="4" w:space="0"/>
-          </w:tblBorders>
-          <w:tblCellMar>
-            <w:top w:w="0" w:type="dxa"/>
-            <w:left w:w="10" w:type="dxa"/>
-            <w:bottom w:w="0" w:type="dxa"/>
-            <w:right w:w="10" w:type="dxa"/>
-          </w:tblCellMar>
-        </w:tblPrEx>
         <w:tc>
           <w:tcPr>
             <w:tcW w:w="875" w:type="dxa"/>
@@ -8687,22 +7967,6 @@
         </w:tc>
       </w:tr>
       <w:tr>
-        <w:tblPrEx>
-          <w:tblBorders>
-            <w:top w:val="single" w:color="auto" w:sz="4" w:space="0"/>
-            <w:left w:val="single" w:color="auto" w:sz="4" w:space="0"/>
-            <w:bottom w:val="single" w:color="auto" w:sz="4" w:space="0"/>
-            <w:right w:val="single" w:color="auto" w:sz="4" w:space="0"/>
-            <w:insideH w:val="single" w:color="auto" w:sz="4" w:space="0"/>
-            <w:insideV w:val="single" w:color="auto" w:sz="4" w:space="0"/>
-          </w:tblBorders>
-          <w:tblCellMar>
-            <w:top w:w="0" w:type="dxa"/>
-            <w:left w:w="10" w:type="dxa"/>
-            <w:bottom w:w="0" w:type="dxa"/>
-            <w:right w:w="10" w:type="dxa"/>
-          </w:tblCellMar>
-        </w:tblPrEx>
         <w:tc>
           <w:tcPr>
             <w:tcW w:w="875" w:type="dxa"/>
@@ -8892,22 +8156,6 @@
         </w:tc>
       </w:tr>
       <w:tr>
-        <w:tblPrEx>
-          <w:tblBorders>
-            <w:top w:val="single" w:color="auto" w:sz="4" w:space="0"/>
-            <w:left w:val="single" w:color="auto" w:sz="4" w:space="0"/>
-            <w:bottom w:val="single" w:color="auto" w:sz="4" w:space="0"/>
-            <w:right w:val="single" w:color="auto" w:sz="4" w:space="0"/>
-            <w:insideH w:val="single" w:color="auto" w:sz="4" w:space="0"/>
-            <w:insideV w:val="single" w:color="auto" w:sz="4" w:space="0"/>
-          </w:tblBorders>
-          <w:tblCellMar>
-            <w:top w:w="0" w:type="dxa"/>
-            <w:left w:w="10" w:type="dxa"/>
-            <w:bottom w:w="0" w:type="dxa"/>
-            <w:right w:w="10" w:type="dxa"/>
-          </w:tblCellMar>
-        </w:tblPrEx>
         <w:tc>
           <w:tcPr>
             <w:tcW w:w="875" w:type="dxa"/>
@@ -9314,22 +8562,6 @@
         <w:gridCol w:w="1560"/>
       </w:tblGrid>
       <w:tr>
-        <w:tblPrEx>
-          <w:tblBorders>
-            <w:top w:val="single" w:color="auto" w:sz="4" w:space="0"/>
-            <w:left w:val="single" w:color="auto" w:sz="4" w:space="0"/>
-            <w:bottom w:val="single" w:color="auto" w:sz="4" w:space="0"/>
-            <w:right w:val="single" w:color="auto" w:sz="4" w:space="0"/>
-            <w:insideH w:val="single" w:color="auto" w:sz="4" w:space="0"/>
-            <w:insideV w:val="single" w:color="auto" w:sz="4" w:space="0"/>
-          </w:tblBorders>
-          <w:tblCellMar>
-            <w:top w:w="0" w:type="dxa"/>
-            <w:left w:w="10" w:type="dxa"/>
-            <w:bottom w:w="0" w:type="dxa"/>
-            <w:right w:w="10" w:type="dxa"/>
-          </w:tblCellMar>
-        </w:tblPrEx>
         <w:trPr>
           <w:tblHeader/>
         </w:trPr>
@@ -9515,22 +8747,6 @@
         </w:tc>
       </w:tr>
       <w:tr>
-        <w:tblPrEx>
-          <w:tblBorders>
-            <w:top w:val="single" w:color="auto" w:sz="4" w:space="0"/>
-            <w:left w:val="single" w:color="auto" w:sz="4" w:space="0"/>
-            <w:bottom w:val="single" w:color="auto" w:sz="4" w:space="0"/>
-            <w:right w:val="single" w:color="auto" w:sz="4" w:space="0"/>
-            <w:insideH w:val="single" w:color="auto" w:sz="4" w:space="0"/>
-            <w:insideV w:val="single" w:color="auto" w:sz="4" w:space="0"/>
-          </w:tblBorders>
-          <w:tblCellMar>
-            <w:top w:w="0" w:type="dxa"/>
-            <w:left w:w="10" w:type="dxa"/>
-            <w:bottom w:w="0" w:type="dxa"/>
-            <w:right w:w="10" w:type="dxa"/>
-          </w:tblCellMar>
-        </w:tblPrEx>
         <w:tc>
           <w:tcPr>
             <w:tcW w:w="9360" w:type="dxa"/>
@@ -9565,22 +8781,6 @@
         </w:tc>
       </w:tr>
       <w:tr>
-        <w:tblPrEx>
-          <w:tblBorders>
-            <w:top w:val="single" w:color="auto" w:sz="4" w:space="0"/>
-            <w:left w:val="single" w:color="auto" w:sz="4" w:space="0"/>
-            <w:bottom w:val="single" w:color="auto" w:sz="4" w:space="0"/>
-            <w:right w:val="single" w:color="auto" w:sz="4" w:space="0"/>
-            <w:insideH w:val="single" w:color="auto" w:sz="4" w:space="0"/>
-            <w:insideV w:val="single" w:color="auto" w:sz="4" w:space="0"/>
-          </w:tblBorders>
-          <w:tblCellMar>
-            <w:top w:w="0" w:type="dxa"/>
-            <w:left w:w="10" w:type="dxa"/>
-            <w:bottom w:w="0" w:type="dxa"/>
-            <w:right w:w="10" w:type="dxa"/>
-          </w:tblCellMar>
-        </w:tblPrEx>
         <w:tc>
           <w:tcPr>
             <w:tcW w:w="900" w:type="dxa"/>
@@ -9742,22 +8942,6 @@
         </w:tc>
       </w:tr>
       <w:tr>
-        <w:tblPrEx>
-          <w:tblBorders>
-            <w:top w:val="single" w:color="auto" w:sz="4" w:space="0"/>
-            <w:left w:val="single" w:color="auto" w:sz="4" w:space="0"/>
-            <w:bottom w:val="single" w:color="auto" w:sz="4" w:space="0"/>
-            <w:right w:val="single" w:color="auto" w:sz="4" w:space="0"/>
-            <w:insideH w:val="single" w:color="auto" w:sz="4" w:space="0"/>
-            <w:insideV w:val="single" w:color="auto" w:sz="4" w:space="0"/>
-          </w:tblBorders>
-          <w:tblCellMar>
-            <w:top w:w="0" w:type="dxa"/>
-            <w:left w:w="10" w:type="dxa"/>
-            <w:bottom w:w="0" w:type="dxa"/>
-            <w:right w:w="10" w:type="dxa"/>
-          </w:tblCellMar>
-        </w:tblPrEx>
         <w:tc>
           <w:tcPr>
             <w:tcW w:w="900" w:type="dxa"/>
@@ -9919,22 +9103,6 @@
         </w:tc>
       </w:tr>
       <w:tr>
-        <w:tblPrEx>
-          <w:tblBorders>
-            <w:top w:val="single" w:color="auto" w:sz="4" w:space="0"/>
-            <w:left w:val="single" w:color="auto" w:sz="4" w:space="0"/>
-            <w:bottom w:val="single" w:color="auto" w:sz="4" w:space="0"/>
-            <w:right w:val="single" w:color="auto" w:sz="4" w:space="0"/>
-            <w:insideH w:val="single" w:color="auto" w:sz="4" w:space="0"/>
-            <w:insideV w:val="single" w:color="auto" w:sz="4" w:space="0"/>
-          </w:tblBorders>
-          <w:tblCellMar>
-            <w:top w:w="0" w:type="dxa"/>
-            <w:left w:w="10" w:type="dxa"/>
-            <w:bottom w:w="0" w:type="dxa"/>
-            <w:right w:w="10" w:type="dxa"/>
-          </w:tblCellMar>
-        </w:tblPrEx>
         <w:tc>
           <w:tcPr>
             <w:tcW w:w="9360" w:type="dxa"/>
@@ -9969,22 +9137,6 @@
         </w:tc>
       </w:tr>
       <w:tr>
-        <w:tblPrEx>
-          <w:tblBorders>
-            <w:top w:val="single" w:color="auto" w:sz="4" w:space="0"/>
-            <w:left w:val="single" w:color="auto" w:sz="4" w:space="0"/>
-            <w:bottom w:val="single" w:color="auto" w:sz="4" w:space="0"/>
-            <w:right w:val="single" w:color="auto" w:sz="4" w:space="0"/>
-            <w:insideH w:val="single" w:color="auto" w:sz="4" w:space="0"/>
-            <w:insideV w:val="single" w:color="auto" w:sz="4" w:space="0"/>
-          </w:tblBorders>
-          <w:tblCellMar>
-            <w:top w:w="0" w:type="dxa"/>
-            <w:left w:w="10" w:type="dxa"/>
-            <w:bottom w:w="0" w:type="dxa"/>
-            <w:right w:w="10" w:type="dxa"/>
-          </w:tblCellMar>
-        </w:tblPrEx>
         <w:tc>
           <w:tcPr>
             <w:tcW w:w="900" w:type="dxa"/>
@@ -10146,22 +9298,6 @@
         </w:tc>
       </w:tr>
       <w:tr>
-        <w:tblPrEx>
-          <w:tblBorders>
-            <w:top w:val="single" w:color="auto" w:sz="4" w:space="0"/>
-            <w:left w:val="single" w:color="auto" w:sz="4" w:space="0"/>
-            <w:bottom w:val="single" w:color="auto" w:sz="4" w:space="0"/>
-            <w:right w:val="single" w:color="auto" w:sz="4" w:space="0"/>
-            <w:insideH w:val="single" w:color="auto" w:sz="4" w:space="0"/>
-            <w:insideV w:val="single" w:color="auto" w:sz="4" w:space="0"/>
-          </w:tblBorders>
-          <w:tblCellMar>
-            <w:top w:w="0" w:type="dxa"/>
-            <w:left w:w="10" w:type="dxa"/>
-            <w:bottom w:w="0" w:type="dxa"/>
-            <w:right w:w="10" w:type="dxa"/>
-          </w:tblCellMar>
-        </w:tblPrEx>
         <w:tc>
           <w:tcPr>
             <w:tcW w:w="9360" w:type="dxa"/>
@@ -10196,22 +9332,6 @@
         </w:tc>
       </w:tr>
       <w:tr>
-        <w:tblPrEx>
-          <w:tblBorders>
-            <w:top w:val="single" w:color="auto" w:sz="4" w:space="0"/>
-            <w:left w:val="single" w:color="auto" w:sz="4" w:space="0"/>
-            <w:bottom w:val="single" w:color="auto" w:sz="4" w:space="0"/>
-            <w:right w:val="single" w:color="auto" w:sz="4" w:space="0"/>
-            <w:insideH w:val="single" w:color="auto" w:sz="4" w:space="0"/>
-            <w:insideV w:val="single" w:color="auto" w:sz="4" w:space="0"/>
-          </w:tblBorders>
-          <w:tblCellMar>
-            <w:top w:w="0" w:type="dxa"/>
-            <w:left w:w="10" w:type="dxa"/>
-            <w:bottom w:w="0" w:type="dxa"/>
-            <w:right w:w="10" w:type="dxa"/>
-          </w:tblCellMar>
-        </w:tblPrEx>
         <w:tc>
           <w:tcPr>
             <w:tcW w:w="900" w:type="dxa"/>
@@ -10373,22 +9493,6 @@
         </w:tc>
       </w:tr>
       <w:tr>
-        <w:tblPrEx>
-          <w:tblBorders>
-            <w:top w:val="single" w:color="auto" w:sz="4" w:space="0"/>
-            <w:left w:val="single" w:color="auto" w:sz="4" w:space="0"/>
-            <w:bottom w:val="single" w:color="auto" w:sz="4" w:space="0"/>
-            <w:right w:val="single" w:color="auto" w:sz="4" w:space="0"/>
-            <w:insideH w:val="single" w:color="auto" w:sz="4" w:space="0"/>
-            <w:insideV w:val="single" w:color="auto" w:sz="4" w:space="0"/>
-          </w:tblBorders>
-          <w:tblCellMar>
-            <w:top w:w="0" w:type="dxa"/>
-            <w:left w:w="10" w:type="dxa"/>
-            <w:bottom w:w="0" w:type="dxa"/>
-            <w:right w:w="10" w:type="dxa"/>
-          </w:tblCellMar>
-        </w:tblPrEx>
         <w:tc>
           <w:tcPr>
             <w:tcW w:w="900" w:type="dxa"/>
@@ -10552,22 +9656,6 @@
         </w:tc>
       </w:tr>
       <w:tr>
-        <w:tblPrEx>
-          <w:tblBorders>
-            <w:top w:val="single" w:color="auto" w:sz="4" w:space="0"/>
-            <w:left w:val="single" w:color="auto" w:sz="4" w:space="0"/>
-            <w:bottom w:val="single" w:color="auto" w:sz="4" w:space="0"/>
-            <w:right w:val="single" w:color="auto" w:sz="4" w:space="0"/>
-            <w:insideH w:val="single" w:color="auto" w:sz="4" w:space="0"/>
-            <w:insideV w:val="single" w:color="auto" w:sz="4" w:space="0"/>
-          </w:tblBorders>
-          <w:tblCellMar>
-            <w:top w:w="0" w:type="dxa"/>
-            <w:left w:w="10" w:type="dxa"/>
-            <w:bottom w:w="0" w:type="dxa"/>
-            <w:right w:w="10" w:type="dxa"/>
-          </w:tblCellMar>
-        </w:tblPrEx>
         <w:tc>
           <w:tcPr>
             <w:tcW w:w="900" w:type="dxa"/>
@@ -10810,22 +9898,6 @@
         <w:gridCol w:w="1560"/>
       </w:tblGrid>
       <w:tr>
-        <w:tblPrEx>
-          <w:tblBorders>
-            <w:top w:val="single" w:color="auto" w:sz="4" w:space="0"/>
-            <w:left w:val="single" w:color="auto" w:sz="4" w:space="0"/>
-            <w:bottom w:val="single" w:color="auto" w:sz="4" w:space="0"/>
-            <w:right w:val="single" w:color="auto" w:sz="4" w:space="0"/>
-            <w:insideH w:val="single" w:color="auto" w:sz="4" w:space="0"/>
-            <w:insideV w:val="single" w:color="auto" w:sz="4" w:space="0"/>
-          </w:tblBorders>
-          <w:tblCellMar>
-            <w:top w:w="0" w:type="dxa"/>
-            <w:left w:w="10" w:type="dxa"/>
-            <w:bottom w:w="0" w:type="dxa"/>
-            <w:right w:w="10" w:type="dxa"/>
-          </w:tblCellMar>
-        </w:tblPrEx>
         <w:trPr>
           <w:tblHeader/>
         </w:trPr>
@@ -11011,22 +10083,6 @@
         </w:tc>
       </w:tr>
       <w:tr>
-        <w:tblPrEx>
-          <w:tblBorders>
-            <w:top w:val="single" w:color="auto" w:sz="4" w:space="0"/>
-            <w:left w:val="single" w:color="auto" w:sz="4" w:space="0"/>
-            <w:bottom w:val="single" w:color="auto" w:sz="4" w:space="0"/>
-            <w:right w:val="single" w:color="auto" w:sz="4" w:space="0"/>
-            <w:insideH w:val="single" w:color="auto" w:sz="4" w:space="0"/>
-            <w:insideV w:val="single" w:color="auto" w:sz="4" w:space="0"/>
-          </w:tblBorders>
-          <w:tblCellMar>
-            <w:top w:w="0" w:type="dxa"/>
-            <w:left w:w="10" w:type="dxa"/>
-            <w:bottom w:w="0" w:type="dxa"/>
-            <w:right w:w="10" w:type="dxa"/>
-          </w:tblCellMar>
-        </w:tblPrEx>
         <w:tc>
           <w:tcPr>
             <w:tcW w:w="9360" w:type="dxa"/>
@@ -11061,22 +10117,6 @@
         </w:tc>
       </w:tr>
       <w:tr>
-        <w:tblPrEx>
-          <w:tblBorders>
-            <w:top w:val="single" w:color="auto" w:sz="4" w:space="0"/>
-            <w:left w:val="single" w:color="auto" w:sz="4" w:space="0"/>
-            <w:bottom w:val="single" w:color="auto" w:sz="4" w:space="0"/>
-            <w:right w:val="single" w:color="auto" w:sz="4" w:space="0"/>
-            <w:insideH w:val="single" w:color="auto" w:sz="4" w:space="0"/>
-            <w:insideV w:val="single" w:color="auto" w:sz="4" w:space="0"/>
-          </w:tblBorders>
-          <w:tblCellMar>
-            <w:top w:w="0" w:type="dxa"/>
-            <w:left w:w="10" w:type="dxa"/>
-            <w:bottom w:w="0" w:type="dxa"/>
-            <w:right w:w="10" w:type="dxa"/>
-          </w:tblCellMar>
-        </w:tblPrEx>
         <w:tc>
           <w:tcPr>
             <w:tcW w:w="900" w:type="dxa"/>
@@ -11241,22 +10281,6 @@
         </w:tc>
       </w:tr>
       <w:tr>
-        <w:tblPrEx>
-          <w:tblBorders>
-            <w:top w:val="single" w:color="auto" w:sz="4" w:space="0"/>
-            <w:left w:val="single" w:color="auto" w:sz="4" w:space="0"/>
-            <w:bottom w:val="single" w:color="auto" w:sz="4" w:space="0"/>
-            <w:right w:val="single" w:color="auto" w:sz="4" w:space="0"/>
-            <w:insideH w:val="single" w:color="auto" w:sz="4" w:space="0"/>
-            <w:insideV w:val="single" w:color="auto" w:sz="4" w:space="0"/>
-          </w:tblBorders>
-          <w:tblCellMar>
-            <w:top w:w="0" w:type="dxa"/>
-            <w:left w:w="10" w:type="dxa"/>
-            <w:bottom w:w="0" w:type="dxa"/>
-            <w:right w:w="10" w:type="dxa"/>
-          </w:tblCellMar>
-        </w:tblPrEx>
         <w:tc>
           <w:tcPr>
             <w:tcW w:w="9360" w:type="dxa"/>
@@ -11291,22 +10315,6 @@
         </w:tc>
       </w:tr>
       <w:tr>
-        <w:tblPrEx>
-          <w:tblBorders>
-            <w:top w:val="single" w:color="auto" w:sz="4" w:space="0"/>
-            <w:left w:val="single" w:color="auto" w:sz="4" w:space="0"/>
-            <w:bottom w:val="single" w:color="auto" w:sz="4" w:space="0"/>
-            <w:right w:val="single" w:color="auto" w:sz="4" w:space="0"/>
-            <w:insideH w:val="single" w:color="auto" w:sz="4" w:space="0"/>
-            <w:insideV w:val="single" w:color="auto" w:sz="4" w:space="0"/>
-          </w:tblBorders>
-          <w:tblCellMar>
-            <w:top w:w="0" w:type="dxa"/>
-            <w:left w:w="10" w:type="dxa"/>
-            <w:bottom w:w="0" w:type="dxa"/>
-            <w:right w:w="10" w:type="dxa"/>
-          </w:tblCellMar>
-        </w:tblPrEx>
         <w:tc>
           <w:tcPr>
             <w:tcW w:w="900" w:type="dxa"/>
@@ -11477,22 +10485,6 @@
         </w:tc>
       </w:tr>
       <w:tr>
-        <w:tblPrEx>
-          <w:tblBorders>
-            <w:top w:val="single" w:color="auto" w:sz="4" w:space="0"/>
-            <w:left w:val="single" w:color="auto" w:sz="4" w:space="0"/>
-            <w:bottom w:val="single" w:color="auto" w:sz="4" w:space="0"/>
-            <w:right w:val="single" w:color="auto" w:sz="4" w:space="0"/>
-            <w:insideH w:val="single" w:color="auto" w:sz="4" w:space="0"/>
-            <w:insideV w:val="single" w:color="auto" w:sz="4" w:space="0"/>
-          </w:tblBorders>
-          <w:tblCellMar>
-            <w:top w:w="0" w:type="dxa"/>
-            <w:left w:w="10" w:type="dxa"/>
-            <w:bottom w:w="0" w:type="dxa"/>
-            <w:right w:w="10" w:type="dxa"/>
-          </w:tblCellMar>
-        </w:tblPrEx>
         <w:tc>
           <w:tcPr>
             <w:tcW w:w="900" w:type="dxa"/>
@@ -11663,22 +10655,6 @@
         </w:tc>
       </w:tr>
       <w:tr>
-        <w:tblPrEx>
-          <w:tblBorders>
-            <w:top w:val="single" w:color="auto" w:sz="4" w:space="0"/>
-            <w:left w:val="single" w:color="auto" w:sz="4" w:space="0"/>
-            <w:bottom w:val="single" w:color="auto" w:sz="4" w:space="0"/>
-            <w:right w:val="single" w:color="auto" w:sz="4" w:space="0"/>
-            <w:insideH w:val="single" w:color="auto" w:sz="4" w:space="0"/>
-            <w:insideV w:val="single" w:color="auto" w:sz="4" w:space="0"/>
-          </w:tblBorders>
-          <w:tblCellMar>
-            <w:top w:w="0" w:type="dxa"/>
-            <w:left w:w="10" w:type="dxa"/>
-            <w:bottom w:w="0" w:type="dxa"/>
-            <w:right w:w="10" w:type="dxa"/>
-          </w:tblCellMar>
-        </w:tblPrEx>
         <w:tc>
           <w:tcPr>
             <w:tcW w:w="900" w:type="dxa"/>
@@ -11849,22 +10825,6 @@
         </w:tc>
       </w:tr>
       <w:tr>
-        <w:tblPrEx>
-          <w:tblBorders>
-            <w:top w:val="single" w:color="auto" w:sz="4" w:space="0"/>
-            <w:left w:val="single" w:color="auto" w:sz="4" w:space="0"/>
-            <w:bottom w:val="single" w:color="auto" w:sz="4" w:space="0"/>
-            <w:right w:val="single" w:color="auto" w:sz="4" w:space="0"/>
-            <w:insideH w:val="single" w:color="auto" w:sz="4" w:space="0"/>
-            <w:insideV w:val="single" w:color="auto" w:sz="4" w:space="0"/>
-          </w:tblBorders>
-          <w:tblCellMar>
-            <w:top w:w="0" w:type="dxa"/>
-            <w:left w:w="10" w:type="dxa"/>
-            <w:bottom w:w="0" w:type="dxa"/>
-            <w:right w:w="10" w:type="dxa"/>
-          </w:tblCellMar>
-        </w:tblPrEx>
         <w:tc>
           <w:tcPr>
             <w:tcW w:w="9360" w:type="dxa"/>
@@ -11899,22 +10859,6 @@
         </w:tc>
       </w:tr>
       <w:tr>
-        <w:tblPrEx>
-          <w:tblBorders>
-            <w:top w:val="single" w:color="auto" w:sz="4" w:space="0"/>
-            <w:left w:val="single" w:color="auto" w:sz="4" w:space="0"/>
-            <w:bottom w:val="single" w:color="auto" w:sz="4" w:space="0"/>
-            <w:right w:val="single" w:color="auto" w:sz="4" w:space="0"/>
-            <w:insideH w:val="single" w:color="auto" w:sz="4" w:space="0"/>
-            <w:insideV w:val="single" w:color="auto" w:sz="4" w:space="0"/>
-          </w:tblBorders>
-          <w:tblCellMar>
-            <w:top w:w="0" w:type="dxa"/>
-            <w:left w:w="10" w:type="dxa"/>
-            <w:bottom w:w="0" w:type="dxa"/>
-            <w:right w:w="10" w:type="dxa"/>
-          </w:tblCellMar>
-        </w:tblPrEx>
         <w:tc>
           <w:tcPr>
             <w:tcW w:w="900" w:type="dxa"/>
@@ -12085,22 +11029,6 @@
         </w:tc>
       </w:tr>
       <w:tr>
-        <w:tblPrEx>
-          <w:tblBorders>
-            <w:top w:val="single" w:color="auto" w:sz="4" w:space="0"/>
-            <w:left w:val="single" w:color="auto" w:sz="4" w:space="0"/>
-            <w:bottom w:val="single" w:color="auto" w:sz="4" w:space="0"/>
-            <w:right w:val="single" w:color="auto" w:sz="4" w:space="0"/>
-            <w:insideH w:val="single" w:color="auto" w:sz="4" w:space="0"/>
-            <w:insideV w:val="single" w:color="auto" w:sz="4" w:space="0"/>
-          </w:tblBorders>
-          <w:tblCellMar>
-            <w:top w:w="0" w:type="dxa"/>
-            <w:left w:w="10" w:type="dxa"/>
-            <w:bottom w:w="0" w:type="dxa"/>
-            <w:right w:w="10" w:type="dxa"/>
-          </w:tblCellMar>
-        </w:tblPrEx>
         <w:tc>
           <w:tcPr>
             <w:tcW w:w="900" w:type="dxa"/>
@@ -12264,22 +11192,6 @@
         </w:tc>
       </w:tr>
       <w:tr>
-        <w:tblPrEx>
-          <w:tblBorders>
-            <w:top w:val="single" w:color="auto" w:sz="4" w:space="0"/>
-            <w:left w:val="single" w:color="auto" w:sz="4" w:space="0"/>
-            <w:bottom w:val="single" w:color="auto" w:sz="4" w:space="0"/>
-            <w:right w:val="single" w:color="auto" w:sz="4" w:space="0"/>
-            <w:insideH w:val="single" w:color="auto" w:sz="4" w:space="0"/>
-            <w:insideV w:val="single" w:color="auto" w:sz="4" w:space="0"/>
-          </w:tblBorders>
-          <w:tblCellMar>
-            <w:top w:w="0" w:type="dxa"/>
-            <w:left w:w="10" w:type="dxa"/>
-            <w:bottom w:w="0" w:type="dxa"/>
-            <w:right w:w="10" w:type="dxa"/>
-          </w:tblCellMar>
-        </w:tblPrEx>
         <w:tc>
           <w:tcPr>
             <w:tcW w:w="900" w:type="dxa"/>
@@ -12488,7 +11400,7 @@
     <w:tbl>
       <w:tblPr>
         <w:tblStyle w:val="11"/>
-        <w:tblW w:w="9360" w:type="dxa"/>
+        <w:tblW w:w="9380" w:type="dxa"/>
         <w:tblInd w:w="0" w:type="dxa"/>
         <w:tblBorders>
           <w:top w:val="single" w:color="auto" w:sz="4" w:space="0"/>
@@ -12498,7 +11410,7 @@
           <w:insideH w:val="single" w:color="auto" w:sz="4" w:space="0"/>
           <w:insideV w:val="single" w:color="auto" w:sz="4" w:space="0"/>
         </w:tblBorders>
-        <w:tblLayout w:type="autofit"/>
+        <w:tblLayout w:type="fixed"/>
         <w:tblCellMar>
           <w:top w:w="0" w:type="dxa"/>
           <w:left w:w="10" w:type="dxa"/>
@@ -12509,28 +11421,13 @@
       <w:tblGrid>
         <w:gridCol w:w="900"/>
         <w:gridCol w:w="1400"/>
-        <w:gridCol w:w="1500"/>
-        <w:gridCol w:w="2200"/>
+        <w:gridCol w:w="1489"/>
+        <w:gridCol w:w="2231"/>
         <w:gridCol w:w="1800"/>
-        <w:gridCol w:w="1560"/>
+        <w:gridCol w:w="1540"/>
+        <w:gridCol w:w="20"/>
       </w:tblGrid>
       <w:tr>
-        <w:tblPrEx>
-          <w:tblBorders>
-            <w:top w:val="single" w:color="auto" w:sz="4" w:space="0"/>
-            <w:left w:val="single" w:color="auto" w:sz="4" w:space="0"/>
-            <w:bottom w:val="single" w:color="auto" w:sz="4" w:space="0"/>
-            <w:right w:val="single" w:color="auto" w:sz="4" w:space="0"/>
-            <w:insideH w:val="single" w:color="auto" w:sz="4" w:space="0"/>
-            <w:insideV w:val="single" w:color="auto" w:sz="4" w:space="0"/>
-          </w:tblBorders>
-          <w:tblCellMar>
-            <w:top w:w="0" w:type="dxa"/>
-            <w:left w:w="10" w:type="dxa"/>
-            <w:bottom w:w="0" w:type="dxa"/>
-            <w:right w:w="10" w:type="dxa"/>
-          </w:tblCellMar>
-        </w:tblPrEx>
         <w:trPr>
           <w:tblHeader/>
         </w:trPr>
@@ -12596,7 +11493,7 @@
         </w:tc>
         <w:tc>
           <w:tcPr>
-            <w:tcW w:w="1500" w:type="dxa"/>
+            <w:tcW w:w="1489" w:type="dxa"/>
             <w:tcBorders>
               <w:top w:val="single" w:color="CCCCCC" w:sz="4" w:space="0"/>
               <w:left w:val="single" w:color="CCCCCC" w:sz="4" w:space="0"/>
@@ -12626,7 +11523,7 @@
         </w:tc>
         <w:tc>
           <w:tcPr>
-            <w:tcW w:w="2200" w:type="dxa"/>
+            <w:tcW w:w="2231" w:type="dxa"/>
             <w:tcBorders>
               <w:top w:val="single" w:color="CCCCCC" w:sz="4" w:space="0"/>
               <w:left w:val="single" w:color="CCCCCC" w:sz="4" w:space="0"/>
@@ -12687,6 +11584,7 @@
         <w:tc>
           <w:tcPr>
             <w:tcW w:w="1560" w:type="dxa"/>
+            <w:gridSpan w:val="2"/>
             <w:tcBorders>
               <w:top w:val="single" w:color="CCCCCC" w:sz="4" w:space="0"/>
               <w:left w:val="single" w:color="CCCCCC" w:sz="4" w:space="0"/>
@@ -12716,22 +11614,10 @@
         </w:tc>
       </w:tr>
       <w:tr>
-        <w:tblPrEx>
-          <w:tblBorders>
-            <w:top w:val="single" w:color="auto" w:sz="4" w:space="0"/>
-            <w:left w:val="single" w:color="auto" w:sz="4" w:space="0"/>
-            <w:bottom w:val="single" w:color="auto" w:sz="4" w:space="0"/>
-            <w:right w:val="single" w:color="auto" w:sz="4" w:space="0"/>
-            <w:insideH w:val="single" w:color="auto" w:sz="4" w:space="0"/>
-            <w:insideV w:val="single" w:color="auto" w:sz="4" w:space="0"/>
-          </w:tblBorders>
-          <w:tblCellMar>
-            <w:top w:w="0" w:type="dxa"/>
-            <w:left w:w="10" w:type="dxa"/>
-            <w:bottom w:w="0" w:type="dxa"/>
-            <w:right w:w="10" w:type="dxa"/>
-          </w:tblCellMar>
-        </w:tblPrEx>
+        <w:trPr>
+          <w:gridAfter w:val="1"/>
+          <w:wAfter w:w="20" w:type="dxa"/>
+        </w:trPr>
         <w:tc>
           <w:tcPr>
             <w:tcW w:w="9360" w:type="dxa"/>
@@ -12766,22 +11652,6 @@
         </w:tc>
       </w:tr>
       <w:tr>
-        <w:tblPrEx>
-          <w:tblBorders>
-            <w:top w:val="single" w:color="auto" w:sz="4" w:space="0"/>
-            <w:left w:val="single" w:color="auto" w:sz="4" w:space="0"/>
-            <w:bottom w:val="single" w:color="auto" w:sz="4" w:space="0"/>
-            <w:right w:val="single" w:color="auto" w:sz="4" w:space="0"/>
-            <w:insideH w:val="single" w:color="auto" w:sz="4" w:space="0"/>
-            <w:insideV w:val="single" w:color="auto" w:sz="4" w:space="0"/>
-          </w:tblBorders>
-          <w:tblCellMar>
-            <w:top w:w="0" w:type="dxa"/>
-            <w:left w:w="10" w:type="dxa"/>
-            <w:bottom w:w="0" w:type="dxa"/>
-            <w:right w:w="10" w:type="dxa"/>
-          </w:tblCellMar>
-        </w:tblPrEx>
         <w:tc>
           <w:tcPr>
             <w:tcW w:w="900" w:type="dxa"/>
@@ -12840,7 +11710,7 @@
         </w:tc>
         <w:tc>
           <w:tcPr>
-            <w:tcW w:w="1500" w:type="dxa"/>
+            <w:tcW w:w="1489" w:type="dxa"/>
             <w:tcBorders>
               <w:top w:val="single" w:color="CCCCCC" w:sz="0" w:space="0"/>
               <w:left w:val="single" w:color="CCCCCC" w:sz="0" w:space="0"/>
@@ -12871,7 +11741,7 @@
         </w:tc>
         <w:tc>
           <w:tcPr>
-            <w:tcW w:w="2200" w:type="dxa"/>
+            <w:tcW w:w="2231" w:type="dxa"/>
             <w:tcBorders>
               <w:top w:val="single" w:color="CCCCCC" w:sz="0" w:space="0"/>
               <w:left w:val="single" w:color="CCCCCC" w:sz="0" w:space="0"/>
@@ -12928,6 +11798,7 @@
         <w:tc>
           <w:tcPr>
             <w:tcW w:w="1560" w:type="dxa"/>
+            <w:gridSpan w:val="2"/>
             <w:tcBorders>
               <w:top w:val="single" w:color="CCCCCC" w:sz="0" w:space="0"/>
               <w:left w:val="single" w:color="CCCCCC" w:sz="0" w:space="0"/>
@@ -12946,22 +11817,6 @@
         </w:tc>
       </w:tr>
       <w:tr>
-        <w:tblPrEx>
-          <w:tblBorders>
-            <w:top w:val="single" w:color="auto" w:sz="4" w:space="0"/>
-            <w:left w:val="single" w:color="auto" w:sz="4" w:space="0"/>
-            <w:bottom w:val="single" w:color="auto" w:sz="4" w:space="0"/>
-            <w:right w:val="single" w:color="auto" w:sz="4" w:space="0"/>
-            <w:insideH w:val="single" w:color="auto" w:sz="4" w:space="0"/>
-            <w:insideV w:val="single" w:color="auto" w:sz="4" w:space="0"/>
-          </w:tblBorders>
-          <w:tblCellMar>
-            <w:top w:w="0" w:type="dxa"/>
-            <w:left w:w="10" w:type="dxa"/>
-            <w:bottom w:w="0" w:type="dxa"/>
-            <w:right w:w="10" w:type="dxa"/>
-          </w:tblCellMar>
-        </w:tblPrEx>
         <w:tc>
           <w:tcPr>
             <w:tcW w:w="900" w:type="dxa"/>
@@ -12980,6 +11835,7 @@
             </w:tcMar>
           </w:tcPr>
           <w:p>
+            <w:bookmarkStart w:id="0" w:name="_GoBack" w:colFirst="2" w:colLast="2"/>
             <w:r>
               <w:rPr>
                 <w:rFonts w:ascii="Arial" w:hAnsi="Arial" w:eastAsia="Arial" w:cs="Arial"/>
@@ -13020,7 +11876,7 @@
         </w:tc>
         <w:tc>
           <w:tcPr>
-            <w:tcW w:w="1500" w:type="dxa"/>
+            <w:tcW w:w="1489" w:type="dxa"/>
             <w:tcBorders>
               <w:top w:val="single" w:color="CCCCCC" w:sz="0" w:space="0"/>
               <w:left w:val="single" w:color="CCCCCC" w:sz="0" w:space="0"/>
@@ -13048,7 +11904,7 @@
         </w:tc>
         <w:tc>
           <w:tcPr>
-            <w:tcW w:w="2200" w:type="dxa"/>
+            <w:tcW w:w="2231" w:type="dxa"/>
             <w:tcBorders>
               <w:top w:val="single" w:color="CCCCCC" w:sz="0" w:space="0"/>
               <w:left w:val="single" w:color="CCCCCC" w:sz="0" w:space="0"/>
@@ -13105,6 +11961,170 @@
         <w:tc>
           <w:tcPr>
             <w:tcW w:w="1560" w:type="dxa"/>
+            <w:gridSpan w:val="2"/>
+            <w:tcBorders>
+              <w:top w:val="single" w:color="CCCCCC" w:sz="0" w:space="0"/>
+              <w:left w:val="single" w:color="CCCCCC" w:sz="0" w:space="0"/>
+              <w:bottom w:val="single" w:color="CCCCCC" w:sz="0" w:space="0"/>
+              <w:right w:val="single" w:color="CCCCCC" w:sz="0" w:space="0"/>
+            </w:tcBorders>
+            <w:shd w:val="clear" w:color="auto" w:fill="FFFFFF"/>
+            <w:tcMar>
+              <w:top w:w="80" w:type="dxa"/>
+              <w:left w:w="120" w:type="dxa"/>
+              <w:bottom w:w="80" w:type="dxa"/>
+              <w:right w:w="120" w:type="dxa"/>
+            </w:tcMar>
+          </w:tcPr>
+          <w:p/>
+        </w:tc>
+      </w:tr>
+      <w:bookmarkEnd w:id="0"/>
+      <w:tr>
+        <w:tc>
+          <w:tcPr>
+            <w:tcW w:w="900" w:type="dxa"/>
+            <w:tcBorders>
+              <w:top w:val="single" w:color="CCCCCC" w:sz="0" w:space="0"/>
+              <w:left w:val="single" w:color="CCCCCC" w:sz="0" w:space="0"/>
+              <w:bottom w:val="single" w:color="CCCCCC" w:sz="0" w:space="0"/>
+              <w:right w:val="single" w:color="CCCCCC" w:sz="0" w:space="0"/>
+            </w:tcBorders>
+            <w:shd w:val="clear" w:color="auto" w:fill="FFFFFF"/>
+            <w:tcMar>
+              <w:top w:w="80" w:type="dxa"/>
+              <w:left w:w="120" w:type="dxa"/>
+              <w:bottom w:w="80" w:type="dxa"/>
+              <w:right w:w="120" w:type="dxa"/>
+            </w:tcMar>
+          </w:tcPr>
+          <w:p>
+            <w:r>
+              <w:rPr>
+                <w:rFonts w:ascii="Arial" w:hAnsi="Arial" w:eastAsia="Arial" w:cs="Arial"/>
+                <w:sz w:val="18"/>
+                <w:szCs w:val="18"/>
+              </w:rPr>
+              <w:t>16</w:t>
+            </w:r>
+          </w:p>
+        </w:tc>
+        <w:tc>
+          <w:tcPr>
+            <w:tcW w:w="1400" w:type="dxa"/>
+            <w:tcBorders>
+              <w:top w:val="single" w:color="CCCCCC" w:sz="0" w:space="0"/>
+              <w:left w:val="single" w:color="CCCCCC" w:sz="0" w:space="0"/>
+              <w:bottom w:val="single" w:color="CCCCCC" w:sz="0" w:space="0"/>
+              <w:right w:val="single" w:color="CCCCCC" w:sz="0" w:space="0"/>
+            </w:tcBorders>
+            <w:shd w:val="clear" w:color="auto" w:fill="FFFFFF"/>
+            <w:tcMar>
+              <w:top w:w="80" w:type="dxa"/>
+              <w:left w:w="120" w:type="dxa"/>
+              <w:bottom w:w="80" w:type="dxa"/>
+              <w:right w:w="120" w:type="dxa"/>
+            </w:tcMar>
+          </w:tcPr>
+          <w:p>
+            <w:r>
+              <w:rPr>
+                <w:rFonts w:ascii="Arial" w:hAnsi="Arial" w:eastAsia="Arial" w:cs="Arial"/>
+                <w:sz w:val="18"/>
+                <w:szCs w:val="18"/>
+              </w:rPr>
+              <w:t>VOC值</w:t>
+            </w:r>
+          </w:p>
+        </w:tc>
+        <w:tc>
+          <w:tcPr>
+            <w:tcW w:w="1489" w:type="dxa"/>
+            <w:tcBorders>
+              <w:top w:val="single" w:color="CCCCCC" w:sz="0" w:space="0"/>
+              <w:left w:val="single" w:color="CCCCCC" w:sz="0" w:space="0"/>
+              <w:bottom w:val="single" w:color="CCCCCC" w:sz="0" w:space="0"/>
+              <w:right w:val="single" w:color="CCCCCC" w:sz="0" w:space="0"/>
+            </w:tcBorders>
+            <w:shd w:val="clear" w:color="auto" w:fill="FFFFFF"/>
+            <w:tcMar>
+              <w:top w:w="80" w:type="dxa"/>
+              <w:left w:w="120" w:type="dxa"/>
+              <w:bottom w:w="80" w:type="dxa"/>
+              <w:right w:w="120" w:type="dxa"/>
+            </w:tcMar>
+          </w:tcPr>
+          <w:p>
+            <w:r>
+              <w:rPr>
+                <w:rFonts w:ascii="Arial" w:hAnsi="Arial" w:eastAsia="Arial" w:cs="Arial"/>
+                <w:sz w:val="18"/>
+                <w:szCs w:val="18"/>
+              </w:rPr>
+              <w:t>从TikTok店铺后台获取，单位：倍数</w:t>
+            </w:r>
+          </w:p>
+        </w:tc>
+        <w:tc>
+          <w:tcPr>
+            <w:tcW w:w="2231" w:type="dxa"/>
+            <w:tcBorders>
+              <w:top w:val="single" w:color="CCCCCC" w:sz="0" w:space="0"/>
+              <w:left w:val="single" w:color="CCCCCC" w:sz="0" w:space="0"/>
+              <w:bottom w:val="single" w:color="CCCCCC" w:sz="0" w:space="0"/>
+              <w:right w:val="single" w:color="CCCCCC" w:sz="0" w:space="0"/>
+            </w:tcBorders>
+            <w:shd w:val="clear" w:color="auto" w:fill="FFFFFF"/>
+            <w:tcMar>
+              <w:top w:w="80" w:type="dxa"/>
+              <w:left w:w="120" w:type="dxa"/>
+              <w:bottom w:w="80" w:type="dxa"/>
+              <w:right w:w="120" w:type="dxa"/>
+            </w:tcMar>
+          </w:tcPr>
+          <w:p>
+            <w:r>
+              <w:rPr>
+                <w:rFonts w:ascii="Arial" w:hAnsi="Arial" w:eastAsia="Arial" w:cs="Arial"/>
+                <w:sz w:val="18"/>
+                <w:szCs w:val="18"/>
+              </w:rPr>
+              <w:t>VOC &lt; 2：安全；VOC 2~3：CCR风险；VOC &gt; 3：准出联盟风险，立即停止海外仓补货</w:t>
+            </w:r>
+          </w:p>
+        </w:tc>
+        <w:tc>
+          <w:tcPr>
+            <w:tcW w:w="1800" w:type="dxa"/>
+            <w:tcBorders>
+              <w:top w:val="single" w:color="CCCCCC" w:sz="0" w:space="0"/>
+              <w:left w:val="single" w:color="CCCCCC" w:sz="0" w:space="0"/>
+              <w:bottom w:val="single" w:color="CCCCCC" w:sz="0" w:space="0"/>
+              <w:right w:val="single" w:color="CCCCCC" w:sz="0" w:space="0"/>
+            </w:tcBorders>
+            <w:shd w:val="clear" w:color="auto" w:fill="FFFFFF"/>
+            <w:tcMar>
+              <w:top w:w="80" w:type="dxa"/>
+              <w:left w:w="120" w:type="dxa"/>
+              <w:bottom w:w="80" w:type="dxa"/>
+              <w:right w:w="120" w:type="dxa"/>
+            </w:tcMar>
+          </w:tcPr>
+          <w:p>
+            <w:r>
+              <w:rPr>
+                <w:rFonts w:ascii="Arial" w:hAnsi="Arial" w:eastAsia="Arial" w:cs="Arial"/>
+                <w:sz w:val="18"/>
+                <w:szCs w:val="18"/>
+              </w:rPr>
+              <w:t>TikTok店铺后台（RPA或API接入）</w:t>
+            </w:r>
+          </w:p>
+        </w:tc>
+        <w:tc>
+          <w:tcPr>
+            <w:tcW w:w="1560" w:type="dxa"/>
+            <w:gridSpan w:val="2"/>
             <w:tcBorders>
               <w:top w:val="single" w:color="CCCCCC" w:sz="0" w:space="0"/>
               <w:left w:val="single" w:color="CCCCCC" w:sz="0" w:space="0"/>
@@ -13123,22 +12143,6 @@
         </w:tc>
       </w:tr>
       <w:tr>
-        <w:tblPrEx>
-          <w:tblBorders>
-            <w:top w:val="single" w:color="auto" w:sz="4" w:space="0"/>
-            <w:left w:val="single" w:color="auto" w:sz="4" w:space="0"/>
-            <w:bottom w:val="single" w:color="auto" w:sz="4" w:space="0"/>
-            <w:right w:val="single" w:color="auto" w:sz="4" w:space="0"/>
-            <w:insideH w:val="single" w:color="auto" w:sz="4" w:space="0"/>
-            <w:insideV w:val="single" w:color="auto" w:sz="4" w:space="0"/>
-          </w:tblBorders>
-          <w:tblCellMar>
-            <w:top w:w="0" w:type="dxa"/>
-            <w:left w:w="10" w:type="dxa"/>
-            <w:bottom w:w="0" w:type="dxa"/>
-            <w:right w:w="10" w:type="dxa"/>
-          </w:tblCellMar>
-        </w:tblPrEx>
         <w:tc>
           <w:tcPr>
             <w:tcW w:w="900" w:type="dxa"/>
@@ -13163,7 +12167,7 @@
                 <w:sz w:val="18"/>
                 <w:szCs w:val="18"/>
               </w:rPr>
-              <w:t>16</w:t>
+              <w:t>17</w:t>
             </w:r>
           </w:p>
         </w:tc>
@@ -13191,63 +12195,63 @@
                 <w:sz w:val="18"/>
                 <w:szCs w:val="18"/>
               </w:rPr>
-              <w:t>VOC值</w:t>
-            </w:r>
-          </w:p>
-        </w:tc>
-        <w:tc>
-          <w:tcPr>
-            <w:tcW w:w="1500" w:type="dxa"/>
-            <w:tcBorders>
-              <w:top w:val="single" w:color="CCCCCC" w:sz="0" w:space="0"/>
-              <w:left w:val="single" w:color="CCCCCC" w:sz="0" w:space="0"/>
-              <w:bottom w:val="single" w:color="CCCCCC" w:sz="0" w:space="0"/>
-              <w:right w:val="single" w:color="CCCCCC" w:sz="0" w:space="0"/>
-            </w:tcBorders>
-            <w:shd w:val="clear" w:color="auto" w:fill="FFFFFF"/>
-            <w:tcMar>
-              <w:top w:w="80" w:type="dxa"/>
-              <w:left w:w="120" w:type="dxa"/>
-              <w:bottom w:w="80" w:type="dxa"/>
-              <w:right w:w="120" w:type="dxa"/>
-            </w:tcMar>
-          </w:tcPr>
-          <w:p>
-            <w:r>
-              <w:rPr>
-                <w:rFonts w:ascii="Arial" w:hAnsi="Arial" w:eastAsia="Arial" w:cs="Arial"/>
-                <w:sz w:val="18"/>
-                <w:szCs w:val="18"/>
-              </w:rPr>
-              <w:t>从TikTok店铺后台获取，单位：倍数</w:t>
-            </w:r>
-          </w:p>
-        </w:tc>
-        <w:tc>
-          <w:tcPr>
-            <w:tcW w:w="2200" w:type="dxa"/>
-            <w:tcBorders>
-              <w:top w:val="single" w:color="CCCCCC" w:sz="0" w:space="0"/>
-              <w:left w:val="single" w:color="CCCCCC" w:sz="0" w:space="0"/>
-              <w:bottom w:val="single" w:color="CCCCCC" w:sz="0" w:space="0"/>
-              <w:right w:val="single" w:color="CCCCCC" w:sz="0" w:space="0"/>
-            </w:tcBorders>
-            <w:shd w:val="clear" w:color="auto" w:fill="FFFFFF"/>
-            <w:tcMar>
-              <w:top w:w="80" w:type="dxa"/>
-              <w:left w:w="120" w:type="dxa"/>
-              <w:bottom w:w="80" w:type="dxa"/>
-              <w:right w:w="120" w:type="dxa"/>
-            </w:tcMar>
-          </w:tcPr>
-          <w:p>
-            <w:r>
-              <w:rPr>
-                <w:rFonts w:ascii="Arial" w:hAnsi="Arial" w:eastAsia="Arial" w:cs="Arial"/>
-                <w:sz w:val="18"/>
-                <w:szCs w:val="18"/>
-              </w:rPr>
-              <w:t>VOC &lt; 2：安全；VOC 2~3：CCR风险；VOC &gt; 3：准出联盟风险，立即停止海外仓补货</w:t>
+              <w:t>退货率（近14天）</w:t>
+            </w:r>
+          </w:p>
+        </w:tc>
+        <w:tc>
+          <w:tcPr>
+            <w:tcW w:w="1489" w:type="dxa"/>
+            <w:tcBorders>
+              <w:top w:val="single" w:color="CCCCCC" w:sz="0" w:space="0"/>
+              <w:left w:val="single" w:color="CCCCCC" w:sz="0" w:space="0"/>
+              <w:bottom w:val="single" w:color="CCCCCC" w:sz="0" w:space="0"/>
+              <w:right w:val="single" w:color="CCCCCC" w:sz="0" w:space="0"/>
+            </w:tcBorders>
+            <w:shd w:val="clear" w:color="auto" w:fill="FFFFFF"/>
+            <w:tcMar>
+              <w:top w:w="80" w:type="dxa"/>
+              <w:left w:w="120" w:type="dxa"/>
+              <w:bottom w:w="80" w:type="dxa"/>
+              <w:right w:w="120" w:type="dxa"/>
+            </w:tcMar>
+          </w:tcPr>
+          <w:p>
+            <w:r>
+              <w:rPr>
+                <w:rFonts w:ascii="Arial" w:hAnsi="Arial" w:eastAsia="Arial" w:cs="Arial"/>
+                <w:sz w:val="18"/>
+                <w:szCs w:val="18"/>
+              </w:rPr>
+              <w:t>近14天退货量 ÷ 近14天销量</w:t>
+            </w:r>
+          </w:p>
+        </w:tc>
+        <w:tc>
+          <w:tcPr>
+            <w:tcW w:w="2231" w:type="dxa"/>
+            <w:tcBorders>
+              <w:top w:val="single" w:color="CCCCCC" w:sz="0" w:space="0"/>
+              <w:left w:val="single" w:color="CCCCCC" w:sz="0" w:space="0"/>
+              <w:bottom w:val="single" w:color="CCCCCC" w:sz="0" w:space="0"/>
+              <w:right w:val="single" w:color="CCCCCC" w:sz="0" w:space="0"/>
+            </w:tcBorders>
+            <w:shd w:val="clear" w:color="auto" w:fill="FFFFFF"/>
+            <w:tcMar>
+              <w:top w:w="80" w:type="dxa"/>
+              <w:left w:w="120" w:type="dxa"/>
+              <w:bottom w:w="80" w:type="dxa"/>
+              <w:right w:w="120" w:type="dxa"/>
+            </w:tcMar>
+          </w:tcPr>
+          <w:p>
+            <w:r>
+              <w:rPr>
+                <w:rFonts w:ascii="Arial" w:hAnsi="Arial" w:eastAsia="Arial" w:cs="Arial"/>
+                <w:sz w:val="18"/>
+                <w:szCs w:val="18"/>
+              </w:rPr>
+              <w:t>超过阈值触发D类降级或停补</w:t>
             </w:r>
           </w:p>
         </w:tc>
@@ -13275,47 +12279,41 @@
                 <w:sz w:val="18"/>
                 <w:szCs w:val="18"/>
               </w:rPr>
-              <w:t>TikTok店铺后台（RPA或API接入）</w:t>
+              <w:t>预留字段（当前手工）</w:t>
             </w:r>
           </w:p>
         </w:tc>
         <w:tc>
           <w:tcPr>
             <w:tcW w:w="1560" w:type="dxa"/>
-            <w:tcBorders>
-              <w:top w:val="single" w:color="CCCCCC" w:sz="0" w:space="0"/>
-              <w:left w:val="single" w:color="CCCCCC" w:sz="0" w:space="0"/>
-              <w:bottom w:val="single" w:color="CCCCCC" w:sz="0" w:space="0"/>
-              <w:right w:val="single" w:color="CCCCCC" w:sz="0" w:space="0"/>
-            </w:tcBorders>
-            <w:shd w:val="clear" w:color="auto" w:fill="FFFFFF"/>
-            <w:tcMar>
-              <w:top w:w="80" w:type="dxa"/>
-              <w:left w:w="120" w:type="dxa"/>
-              <w:bottom w:w="80" w:type="dxa"/>
-              <w:right w:w="120" w:type="dxa"/>
-            </w:tcMar>
-          </w:tcPr>
-          <w:p/>
+            <w:gridSpan w:val="2"/>
+            <w:tcBorders>
+              <w:top w:val="single" w:color="CCCCCC" w:sz="0" w:space="0"/>
+              <w:left w:val="single" w:color="CCCCCC" w:sz="0" w:space="0"/>
+              <w:bottom w:val="single" w:color="CCCCCC" w:sz="0" w:space="0"/>
+              <w:right w:val="single" w:color="CCCCCC" w:sz="0" w:space="0"/>
+            </w:tcBorders>
+            <w:shd w:val="clear" w:color="auto" w:fill="FFFFFF"/>
+            <w:tcMar>
+              <w:top w:w="80" w:type="dxa"/>
+              <w:left w:w="120" w:type="dxa"/>
+              <w:bottom w:w="80" w:type="dxa"/>
+              <w:right w:w="120" w:type="dxa"/>
+            </w:tcMar>
+          </w:tcPr>
+          <w:p>
+            <w:r>
+              <w:rPr>
+                <w:rFonts w:ascii="Arial" w:hAnsi="Arial" w:eastAsia="Arial" w:cs="Arial"/>
+                <w:sz w:val="18"/>
+                <w:szCs w:val="18"/>
+              </w:rPr>
+              <w:t>后续接入系统自动计算</w:t>
+            </w:r>
+          </w:p>
         </w:tc>
       </w:tr>
       <w:tr>
-        <w:tblPrEx>
-          <w:tblBorders>
-            <w:top w:val="single" w:color="auto" w:sz="4" w:space="0"/>
-            <w:left w:val="single" w:color="auto" w:sz="4" w:space="0"/>
-            <w:bottom w:val="single" w:color="auto" w:sz="4" w:space="0"/>
-            <w:right w:val="single" w:color="auto" w:sz="4" w:space="0"/>
-            <w:insideH w:val="single" w:color="auto" w:sz="4" w:space="0"/>
-            <w:insideV w:val="single" w:color="auto" w:sz="4" w:space="0"/>
-          </w:tblBorders>
-          <w:tblCellMar>
-            <w:top w:w="0" w:type="dxa"/>
-            <w:left w:w="10" w:type="dxa"/>
-            <w:bottom w:w="0" w:type="dxa"/>
-            <w:right w:w="10" w:type="dxa"/>
-          </w:tblCellMar>
-        </w:tblPrEx>
         <w:tc>
           <w:tcPr>
             <w:tcW w:w="900" w:type="dxa"/>
@@ -13340,7 +12338,7 @@
                 <w:sz w:val="18"/>
                 <w:szCs w:val="18"/>
               </w:rPr>
-              <w:t>17</w:t>
+              <w:t>18</w:t>
             </w:r>
           </w:p>
         </w:tc>
@@ -13368,199 +12366,13 @@
                 <w:sz w:val="18"/>
                 <w:szCs w:val="18"/>
               </w:rPr>
-              <w:t>退货率（近14天）</w:t>
-            </w:r>
-          </w:p>
-        </w:tc>
-        <w:tc>
-          <w:tcPr>
-            <w:tcW w:w="1500" w:type="dxa"/>
-            <w:tcBorders>
-              <w:top w:val="single" w:color="CCCCCC" w:sz="0" w:space="0"/>
-              <w:left w:val="single" w:color="CCCCCC" w:sz="0" w:space="0"/>
-              <w:bottom w:val="single" w:color="CCCCCC" w:sz="0" w:space="0"/>
-              <w:right w:val="single" w:color="CCCCCC" w:sz="0" w:space="0"/>
-            </w:tcBorders>
-            <w:shd w:val="clear" w:color="auto" w:fill="FFFFFF"/>
-            <w:tcMar>
-              <w:top w:w="80" w:type="dxa"/>
-              <w:left w:w="120" w:type="dxa"/>
-              <w:bottom w:w="80" w:type="dxa"/>
-              <w:right w:w="120" w:type="dxa"/>
-            </w:tcMar>
-          </w:tcPr>
-          <w:p>
-            <w:r>
-              <w:rPr>
-                <w:rFonts w:ascii="Arial" w:hAnsi="Arial" w:eastAsia="Arial" w:cs="Arial"/>
-                <w:sz w:val="18"/>
-                <w:szCs w:val="18"/>
-              </w:rPr>
-              <w:t>近14天退货量 ÷ 近14天销量</w:t>
-            </w:r>
-          </w:p>
-        </w:tc>
-        <w:tc>
-          <w:tcPr>
-            <w:tcW w:w="2200" w:type="dxa"/>
-            <w:tcBorders>
-              <w:top w:val="single" w:color="CCCCCC" w:sz="0" w:space="0"/>
-              <w:left w:val="single" w:color="CCCCCC" w:sz="0" w:space="0"/>
-              <w:bottom w:val="single" w:color="CCCCCC" w:sz="0" w:space="0"/>
-              <w:right w:val="single" w:color="CCCCCC" w:sz="0" w:space="0"/>
-            </w:tcBorders>
-            <w:shd w:val="clear" w:color="auto" w:fill="FFFFFF"/>
-            <w:tcMar>
-              <w:top w:w="80" w:type="dxa"/>
-              <w:left w:w="120" w:type="dxa"/>
-              <w:bottom w:w="80" w:type="dxa"/>
-              <w:right w:w="120" w:type="dxa"/>
-            </w:tcMar>
-          </w:tcPr>
-          <w:p>
-            <w:r>
-              <w:rPr>
-                <w:rFonts w:ascii="Arial" w:hAnsi="Arial" w:eastAsia="Arial" w:cs="Arial"/>
-                <w:sz w:val="18"/>
-                <w:szCs w:val="18"/>
-              </w:rPr>
-              <w:t>超过阈值触发D类降级或停补</w:t>
-            </w:r>
-          </w:p>
-        </w:tc>
-        <w:tc>
-          <w:tcPr>
-            <w:tcW w:w="1800" w:type="dxa"/>
-            <w:tcBorders>
-              <w:top w:val="single" w:color="CCCCCC" w:sz="0" w:space="0"/>
-              <w:left w:val="single" w:color="CCCCCC" w:sz="0" w:space="0"/>
-              <w:bottom w:val="single" w:color="CCCCCC" w:sz="0" w:space="0"/>
-              <w:right w:val="single" w:color="CCCCCC" w:sz="0" w:space="0"/>
-            </w:tcBorders>
-            <w:shd w:val="clear" w:color="auto" w:fill="FFFFFF"/>
-            <w:tcMar>
-              <w:top w:w="80" w:type="dxa"/>
-              <w:left w:w="120" w:type="dxa"/>
-              <w:bottom w:w="80" w:type="dxa"/>
-              <w:right w:w="120" w:type="dxa"/>
-            </w:tcMar>
-          </w:tcPr>
-          <w:p>
-            <w:r>
-              <w:rPr>
-                <w:rFonts w:ascii="Arial" w:hAnsi="Arial" w:eastAsia="Arial" w:cs="Arial"/>
-                <w:sz w:val="18"/>
-                <w:szCs w:val="18"/>
-              </w:rPr>
-              <w:t>预留字段（当前手工）</w:t>
-            </w:r>
-          </w:p>
-        </w:tc>
-        <w:tc>
-          <w:tcPr>
-            <w:tcW w:w="1560" w:type="dxa"/>
-            <w:tcBorders>
-              <w:top w:val="single" w:color="CCCCCC" w:sz="0" w:space="0"/>
-              <w:left w:val="single" w:color="CCCCCC" w:sz="0" w:space="0"/>
-              <w:bottom w:val="single" w:color="CCCCCC" w:sz="0" w:space="0"/>
-              <w:right w:val="single" w:color="CCCCCC" w:sz="0" w:space="0"/>
-            </w:tcBorders>
-            <w:shd w:val="clear" w:color="auto" w:fill="FFFFFF"/>
-            <w:tcMar>
-              <w:top w:w="80" w:type="dxa"/>
-              <w:left w:w="120" w:type="dxa"/>
-              <w:bottom w:w="80" w:type="dxa"/>
-              <w:right w:w="120" w:type="dxa"/>
-            </w:tcMar>
-          </w:tcPr>
-          <w:p>
-            <w:r>
-              <w:rPr>
-                <w:rFonts w:ascii="Arial" w:hAnsi="Arial" w:eastAsia="Arial" w:cs="Arial"/>
-                <w:sz w:val="18"/>
-                <w:szCs w:val="18"/>
-              </w:rPr>
-              <w:t>后续接入系统自动计算</w:t>
-            </w:r>
-          </w:p>
-        </w:tc>
-      </w:tr>
-      <w:tr>
-        <w:tblPrEx>
-          <w:tblBorders>
-            <w:top w:val="single" w:color="auto" w:sz="4" w:space="0"/>
-            <w:left w:val="single" w:color="auto" w:sz="4" w:space="0"/>
-            <w:bottom w:val="single" w:color="auto" w:sz="4" w:space="0"/>
-            <w:right w:val="single" w:color="auto" w:sz="4" w:space="0"/>
-            <w:insideH w:val="single" w:color="auto" w:sz="4" w:space="0"/>
-            <w:insideV w:val="single" w:color="auto" w:sz="4" w:space="0"/>
-          </w:tblBorders>
-          <w:tblCellMar>
-            <w:top w:w="0" w:type="dxa"/>
-            <w:left w:w="10" w:type="dxa"/>
-            <w:bottom w:w="0" w:type="dxa"/>
-            <w:right w:w="10" w:type="dxa"/>
-          </w:tblCellMar>
-        </w:tblPrEx>
-        <w:tc>
-          <w:tcPr>
-            <w:tcW w:w="900" w:type="dxa"/>
-            <w:tcBorders>
-              <w:top w:val="single" w:color="CCCCCC" w:sz="0" w:space="0"/>
-              <w:left w:val="single" w:color="CCCCCC" w:sz="0" w:space="0"/>
-              <w:bottom w:val="single" w:color="CCCCCC" w:sz="0" w:space="0"/>
-              <w:right w:val="single" w:color="CCCCCC" w:sz="0" w:space="0"/>
-            </w:tcBorders>
-            <w:shd w:val="clear" w:color="auto" w:fill="FFFFFF"/>
-            <w:tcMar>
-              <w:top w:w="80" w:type="dxa"/>
-              <w:left w:w="120" w:type="dxa"/>
-              <w:bottom w:w="80" w:type="dxa"/>
-              <w:right w:w="120" w:type="dxa"/>
-            </w:tcMar>
-          </w:tcPr>
-          <w:p>
-            <w:r>
-              <w:rPr>
-                <w:rFonts w:ascii="Arial" w:hAnsi="Arial" w:eastAsia="Arial" w:cs="Arial"/>
-                <w:sz w:val="18"/>
-                <w:szCs w:val="18"/>
-              </w:rPr>
-              <w:t>18</w:t>
-            </w:r>
-          </w:p>
-        </w:tc>
-        <w:tc>
-          <w:tcPr>
-            <w:tcW w:w="1400" w:type="dxa"/>
-            <w:tcBorders>
-              <w:top w:val="single" w:color="CCCCCC" w:sz="0" w:space="0"/>
-              <w:left w:val="single" w:color="CCCCCC" w:sz="0" w:space="0"/>
-              <w:bottom w:val="single" w:color="CCCCCC" w:sz="0" w:space="0"/>
-              <w:right w:val="single" w:color="CCCCCC" w:sz="0" w:space="0"/>
-            </w:tcBorders>
-            <w:shd w:val="clear" w:color="auto" w:fill="FFFFFF"/>
-            <w:tcMar>
-              <w:top w:w="80" w:type="dxa"/>
-              <w:left w:w="120" w:type="dxa"/>
-              <w:bottom w:w="80" w:type="dxa"/>
-              <w:right w:w="120" w:type="dxa"/>
-            </w:tcMar>
-          </w:tcPr>
-          <w:p>
-            <w:r>
-              <w:rPr>
-                <w:rFonts w:ascii="Arial" w:hAnsi="Arial" w:eastAsia="Arial" w:cs="Arial"/>
-                <w:sz w:val="18"/>
-                <w:szCs w:val="18"/>
-              </w:rPr>
               <w:t>建议运输方式</w:t>
             </w:r>
           </w:p>
         </w:tc>
         <w:tc>
           <w:tcPr>
-            <w:tcW w:w="1500" w:type="dxa"/>
+            <w:tcW w:w="1489" w:type="dxa"/>
             <w:tcBorders>
               <w:top w:val="single" w:color="CCCCCC" w:sz="0" w:space="0"/>
               <w:left w:val="single" w:color="CCCCCC" w:sz="0" w:space="0"/>
@@ -13591,7 +12403,7 @@
         </w:tc>
         <w:tc>
           <w:tcPr>
-            <w:tcW w:w="2200" w:type="dxa"/>
+            <w:tcW w:w="2231" w:type="dxa"/>
             <w:tcBorders>
               <w:top w:val="single" w:color="CCCCCC" w:sz="0" w:space="0"/>
               <w:left w:val="single" w:color="CCCCCC" w:sz="0" w:space="0"/>
@@ -13648,6 +12460,7 @@
         <w:tc>
           <w:tcPr>
             <w:tcW w:w="1560" w:type="dxa"/>
+            <w:gridSpan w:val="2"/>
             <w:tcBorders>
               <w:top w:val="single" w:color="CCCCCC" w:sz="0" w:space="0"/>
               <w:left w:val="single" w:color="CCCCCC" w:sz="0" w:space="0"/>
@@ -13750,16 +12563,6 @@
         <w:gridCol w:w="2960"/>
       </w:tblGrid>
       <w:tr>
-        <w:tblPrEx>
-          <w:tblBorders>
-            <w:top w:val="single" w:color="auto" w:sz="4" w:space="0"/>
-            <w:left w:val="single" w:color="auto" w:sz="4" w:space="0"/>
-            <w:bottom w:val="single" w:color="auto" w:sz="4" w:space="0"/>
-            <w:right w:val="single" w:color="auto" w:sz="4" w:space="0"/>
-            <w:insideH w:val="single" w:color="auto" w:sz="4" w:space="0"/>
-            <w:insideV w:val="single" w:color="auto" w:sz="4" w:space="0"/>
-          </w:tblBorders>
-        </w:tblPrEx>
         <w:trPr>
           <w:tblHeader/>
         </w:trPr>
@@ -13885,22 +12688,6 @@
         </w:tc>
       </w:tr>
       <w:tr>
-        <w:tblPrEx>
-          <w:tblBorders>
-            <w:top w:val="single" w:color="auto" w:sz="4" w:space="0"/>
-            <w:left w:val="single" w:color="auto" w:sz="4" w:space="0"/>
-            <w:bottom w:val="single" w:color="auto" w:sz="4" w:space="0"/>
-            <w:right w:val="single" w:color="auto" w:sz="4" w:space="0"/>
-            <w:insideH w:val="single" w:color="auto" w:sz="4" w:space="0"/>
-            <w:insideV w:val="single" w:color="auto" w:sz="4" w:space="0"/>
-          </w:tblBorders>
-          <w:tblCellMar>
-            <w:top w:w="0" w:type="dxa"/>
-            <w:left w:w="10" w:type="dxa"/>
-            <w:bottom w:w="0" w:type="dxa"/>
-            <w:right w:w="10" w:type="dxa"/>
-          </w:tblCellMar>
-        </w:tblPrEx>
         <w:tc>
           <w:tcPr>
             <w:tcW w:w="2400" w:type="dxa"/>
@@ -14015,22 +12802,6 @@
         </w:tc>
       </w:tr>
       <w:tr>
-        <w:tblPrEx>
-          <w:tblBorders>
-            <w:top w:val="single" w:color="auto" w:sz="4" w:space="0"/>
-            <w:left w:val="single" w:color="auto" w:sz="4" w:space="0"/>
-            <w:bottom w:val="single" w:color="auto" w:sz="4" w:space="0"/>
-            <w:right w:val="single" w:color="auto" w:sz="4" w:space="0"/>
-            <w:insideH w:val="single" w:color="auto" w:sz="4" w:space="0"/>
-            <w:insideV w:val="single" w:color="auto" w:sz="4" w:space="0"/>
-          </w:tblBorders>
-          <w:tblCellMar>
-            <w:top w:w="0" w:type="dxa"/>
-            <w:left w:w="10" w:type="dxa"/>
-            <w:bottom w:w="0" w:type="dxa"/>
-            <w:right w:w="10" w:type="dxa"/>
-          </w:tblCellMar>
-        </w:tblPrEx>
         <w:tc>
           <w:tcPr>
             <w:tcW w:w="2400" w:type="dxa"/>
@@ -14145,22 +12916,6 @@
         </w:tc>
       </w:tr>
       <w:tr>
-        <w:tblPrEx>
-          <w:tblBorders>
-            <w:top w:val="single" w:color="auto" w:sz="4" w:space="0"/>
-            <w:left w:val="single" w:color="auto" w:sz="4" w:space="0"/>
-            <w:bottom w:val="single" w:color="auto" w:sz="4" w:space="0"/>
-            <w:right w:val="single" w:color="auto" w:sz="4" w:space="0"/>
-            <w:insideH w:val="single" w:color="auto" w:sz="4" w:space="0"/>
-            <w:insideV w:val="single" w:color="auto" w:sz="4" w:space="0"/>
-          </w:tblBorders>
-          <w:tblCellMar>
-            <w:top w:w="0" w:type="dxa"/>
-            <w:left w:w="10" w:type="dxa"/>
-            <w:bottom w:w="0" w:type="dxa"/>
-            <w:right w:w="10" w:type="dxa"/>
-          </w:tblCellMar>
-        </w:tblPrEx>
         <w:tc>
           <w:tcPr>
             <w:tcW w:w="2400" w:type="dxa"/>
@@ -14324,22 +13079,6 @@
         <w:gridCol w:w="4560"/>
       </w:tblGrid>
       <w:tr>
-        <w:tblPrEx>
-          <w:tblBorders>
-            <w:top w:val="single" w:color="auto" w:sz="4" w:space="0"/>
-            <w:left w:val="single" w:color="auto" w:sz="4" w:space="0"/>
-            <w:bottom w:val="single" w:color="auto" w:sz="4" w:space="0"/>
-            <w:right w:val="single" w:color="auto" w:sz="4" w:space="0"/>
-            <w:insideH w:val="single" w:color="auto" w:sz="4" w:space="0"/>
-            <w:insideV w:val="single" w:color="auto" w:sz="4" w:space="0"/>
-          </w:tblBorders>
-          <w:tblCellMar>
-            <w:top w:w="0" w:type="dxa"/>
-            <w:left w:w="10" w:type="dxa"/>
-            <w:bottom w:w="0" w:type="dxa"/>
-            <w:right w:w="10" w:type="dxa"/>
-          </w:tblCellMar>
-        </w:tblPrEx>
         <w:trPr>
           <w:tblHeader/>
         </w:trPr>
@@ -14465,22 +13204,6 @@
         </w:tc>
       </w:tr>
       <w:tr>
-        <w:tblPrEx>
-          <w:tblBorders>
-            <w:top w:val="single" w:color="auto" w:sz="4" w:space="0"/>
-            <w:left w:val="single" w:color="auto" w:sz="4" w:space="0"/>
-            <w:bottom w:val="single" w:color="auto" w:sz="4" w:space="0"/>
-            <w:right w:val="single" w:color="auto" w:sz="4" w:space="0"/>
-            <w:insideH w:val="single" w:color="auto" w:sz="4" w:space="0"/>
-            <w:insideV w:val="single" w:color="auto" w:sz="4" w:space="0"/>
-          </w:tblBorders>
-          <w:tblCellMar>
-            <w:top w:w="0" w:type="dxa"/>
-            <w:left w:w="10" w:type="dxa"/>
-            <w:bottom w:w="0" w:type="dxa"/>
-            <w:right w:w="10" w:type="dxa"/>
-          </w:tblCellMar>
-        </w:tblPrEx>
         <w:tc>
           <w:tcPr>
             <w:tcW w:w="1600" w:type="dxa"/>
@@ -14595,22 +13318,6 @@
         </w:tc>
       </w:tr>
       <w:tr>
-        <w:tblPrEx>
-          <w:tblBorders>
-            <w:top w:val="single" w:color="auto" w:sz="4" w:space="0"/>
-            <w:left w:val="single" w:color="auto" w:sz="4" w:space="0"/>
-            <w:bottom w:val="single" w:color="auto" w:sz="4" w:space="0"/>
-            <w:right w:val="single" w:color="auto" w:sz="4" w:space="0"/>
-            <w:insideH w:val="single" w:color="auto" w:sz="4" w:space="0"/>
-            <w:insideV w:val="single" w:color="auto" w:sz="4" w:space="0"/>
-          </w:tblBorders>
-          <w:tblCellMar>
-            <w:top w:w="0" w:type="dxa"/>
-            <w:left w:w="10" w:type="dxa"/>
-            <w:bottom w:w="0" w:type="dxa"/>
-            <w:right w:w="10" w:type="dxa"/>
-          </w:tblCellMar>
-        </w:tblPrEx>
         <w:tc>
           <w:tcPr>
             <w:tcW w:w="1600" w:type="dxa"/>
@@ -14725,22 +13432,6 @@
         </w:tc>
       </w:tr>
       <w:tr>
-        <w:tblPrEx>
-          <w:tblBorders>
-            <w:top w:val="single" w:color="auto" w:sz="4" w:space="0"/>
-            <w:left w:val="single" w:color="auto" w:sz="4" w:space="0"/>
-            <w:bottom w:val="single" w:color="auto" w:sz="4" w:space="0"/>
-            <w:right w:val="single" w:color="auto" w:sz="4" w:space="0"/>
-            <w:insideH w:val="single" w:color="auto" w:sz="4" w:space="0"/>
-            <w:insideV w:val="single" w:color="auto" w:sz="4" w:space="0"/>
-          </w:tblBorders>
-          <w:tblCellMar>
-            <w:top w:w="0" w:type="dxa"/>
-            <w:left w:w="10" w:type="dxa"/>
-            <w:bottom w:w="0" w:type="dxa"/>
-            <w:right w:w="10" w:type="dxa"/>
-          </w:tblCellMar>
-        </w:tblPrEx>
         <w:tc>
           <w:tcPr>
             <w:tcW w:w="1600" w:type="dxa"/>
@@ -14855,22 +13546,6 @@
         </w:tc>
       </w:tr>
       <w:tr>
-        <w:tblPrEx>
-          <w:tblBorders>
-            <w:top w:val="single" w:color="auto" w:sz="4" w:space="0"/>
-            <w:left w:val="single" w:color="auto" w:sz="4" w:space="0"/>
-            <w:bottom w:val="single" w:color="auto" w:sz="4" w:space="0"/>
-            <w:right w:val="single" w:color="auto" w:sz="4" w:space="0"/>
-            <w:insideH w:val="single" w:color="auto" w:sz="4" w:space="0"/>
-            <w:insideV w:val="single" w:color="auto" w:sz="4" w:space="0"/>
-          </w:tblBorders>
-          <w:tblCellMar>
-            <w:top w:w="0" w:type="dxa"/>
-            <w:left w:w="10" w:type="dxa"/>
-            <w:bottom w:w="0" w:type="dxa"/>
-            <w:right w:w="10" w:type="dxa"/>
-          </w:tblCellMar>
-        </w:tblPrEx>
         <w:tc>
           <w:tcPr>
             <w:tcW w:w="1600" w:type="dxa"/>
@@ -15020,22 +13695,6 @@
         <w:gridCol w:w="1560"/>
       </w:tblGrid>
       <w:tr>
-        <w:tblPrEx>
-          <w:tblBorders>
-            <w:top w:val="single" w:color="auto" w:sz="4" w:space="0"/>
-            <w:left w:val="single" w:color="auto" w:sz="4" w:space="0"/>
-            <w:bottom w:val="single" w:color="auto" w:sz="4" w:space="0"/>
-            <w:right w:val="single" w:color="auto" w:sz="4" w:space="0"/>
-            <w:insideH w:val="single" w:color="auto" w:sz="4" w:space="0"/>
-            <w:insideV w:val="single" w:color="auto" w:sz="4" w:space="0"/>
-          </w:tblBorders>
-          <w:tblCellMar>
-            <w:top w:w="0" w:type="dxa"/>
-            <w:left w:w="10" w:type="dxa"/>
-            <w:bottom w:w="0" w:type="dxa"/>
-            <w:right w:w="10" w:type="dxa"/>
-          </w:tblCellMar>
-        </w:tblPrEx>
         <w:trPr>
           <w:tblHeader/>
         </w:trPr>
@@ -15221,22 +13880,6 @@
         </w:tc>
       </w:tr>
       <w:tr>
-        <w:tblPrEx>
-          <w:tblBorders>
-            <w:top w:val="single" w:color="auto" w:sz="4" w:space="0"/>
-            <w:left w:val="single" w:color="auto" w:sz="4" w:space="0"/>
-            <w:bottom w:val="single" w:color="auto" w:sz="4" w:space="0"/>
-            <w:right w:val="single" w:color="auto" w:sz="4" w:space="0"/>
-            <w:insideH w:val="single" w:color="auto" w:sz="4" w:space="0"/>
-            <w:insideV w:val="single" w:color="auto" w:sz="4" w:space="0"/>
-          </w:tblBorders>
-          <w:tblCellMar>
-            <w:top w:w="0" w:type="dxa"/>
-            <w:left w:w="10" w:type="dxa"/>
-            <w:bottom w:w="0" w:type="dxa"/>
-            <w:right w:w="10" w:type="dxa"/>
-          </w:tblCellMar>
-        </w:tblPrEx>
         <w:tc>
           <w:tcPr>
             <w:tcW w:w="9360" w:type="dxa"/>
@@ -15271,22 +13914,6 @@
         </w:tc>
       </w:tr>
       <w:tr>
-        <w:tblPrEx>
-          <w:tblBorders>
-            <w:top w:val="single" w:color="auto" w:sz="4" w:space="0"/>
-            <w:left w:val="single" w:color="auto" w:sz="4" w:space="0"/>
-            <w:bottom w:val="single" w:color="auto" w:sz="4" w:space="0"/>
-            <w:right w:val="single" w:color="auto" w:sz="4" w:space="0"/>
-            <w:insideH w:val="single" w:color="auto" w:sz="4" w:space="0"/>
-            <w:insideV w:val="single" w:color="auto" w:sz="4" w:space="0"/>
-          </w:tblBorders>
-          <w:tblCellMar>
-            <w:top w:w="0" w:type="dxa"/>
-            <w:left w:w="10" w:type="dxa"/>
-            <w:bottom w:w="0" w:type="dxa"/>
-            <w:right w:w="10" w:type="dxa"/>
-          </w:tblCellMar>
-        </w:tblPrEx>
         <w:tc>
           <w:tcPr>
             <w:tcW w:w="900" w:type="dxa"/>
@@ -15449,22 +14076,6 @@
         </w:tc>
       </w:tr>
       <w:tr>
-        <w:tblPrEx>
-          <w:tblBorders>
-            <w:top w:val="single" w:color="auto" w:sz="4" w:space="0"/>
-            <w:left w:val="single" w:color="auto" w:sz="4" w:space="0"/>
-            <w:bottom w:val="single" w:color="auto" w:sz="4" w:space="0"/>
-            <w:right w:val="single" w:color="auto" w:sz="4" w:space="0"/>
-            <w:insideH w:val="single" w:color="auto" w:sz="4" w:space="0"/>
-            <w:insideV w:val="single" w:color="auto" w:sz="4" w:space="0"/>
-          </w:tblBorders>
-          <w:tblCellMar>
-            <w:top w:w="0" w:type="dxa"/>
-            <w:left w:w="10" w:type="dxa"/>
-            <w:bottom w:w="0" w:type="dxa"/>
-            <w:right w:w="10" w:type="dxa"/>
-          </w:tblCellMar>
-        </w:tblPrEx>
         <w:tc>
           <w:tcPr>
             <w:tcW w:w="900" w:type="dxa"/>
@@ -15627,22 +14238,6 @@
         </w:tc>
       </w:tr>
       <w:tr>
-        <w:tblPrEx>
-          <w:tblBorders>
-            <w:top w:val="single" w:color="auto" w:sz="4" w:space="0"/>
-            <w:left w:val="single" w:color="auto" w:sz="4" w:space="0"/>
-            <w:bottom w:val="single" w:color="auto" w:sz="4" w:space="0"/>
-            <w:right w:val="single" w:color="auto" w:sz="4" w:space="0"/>
-            <w:insideH w:val="single" w:color="auto" w:sz="4" w:space="0"/>
-            <w:insideV w:val="single" w:color="auto" w:sz="4" w:space="0"/>
-          </w:tblBorders>
-          <w:tblCellMar>
-            <w:top w:w="0" w:type="dxa"/>
-            <w:left w:w="10" w:type="dxa"/>
-            <w:bottom w:w="0" w:type="dxa"/>
-            <w:right w:w="10" w:type="dxa"/>
-          </w:tblCellMar>
-        </w:tblPrEx>
         <w:tc>
           <w:tcPr>
             <w:tcW w:w="900" w:type="dxa"/>
@@ -15807,22 +14402,6 @@
         </w:tc>
       </w:tr>
       <w:tr>
-        <w:tblPrEx>
-          <w:tblBorders>
-            <w:top w:val="single" w:color="auto" w:sz="4" w:space="0"/>
-            <w:left w:val="single" w:color="auto" w:sz="4" w:space="0"/>
-            <w:bottom w:val="single" w:color="auto" w:sz="4" w:space="0"/>
-            <w:right w:val="single" w:color="auto" w:sz="4" w:space="0"/>
-            <w:insideH w:val="single" w:color="auto" w:sz="4" w:space="0"/>
-            <w:insideV w:val="single" w:color="auto" w:sz="4" w:space="0"/>
-          </w:tblBorders>
-          <w:tblCellMar>
-            <w:top w:w="0" w:type="dxa"/>
-            <w:left w:w="10" w:type="dxa"/>
-            <w:bottom w:w="0" w:type="dxa"/>
-            <w:right w:w="10" w:type="dxa"/>
-          </w:tblCellMar>
-        </w:tblPrEx>
         <w:tc>
           <w:tcPr>
             <w:tcW w:w="900" w:type="dxa"/>
@@ -15841,7 +14420,6 @@
             </w:tcMar>
           </w:tcPr>
           <w:p>
-            <w:bookmarkStart w:id="0" w:name="_GoBack"/>
             <w:r>
               <w:rPr>
                 <w:rFonts w:ascii="Arial" w:hAnsi="Arial" w:eastAsia="Arial" w:cs="Arial"/>
@@ -15984,7 +14562,6 @@
           <w:p/>
         </w:tc>
       </w:tr>
-      <w:bookmarkEnd w:id="0"/>
     </w:tbl>
     <w:p>
       <w:pPr>
@@ -16043,22 +14620,6 @@
         <w:gridCol w:w="1560"/>
       </w:tblGrid>
       <w:tr>
-        <w:tblPrEx>
-          <w:tblBorders>
-            <w:top w:val="single" w:color="auto" w:sz="4" w:space="0"/>
-            <w:left w:val="single" w:color="auto" w:sz="4" w:space="0"/>
-            <w:bottom w:val="single" w:color="auto" w:sz="4" w:space="0"/>
-            <w:right w:val="single" w:color="auto" w:sz="4" w:space="0"/>
-            <w:insideH w:val="single" w:color="auto" w:sz="4" w:space="0"/>
-            <w:insideV w:val="single" w:color="auto" w:sz="4" w:space="0"/>
-          </w:tblBorders>
-          <w:tblCellMar>
-            <w:top w:w="0" w:type="dxa"/>
-            <w:left w:w="10" w:type="dxa"/>
-            <w:bottom w:w="0" w:type="dxa"/>
-            <w:right w:w="10" w:type="dxa"/>
-          </w:tblCellMar>
-        </w:tblPrEx>
         <w:trPr>
           <w:tblHeader/>
         </w:trPr>
@@ -16244,22 +14805,6 @@
         </w:tc>
       </w:tr>
       <w:tr>
-        <w:tblPrEx>
-          <w:tblBorders>
-            <w:top w:val="single" w:color="auto" w:sz="4" w:space="0"/>
-            <w:left w:val="single" w:color="auto" w:sz="4" w:space="0"/>
-            <w:bottom w:val="single" w:color="auto" w:sz="4" w:space="0"/>
-            <w:right w:val="single" w:color="auto" w:sz="4" w:space="0"/>
-            <w:insideH w:val="single" w:color="auto" w:sz="4" w:space="0"/>
-            <w:insideV w:val="single" w:color="auto" w:sz="4" w:space="0"/>
-          </w:tblBorders>
-          <w:tblCellMar>
-            <w:top w:w="0" w:type="dxa"/>
-            <w:left w:w="10" w:type="dxa"/>
-            <w:bottom w:w="0" w:type="dxa"/>
-            <w:right w:w="10" w:type="dxa"/>
-          </w:tblCellMar>
-        </w:tblPrEx>
         <w:tc>
           <w:tcPr>
             <w:tcW w:w="9360" w:type="dxa"/>
@@ -16294,22 +14839,6 @@
         </w:tc>
       </w:tr>
       <w:tr>
-        <w:tblPrEx>
-          <w:tblBorders>
-            <w:top w:val="single" w:color="auto" w:sz="4" w:space="0"/>
-            <w:left w:val="single" w:color="auto" w:sz="4" w:space="0"/>
-            <w:bottom w:val="single" w:color="auto" w:sz="4" w:space="0"/>
-            <w:right w:val="single" w:color="auto" w:sz="4" w:space="0"/>
-            <w:insideH w:val="single" w:color="auto" w:sz="4" w:space="0"/>
-            <w:insideV w:val="single" w:color="auto" w:sz="4" w:space="0"/>
-          </w:tblBorders>
-          <w:tblCellMar>
-            <w:top w:w="0" w:type="dxa"/>
-            <w:left w:w="10" w:type="dxa"/>
-            <w:bottom w:w="0" w:type="dxa"/>
-            <w:right w:w="10" w:type="dxa"/>
-          </w:tblCellMar>
-        </w:tblPrEx>
         <w:tc>
           <w:tcPr>
             <w:tcW w:w="900" w:type="dxa"/>
@@ -16471,22 +15000,6 @@
         </w:tc>
       </w:tr>
       <w:tr>
-        <w:tblPrEx>
-          <w:tblBorders>
-            <w:top w:val="single" w:color="auto" w:sz="4" w:space="0"/>
-            <w:left w:val="single" w:color="auto" w:sz="4" w:space="0"/>
-            <w:bottom w:val="single" w:color="auto" w:sz="4" w:space="0"/>
-            <w:right w:val="single" w:color="auto" w:sz="4" w:space="0"/>
-            <w:insideH w:val="single" w:color="auto" w:sz="4" w:space="0"/>
-            <w:insideV w:val="single" w:color="auto" w:sz="4" w:space="0"/>
-          </w:tblBorders>
-          <w:tblCellMar>
-            <w:top w:w="0" w:type="dxa"/>
-            <w:left w:w="10" w:type="dxa"/>
-            <w:bottom w:w="0" w:type="dxa"/>
-            <w:right w:w="10" w:type="dxa"/>
-          </w:tblCellMar>
-        </w:tblPrEx>
         <w:tc>
           <w:tcPr>
             <w:tcW w:w="900" w:type="dxa"/>
@@ -16649,22 +15162,6 @@
         </w:tc>
       </w:tr>
       <w:tr>
-        <w:tblPrEx>
-          <w:tblBorders>
-            <w:top w:val="single" w:color="auto" w:sz="4" w:space="0"/>
-            <w:left w:val="single" w:color="auto" w:sz="4" w:space="0"/>
-            <w:bottom w:val="single" w:color="auto" w:sz="4" w:space="0"/>
-            <w:right w:val="single" w:color="auto" w:sz="4" w:space="0"/>
-            <w:insideH w:val="single" w:color="auto" w:sz="4" w:space="0"/>
-            <w:insideV w:val="single" w:color="auto" w:sz="4" w:space="0"/>
-          </w:tblBorders>
-          <w:tblCellMar>
-            <w:top w:w="0" w:type="dxa"/>
-            <w:left w:w="10" w:type="dxa"/>
-            <w:bottom w:w="0" w:type="dxa"/>
-            <w:right w:w="10" w:type="dxa"/>
-          </w:tblCellMar>
-        </w:tblPrEx>
         <w:tc>
           <w:tcPr>
             <w:tcW w:w="900" w:type="dxa"/>
@@ -16827,22 +15324,6 @@
         </w:tc>
       </w:tr>
       <w:tr>
-        <w:tblPrEx>
-          <w:tblBorders>
-            <w:top w:val="single" w:color="auto" w:sz="4" w:space="0"/>
-            <w:left w:val="single" w:color="auto" w:sz="4" w:space="0"/>
-            <w:bottom w:val="single" w:color="auto" w:sz="4" w:space="0"/>
-            <w:right w:val="single" w:color="auto" w:sz="4" w:space="0"/>
-            <w:insideH w:val="single" w:color="auto" w:sz="4" w:space="0"/>
-            <w:insideV w:val="single" w:color="auto" w:sz="4" w:space="0"/>
-          </w:tblBorders>
-          <w:tblCellMar>
-            <w:top w:w="0" w:type="dxa"/>
-            <w:left w:w="10" w:type="dxa"/>
-            <w:bottom w:w="0" w:type="dxa"/>
-            <w:right w:w="10" w:type="dxa"/>
-          </w:tblCellMar>
-        </w:tblPrEx>
         <w:tc>
           <w:tcPr>
             <w:tcW w:w="9360" w:type="dxa"/>
@@ -16877,22 +15358,6 @@
         </w:tc>
       </w:tr>
       <w:tr>
-        <w:tblPrEx>
-          <w:tblBorders>
-            <w:top w:val="single" w:color="auto" w:sz="4" w:space="0"/>
-            <w:left w:val="single" w:color="auto" w:sz="4" w:space="0"/>
-            <w:bottom w:val="single" w:color="auto" w:sz="4" w:space="0"/>
-            <w:right w:val="single" w:color="auto" w:sz="4" w:space="0"/>
-            <w:insideH w:val="single" w:color="auto" w:sz="4" w:space="0"/>
-            <w:insideV w:val="single" w:color="auto" w:sz="4" w:space="0"/>
-          </w:tblBorders>
-          <w:tblCellMar>
-            <w:top w:w="0" w:type="dxa"/>
-            <w:left w:w="10" w:type="dxa"/>
-            <w:bottom w:w="0" w:type="dxa"/>
-            <w:right w:w="10" w:type="dxa"/>
-          </w:tblCellMar>
-        </w:tblPrEx>
         <w:tc>
           <w:tcPr>
             <w:tcW w:w="900" w:type="dxa"/>
@@ -17054,22 +15519,6 @@
         </w:tc>
       </w:tr>
       <w:tr>
-        <w:tblPrEx>
-          <w:tblBorders>
-            <w:top w:val="single" w:color="auto" w:sz="4" w:space="0"/>
-            <w:left w:val="single" w:color="auto" w:sz="4" w:space="0"/>
-            <w:bottom w:val="single" w:color="auto" w:sz="4" w:space="0"/>
-            <w:right w:val="single" w:color="auto" w:sz="4" w:space="0"/>
-            <w:insideH w:val="single" w:color="auto" w:sz="4" w:space="0"/>
-            <w:insideV w:val="single" w:color="auto" w:sz="4" w:space="0"/>
-          </w:tblBorders>
-          <w:tblCellMar>
-            <w:top w:w="0" w:type="dxa"/>
-            <w:left w:w="10" w:type="dxa"/>
-            <w:bottom w:w="0" w:type="dxa"/>
-            <w:right w:w="10" w:type="dxa"/>
-          </w:tblCellMar>
-        </w:tblPrEx>
         <w:tc>
           <w:tcPr>
             <w:tcW w:w="900" w:type="dxa"/>
@@ -17232,22 +15681,6 @@
         </w:tc>
       </w:tr>
       <w:tr>
-        <w:tblPrEx>
-          <w:tblBorders>
-            <w:top w:val="single" w:color="auto" w:sz="4" w:space="0"/>
-            <w:left w:val="single" w:color="auto" w:sz="4" w:space="0"/>
-            <w:bottom w:val="single" w:color="auto" w:sz="4" w:space="0"/>
-            <w:right w:val="single" w:color="auto" w:sz="4" w:space="0"/>
-            <w:insideH w:val="single" w:color="auto" w:sz="4" w:space="0"/>
-            <w:insideV w:val="single" w:color="auto" w:sz="4" w:space="0"/>
-          </w:tblBorders>
-          <w:tblCellMar>
-            <w:top w:w="0" w:type="dxa"/>
-            <w:left w:w="10" w:type="dxa"/>
-            <w:bottom w:w="0" w:type="dxa"/>
-            <w:right w:w="10" w:type="dxa"/>
-          </w:tblCellMar>
-        </w:tblPrEx>
         <w:tc>
           <w:tcPr>
             <w:tcW w:w="900" w:type="dxa"/>
@@ -17410,22 +15843,6 @@
         </w:tc>
       </w:tr>
       <w:tr>
-        <w:tblPrEx>
-          <w:tblBorders>
-            <w:top w:val="single" w:color="auto" w:sz="4" w:space="0"/>
-            <w:left w:val="single" w:color="auto" w:sz="4" w:space="0"/>
-            <w:bottom w:val="single" w:color="auto" w:sz="4" w:space="0"/>
-            <w:right w:val="single" w:color="auto" w:sz="4" w:space="0"/>
-            <w:insideH w:val="single" w:color="auto" w:sz="4" w:space="0"/>
-            <w:insideV w:val="single" w:color="auto" w:sz="4" w:space="0"/>
-          </w:tblBorders>
-          <w:tblCellMar>
-            <w:top w:w="0" w:type="dxa"/>
-            <w:left w:w="10" w:type="dxa"/>
-            <w:bottom w:w="0" w:type="dxa"/>
-            <w:right w:w="10" w:type="dxa"/>
-          </w:tblCellMar>
-        </w:tblPrEx>
         <w:tc>
           <w:tcPr>
             <w:tcW w:w="900" w:type="dxa"/>
@@ -17587,22 +16004,6 @@
         </w:tc>
       </w:tr>
       <w:tr>
-        <w:tblPrEx>
-          <w:tblBorders>
-            <w:top w:val="single" w:color="auto" w:sz="4" w:space="0"/>
-            <w:left w:val="single" w:color="auto" w:sz="4" w:space="0"/>
-            <w:bottom w:val="single" w:color="auto" w:sz="4" w:space="0"/>
-            <w:right w:val="single" w:color="auto" w:sz="4" w:space="0"/>
-            <w:insideH w:val="single" w:color="auto" w:sz="4" w:space="0"/>
-            <w:insideV w:val="single" w:color="auto" w:sz="4" w:space="0"/>
-          </w:tblBorders>
-          <w:tblCellMar>
-            <w:top w:w="0" w:type="dxa"/>
-            <w:left w:w="10" w:type="dxa"/>
-            <w:bottom w:w="0" w:type="dxa"/>
-            <w:right w:w="10" w:type="dxa"/>
-          </w:tblCellMar>
-        </w:tblPrEx>
         <w:tc>
           <w:tcPr>
             <w:tcW w:w="900" w:type="dxa"/>
@@ -17872,22 +16273,6 @@
         <w:gridCol w:w="2760"/>
       </w:tblGrid>
       <w:tr>
-        <w:tblPrEx>
-          <w:tblBorders>
-            <w:top w:val="single" w:color="auto" w:sz="4" w:space="0"/>
-            <w:left w:val="single" w:color="auto" w:sz="4" w:space="0"/>
-            <w:bottom w:val="single" w:color="auto" w:sz="4" w:space="0"/>
-            <w:right w:val="single" w:color="auto" w:sz="4" w:space="0"/>
-            <w:insideH w:val="single" w:color="auto" w:sz="4" w:space="0"/>
-            <w:insideV w:val="single" w:color="auto" w:sz="4" w:space="0"/>
-          </w:tblBorders>
-          <w:tblCellMar>
-            <w:top w:w="0" w:type="dxa"/>
-            <w:left w:w="10" w:type="dxa"/>
-            <w:bottom w:w="0" w:type="dxa"/>
-            <w:right w:w="10" w:type="dxa"/>
-          </w:tblCellMar>
-        </w:tblPrEx>
         <w:trPr>
           <w:tblHeader/>
         </w:trPr>
@@ -18013,22 +16398,6 @@
         </w:tc>
       </w:tr>
       <w:tr>
-        <w:tblPrEx>
-          <w:tblBorders>
-            <w:top w:val="single" w:color="auto" w:sz="4" w:space="0"/>
-            <w:left w:val="single" w:color="auto" w:sz="4" w:space="0"/>
-            <w:bottom w:val="single" w:color="auto" w:sz="4" w:space="0"/>
-            <w:right w:val="single" w:color="auto" w:sz="4" w:space="0"/>
-            <w:insideH w:val="single" w:color="auto" w:sz="4" w:space="0"/>
-            <w:insideV w:val="single" w:color="auto" w:sz="4" w:space="0"/>
-          </w:tblBorders>
-          <w:tblCellMar>
-            <w:top w:w="0" w:type="dxa"/>
-            <w:left w:w="10" w:type="dxa"/>
-            <w:bottom w:w="0" w:type="dxa"/>
-            <w:right w:w="10" w:type="dxa"/>
-          </w:tblCellMar>
-        </w:tblPrEx>
         <w:tc>
           <w:tcPr>
             <w:tcW w:w="2200" w:type="dxa"/>
@@ -18143,22 +16512,6 @@
         </w:tc>
       </w:tr>
       <w:tr>
-        <w:tblPrEx>
-          <w:tblBorders>
-            <w:top w:val="single" w:color="auto" w:sz="4" w:space="0"/>
-            <w:left w:val="single" w:color="auto" w:sz="4" w:space="0"/>
-            <w:bottom w:val="single" w:color="auto" w:sz="4" w:space="0"/>
-            <w:right w:val="single" w:color="auto" w:sz="4" w:space="0"/>
-            <w:insideH w:val="single" w:color="auto" w:sz="4" w:space="0"/>
-            <w:insideV w:val="single" w:color="auto" w:sz="4" w:space="0"/>
-          </w:tblBorders>
-          <w:tblCellMar>
-            <w:top w:w="0" w:type="dxa"/>
-            <w:left w:w="10" w:type="dxa"/>
-            <w:bottom w:w="0" w:type="dxa"/>
-            <w:right w:w="10" w:type="dxa"/>
-          </w:tblCellMar>
-        </w:tblPrEx>
         <w:tc>
           <w:tcPr>
             <w:tcW w:w="2200" w:type="dxa"/>
@@ -18273,22 +16626,6 @@
         </w:tc>
       </w:tr>
       <w:tr>
-        <w:tblPrEx>
-          <w:tblBorders>
-            <w:top w:val="single" w:color="auto" w:sz="4" w:space="0"/>
-            <w:left w:val="single" w:color="auto" w:sz="4" w:space="0"/>
-            <w:bottom w:val="single" w:color="auto" w:sz="4" w:space="0"/>
-            <w:right w:val="single" w:color="auto" w:sz="4" w:space="0"/>
-            <w:insideH w:val="single" w:color="auto" w:sz="4" w:space="0"/>
-            <w:insideV w:val="single" w:color="auto" w:sz="4" w:space="0"/>
-          </w:tblBorders>
-          <w:tblCellMar>
-            <w:top w:w="0" w:type="dxa"/>
-            <w:left w:w="10" w:type="dxa"/>
-            <w:bottom w:w="0" w:type="dxa"/>
-            <w:right w:w="10" w:type="dxa"/>
-          </w:tblCellMar>
-        </w:tblPrEx>
         <w:tc>
           <w:tcPr>
             <w:tcW w:w="2200" w:type="dxa"/>
@@ -18403,22 +16740,6 @@
         </w:tc>
       </w:tr>
       <w:tr>
-        <w:tblPrEx>
-          <w:tblBorders>
-            <w:top w:val="single" w:color="auto" w:sz="4" w:space="0"/>
-            <w:left w:val="single" w:color="auto" w:sz="4" w:space="0"/>
-            <w:bottom w:val="single" w:color="auto" w:sz="4" w:space="0"/>
-            <w:right w:val="single" w:color="auto" w:sz="4" w:space="0"/>
-            <w:insideH w:val="single" w:color="auto" w:sz="4" w:space="0"/>
-            <w:insideV w:val="single" w:color="auto" w:sz="4" w:space="0"/>
-          </w:tblBorders>
-          <w:tblCellMar>
-            <w:top w:w="0" w:type="dxa"/>
-            <w:left w:w="10" w:type="dxa"/>
-            <w:bottom w:w="0" w:type="dxa"/>
-            <w:right w:w="10" w:type="dxa"/>
-          </w:tblCellMar>
-        </w:tblPrEx>
         <w:tc>
           <w:tcPr>
             <w:tcW w:w="2200" w:type="dxa"/>
@@ -18533,22 +16854,6 @@
         </w:tc>
       </w:tr>
       <w:tr>
-        <w:tblPrEx>
-          <w:tblBorders>
-            <w:top w:val="single" w:color="auto" w:sz="4" w:space="0"/>
-            <w:left w:val="single" w:color="auto" w:sz="4" w:space="0"/>
-            <w:bottom w:val="single" w:color="auto" w:sz="4" w:space="0"/>
-            <w:right w:val="single" w:color="auto" w:sz="4" w:space="0"/>
-            <w:insideH w:val="single" w:color="auto" w:sz="4" w:space="0"/>
-            <w:insideV w:val="single" w:color="auto" w:sz="4" w:space="0"/>
-          </w:tblBorders>
-          <w:tblCellMar>
-            <w:top w:w="0" w:type="dxa"/>
-            <w:left w:w="10" w:type="dxa"/>
-            <w:bottom w:w="0" w:type="dxa"/>
-            <w:right w:w="10" w:type="dxa"/>
-          </w:tblCellMar>
-        </w:tblPrEx>
         <w:tc>
           <w:tcPr>
             <w:tcW w:w="2200" w:type="dxa"/>
@@ -18663,22 +16968,6 @@
         </w:tc>
       </w:tr>
       <w:tr>
-        <w:tblPrEx>
-          <w:tblBorders>
-            <w:top w:val="single" w:color="auto" w:sz="4" w:space="0"/>
-            <w:left w:val="single" w:color="auto" w:sz="4" w:space="0"/>
-            <w:bottom w:val="single" w:color="auto" w:sz="4" w:space="0"/>
-            <w:right w:val="single" w:color="auto" w:sz="4" w:space="0"/>
-            <w:insideH w:val="single" w:color="auto" w:sz="4" w:space="0"/>
-            <w:insideV w:val="single" w:color="auto" w:sz="4" w:space="0"/>
-          </w:tblBorders>
-          <w:tblCellMar>
-            <w:top w:w="0" w:type="dxa"/>
-            <w:left w:w="10" w:type="dxa"/>
-            <w:bottom w:w="0" w:type="dxa"/>
-            <w:right w:w="10" w:type="dxa"/>
-          </w:tblCellMar>
-        </w:tblPrEx>
         <w:tc>
           <w:tcPr>
             <w:tcW w:w="2200" w:type="dxa"/>
@@ -18878,16 +17167,6 @@
         <w:gridCol w:w="1560"/>
       </w:tblGrid>
       <w:tr>
-        <w:tblPrEx>
-          <w:tblBorders>
-            <w:top w:val="single" w:color="auto" w:sz="4" w:space="0"/>
-            <w:left w:val="single" w:color="auto" w:sz="4" w:space="0"/>
-            <w:bottom w:val="single" w:color="auto" w:sz="4" w:space="0"/>
-            <w:right w:val="single" w:color="auto" w:sz="4" w:space="0"/>
-            <w:insideH w:val="single" w:color="auto" w:sz="4" w:space="0"/>
-            <w:insideV w:val="single" w:color="auto" w:sz="4" w:space="0"/>
-          </w:tblBorders>
-        </w:tblPrEx>
         <w:trPr>
           <w:tblHeader/>
         </w:trPr>
@@ -19073,22 +17352,6 @@
         </w:tc>
       </w:tr>
       <w:tr>
-        <w:tblPrEx>
-          <w:tblBorders>
-            <w:top w:val="single" w:color="auto" w:sz="4" w:space="0"/>
-            <w:left w:val="single" w:color="auto" w:sz="4" w:space="0"/>
-            <w:bottom w:val="single" w:color="auto" w:sz="4" w:space="0"/>
-            <w:right w:val="single" w:color="auto" w:sz="4" w:space="0"/>
-            <w:insideH w:val="single" w:color="auto" w:sz="4" w:space="0"/>
-            <w:insideV w:val="single" w:color="auto" w:sz="4" w:space="0"/>
-          </w:tblBorders>
-          <w:tblCellMar>
-            <w:top w:w="0" w:type="dxa"/>
-            <w:left w:w="10" w:type="dxa"/>
-            <w:bottom w:w="0" w:type="dxa"/>
-            <w:right w:w="10" w:type="dxa"/>
-          </w:tblCellMar>
-        </w:tblPrEx>
         <w:tc>
           <w:tcPr>
             <w:tcW w:w="9360" w:type="dxa"/>
@@ -19123,22 +17386,6 @@
         </w:tc>
       </w:tr>
       <w:tr>
-        <w:tblPrEx>
-          <w:tblBorders>
-            <w:top w:val="single" w:color="auto" w:sz="4" w:space="0"/>
-            <w:left w:val="single" w:color="auto" w:sz="4" w:space="0"/>
-            <w:bottom w:val="single" w:color="auto" w:sz="4" w:space="0"/>
-            <w:right w:val="single" w:color="auto" w:sz="4" w:space="0"/>
-            <w:insideH w:val="single" w:color="auto" w:sz="4" w:space="0"/>
-            <w:insideV w:val="single" w:color="auto" w:sz="4" w:space="0"/>
-          </w:tblBorders>
-          <w:tblCellMar>
-            <w:top w:w="0" w:type="dxa"/>
-            <w:left w:w="10" w:type="dxa"/>
-            <w:bottom w:w="0" w:type="dxa"/>
-            <w:right w:w="10" w:type="dxa"/>
-          </w:tblCellMar>
-        </w:tblPrEx>
         <w:tc>
           <w:tcPr>
             <w:tcW w:w="900" w:type="dxa"/>
@@ -19300,22 +17547,6 @@
         </w:tc>
       </w:tr>
       <w:tr>
-        <w:tblPrEx>
-          <w:tblBorders>
-            <w:top w:val="single" w:color="auto" w:sz="4" w:space="0"/>
-            <w:left w:val="single" w:color="auto" w:sz="4" w:space="0"/>
-            <w:bottom w:val="single" w:color="auto" w:sz="4" w:space="0"/>
-            <w:right w:val="single" w:color="auto" w:sz="4" w:space="0"/>
-            <w:insideH w:val="single" w:color="auto" w:sz="4" w:space="0"/>
-            <w:insideV w:val="single" w:color="auto" w:sz="4" w:space="0"/>
-          </w:tblBorders>
-          <w:tblCellMar>
-            <w:top w:w="0" w:type="dxa"/>
-            <w:left w:w="10" w:type="dxa"/>
-            <w:bottom w:w="0" w:type="dxa"/>
-            <w:right w:w="10" w:type="dxa"/>
-          </w:tblCellMar>
-        </w:tblPrEx>
         <w:tc>
           <w:tcPr>
             <w:tcW w:w="900" w:type="dxa"/>
@@ -19477,22 +17708,6 @@
         </w:tc>
       </w:tr>
       <w:tr>
-        <w:tblPrEx>
-          <w:tblBorders>
-            <w:top w:val="single" w:color="auto" w:sz="4" w:space="0"/>
-            <w:left w:val="single" w:color="auto" w:sz="4" w:space="0"/>
-            <w:bottom w:val="single" w:color="auto" w:sz="4" w:space="0"/>
-            <w:right w:val="single" w:color="auto" w:sz="4" w:space="0"/>
-            <w:insideH w:val="single" w:color="auto" w:sz="4" w:space="0"/>
-            <w:insideV w:val="single" w:color="auto" w:sz="4" w:space="0"/>
-          </w:tblBorders>
-          <w:tblCellMar>
-            <w:top w:w="0" w:type="dxa"/>
-            <w:left w:w="10" w:type="dxa"/>
-            <w:bottom w:w="0" w:type="dxa"/>
-            <w:right w:w="10" w:type="dxa"/>
-          </w:tblCellMar>
-        </w:tblPrEx>
         <w:tc>
           <w:tcPr>
             <w:tcW w:w="900" w:type="dxa"/>
@@ -19656,22 +17871,6 @@
         </w:tc>
       </w:tr>
       <w:tr>
-        <w:tblPrEx>
-          <w:tblBorders>
-            <w:top w:val="single" w:color="auto" w:sz="4" w:space="0"/>
-            <w:left w:val="single" w:color="auto" w:sz="4" w:space="0"/>
-            <w:bottom w:val="single" w:color="auto" w:sz="4" w:space="0"/>
-            <w:right w:val="single" w:color="auto" w:sz="4" w:space="0"/>
-            <w:insideH w:val="single" w:color="auto" w:sz="4" w:space="0"/>
-            <w:insideV w:val="single" w:color="auto" w:sz="4" w:space="0"/>
-          </w:tblBorders>
-          <w:tblCellMar>
-            <w:top w:w="0" w:type="dxa"/>
-            <w:left w:w="10" w:type="dxa"/>
-            <w:bottom w:w="0" w:type="dxa"/>
-            <w:right w:w="10" w:type="dxa"/>
-          </w:tblCellMar>
-        </w:tblPrEx>
         <w:tc>
           <w:tcPr>
             <w:tcW w:w="900" w:type="dxa"/>
@@ -19835,22 +18034,6 @@
         </w:tc>
       </w:tr>
       <w:tr>
-        <w:tblPrEx>
-          <w:tblBorders>
-            <w:top w:val="single" w:color="auto" w:sz="4" w:space="0"/>
-            <w:left w:val="single" w:color="auto" w:sz="4" w:space="0"/>
-            <w:bottom w:val="single" w:color="auto" w:sz="4" w:space="0"/>
-            <w:right w:val="single" w:color="auto" w:sz="4" w:space="0"/>
-            <w:insideH w:val="single" w:color="auto" w:sz="4" w:space="0"/>
-            <w:insideV w:val="single" w:color="auto" w:sz="4" w:space="0"/>
-          </w:tblBorders>
-          <w:tblCellMar>
-            <w:top w:w="0" w:type="dxa"/>
-            <w:left w:w="10" w:type="dxa"/>
-            <w:bottom w:w="0" w:type="dxa"/>
-            <w:right w:w="10" w:type="dxa"/>
-          </w:tblCellMar>
-        </w:tblPrEx>
         <w:tc>
           <w:tcPr>
             <w:tcW w:w="9360" w:type="dxa"/>
@@ -19885,22 +18068,6 @@
         </w:tc>
       </w:tr>
       <w:tr>
-        <w:tblPrEx>
-          <w:tblBorders>
-            <w:top w:val="single" w:color="auto" w:sz="4" w:space="0"/>
-            <w:left w:val="single" w:color="auto" w:sz="4" w:space="0"/>
-            <w:bottom w:val="single" w:color="auto" w:sz="4" w:space="0"/>
-            <w:right w:val="single" w:color="auto" w:sz="4" w:space="0"/>
-            <w:insideH w:val="single" w:color="auto" w:sz="4" w:space="0"/>
-            <w:insideV w:val="single" w:color="auto" w:sz="4" w:space="0"/>
-          </w:tblBorders>
-          <w:tblCellMar>
-            <w:top w:w="0" w:type="dxa"/>
-            <w:left w:w="10" w:type="dxa"/>
-            <w:bottom w:w="0" w:type="dxa"/>
-            <w:right w:w="10" w:type="dxa"/>
-          </w:tblCellMar>
-        </w:tblPrEx>
         <w:tc>
           <w:tcPr>
             <w:tcW w:w="900" w:type="dxa"/>
@@ -20071,22 +18238,6 @@
         </w:tc>
       </w:tr>
       <w:tr>
-        <w:tblPrEx>
-          <w:tblBorders>
-            <w:top w:val="single" w:color="auto" w:sz="4" w:space="0"/>
-            <w:left w:val="single" w:color="auto" w:sz="4" w:space="0"/>
-            <w:bottom w:val="single" w:color="auto" w:sz="4" w:space="0"/>
-            <w:right w:val="single" w:color="auto" w:sz="4" w:space="0"/>
-            <w:insideH w:val="single" w:color="auto" w:sz="4" w:space="0"/>
-            <w:insideV w:val="single" w:color="auto" w:sz="4" w:space="0"/>
-          </w:tblBorders>
-          <w:tblCellMar>
-            <w:top w:w="0" w:type="dxa"/>
-            <w:left w:w="10" w:type="dxa"/>
-            <w:bottom w:w="0" w:type="dxa"/>
-            <w:right w:w="10" w:type="dxa"/>
-          </w:tblCellMar>
-        </w:tblPrEx>
         <w:tc>
           <w:tcPr>
             <w:tcW w:w="900" w:type="dxa"/>
@@ -20248,22 +18399,6 @@
         </w:tc>
       </w:tr>
       <w:tr>
-        <w:tblPrEx>
-          <w:tblBorders>
-            <w:top w:val="single" w:color="auto" w:sz="4" w:space="0"/>
-            <w:left w:val="single" w:color="auto" w:sz="4" w:space="0"/>
-            <w:bottom w:val="single" w:color="auto" w:sz="4" w:space="0"/>
-            <w:right w:val="single" w:color="auto" w:sz="4" w:space="0"/>
-            <w:insideH w:val="single" w:color="auto" w:sz="4" w:space="0"/>
-            <w:insideV w:val="single" w:color="auto" w:sz="4" w:space="0"/>
-          </w:tblBorders>
-          <w:tblCellMar>
-            <w:top w:w="0" w:type="dxa"/>
-            <w:left w:w="10" w:type="dxa"/>
-            <w:bottom w:w="0" w:type="dxa"/>
-            <w:right w:w="10" w:type="dxa"/>
-          </w:tblCellMar>
-        </w:tblPrEx>
         <w:tc>
           <w:tcPr>
             <w:tcW w:w="900" w:type="dxa"/>
@@ -20426,22 +18561,6 @@
         </w:tc>
       </w:tr>
       <w:tr>
-        <w:tblPrEx>
-          <w:tblBorders>
-            <w:top w:val="single" w:color="auto" w:sz="4" w:space="0"/>
-            <w:left w:val="single" w:color="auto" w:sz="4" w:space="0"/>
-            <w:bottom w:val="single" w:color="auto" w:sz="4" w:space="0"/>
-            <w:right w:val="single" w:color="auto" w:sz="4" w:space="0"/>
-            <w:insideH w:val="single" w:color="auto" w:sz="4" w:space="0"/>
-            <w:insideV w:val="single" w:color="auto" w:sz="4" w:space="0"/>
-          </w:tblBorders>
-          <w:tblCellMar>
-            <w:top w:w="0" w:type="dxa"/>
-            <w:left w:w="10" w:type="dxa"/>
-            <w:bottom w:w="0" w:type="dxa"/>
-            <w:right w:w="10" w:type="dxa"/>
-          </w:tblCellMar>
-        </w:tblPrEx>
         <w:tc>
           <w:tcPr>
             <w:tcW w:w="9360" w:type="dxa"/>
@@ -20476,22 +18595,6 @@
         </w:tc>
       </w:tr>
       <w:tr>
-        <w:tblPrEx>
-          <w:tblBorders>
-            <w:top w:val="single" w:color="auto" w:sz="4" w:space="0"/>
-            <w:left w:val="single" w:color="auto" w:sz="4" w:space="0"/>
-            <w:bottom w:val="single" w:color="auto" w:sz="4" w:space="0"/>
-            <w:right w:val="single" w:color="auto" w:sz="4" w:space="0"/>
-            <w:insideH w:val="single" w:color="auto" w:sz="4" w:space="0"/>
-            <w:insideV w:val="single" w:color="auto" w:sz="4" w:space="0"/>
-          </w:tblBorders>
-          <w:tblCellMar>
-            <w:top w:w="0" w:type="dxa"/>
-            <w:left w:w="10" w:type="dxa"/>
-            <w:bottom w:w="0" w:type="dxa"/>
-            <w:right w:w="10" w:type="dxa"/>
-          </w:tblCellMar>
-        </w:tblPrEx>
         <w:tc>
           <w:tcPr>
             <w:tcW w:w="900" w:type="dxa"/>
@@ -20653,22 +18756,6 @@
         </w:tc>
       </w:tr>
       <w:tr>
-        <w:tblPrEx>
-          <w:tblBorders>
-            <w:top w:val="single" w:color="auto" w:sz="4" w:space="0"/>
-            <w:left w:val="single" w:color="auto" w:sz="4" w:space="0"/>
-            <w:bottom w:val="single" w:color="auto" w:sz="4" w:space="0"/>
-            <w:right w:val="single" w:color="auto" w:sz="4" w:space="0"/>
-            <w:insideH w:val="single" w:color="auto" w:sz="4" w:space="0"/>
-            <w:insideV w:val="single" w:color="auto" w:sz="4" w:space="0"/>
-          </w:tblBorders>
-          <w:tblCellMar>
-            <w:top w:w="0" w:type="dxa"/>
-            <w:left w:w="10" w:type="dxa"/>
-            <w:bottom w:w="0" w:type="dxa"/>
-            <w:right w:w="10" w:type="dxa"/>
-          </w:tblCellMar>
-        </w:tblPrEx>
         <w:tc>
           <w:tcPr>
             <w:tcW w:w="900" w:type="dxa"/>
@@ -20831,22 +18918,6 @@
         </w:tc>
       </w:tr>
       <w:tr>
-        <w:tblPrEx>
-          <w:tblBorders>
-            <w:top w:val="single" w:color="auto" w:sz="4" w:space="0"/>
-            <w:left w:val="single" w:color="auto" w:sz="4" w:space="0"/>
-            <w:bottom w:val="single" w:color="auto" w:sz="4" w:space="0"/>
-            <w:right w:val="single" w:color="auto" w:sz="4" w:space="0"/>
-            <w:insideH w:val="single" w:color="auto" w:sz="4" w:space="0"/>
-            <w:insideV w:val="single" w:color="auto" w:sz="4" w:space="0"/>
-          </w:tblBorders>
-          <w:tblCellMar>
-            <w:top w:w="0" w:type="dxa"/>
-            <w:left w:w="10" w:type="dxa"/>
-            <w:bottom w:w="0" w:type="dxa"/>
-            <w:right w:w="10" w:type="dxa"/>
-          </w:tblCellMar>
-        </w:tblPrEx>
         <w:tc>
           <w:tcPr>
             <w:tcW w:w="9360" w:type="dxa"/>
@@ -20881,22 +18952,6 @@
         </w:tc>
       </w:tr>
       <w:tr>
-        <w:tblPrEx>
-          <w:tblBorders>
-            <w:top w:val="single" w:color="auto" w:sz="4" w:space="0"/>
-            <w:left w:val="single" w:color="auto" w:sz="4" w:space="0"/>
-            <w:bottom w:val="single" w:color="auto" w:sz="4" w:space="0"/>
-            <w:right w:val="single" w:color="auto" w:sz="4" w:space="0"/>
-            <w:insideH w:val="single" w:color="auto" w:sz="4" w:space="0"/>
-            <w:insideV w:val="single" w:color="auto" w:sz="4" w:space="0"/>
-          </w:tblBorders>
-          <w:tblCellMar>
-            <w:top w:w="0" w:type="dxa"/>
-            <w:left w:w="10" w:type="dxa"/>
-            <w:bottom w:w="0" w:type="dxa"/>
-            <w:right w:w="10" w:type="dxa"/>
-          </w:tblCellMar>
-        </w:tblPrEx>
         <w:tc>
           <w:tcPr>
             <w:tcW w:w="900" w:type="dxa"/>
@@ -21059,22 +19114,6 @@
         </w:tc>
       </w:tr>
       <w:tr>
-        <w:tblPrEx>
-          <w:tblBorders>
-            <w:top w:val="single" w:color="auto" w:sz="4" w:space="0"/>
-            <w:left w:val="single" w:color="auto" w:sz="4" w:space="0"/>
-            <w:bottom w:val="single" w:color="auto" w:sz="4" w:space="0"/>
-            <w:right w:val="single" w:color="auto" w:sz="4" w:space="0"/>
-            <w:insideH w:val="single" w:color="auto" w:sz="4" w:space="0"/>
-            <w:insideV w:val="single" w:color="auto" w:sz="4" w:space="0"/>
-          </w:tblBorders>
-          <w:tblCellMar>
-            <w:top w:w="0" w:type="dxa"/>
-            <w:left w:w="10" w:type="dxa"/>
-            <w:bottom w:w="0" w:type="dxa"/>
-            <w:right w:w="10" w:type="dxa"/>
-          </w:tblCellMar>
-        </w:tblPrEx>
         <w:tc>
           <w:tcPr>
             <w:tcW w:w="9360" w:type="dxa"/>
@@ -21109,22 +19148,6 @@
         </w:tc>
       </w:tr>
       <w:tr>
-        <w:tblPrEx>
-          <w:tblBorders>
-            <w:top w:val="single" w:color="auto" w:sz="4" w:space="0"/>
-            <w:left w:val="single" w:color="auto" w:sz="4" w:space="0"/>
-            <w:bottom w:val="single" w:color="auto" w:sz="4" w:space="0"/>
-            <w:right w:val="single" w:color="auto" w:sz="4" w:space="0"/>
-            <w:insideH w:val="single" w:color="auto" w:sz="4" w:space="0"/>
-            <w:insideV w:val="single" w:color="auto" w:sz="4" w:space="0"/>
-          </w:tblBorders>
-          <w:tblCellMar>
-            <w:top w:w="0" w:type="dxa"/>
-            <w:left w:w="10" w:type="dxa"/>
-            <w:bottom w:w="0" w:type="dxa"/>
-            <w:right w:w="10" w:type="dxa"/>
-          </w:tblCellMar>
-        </w:tblPrEx>
         <w:tc>
           <w:tcPr>
             <w:tcW w:w="900" w:type="dxa"/>
@@ -21286,22 +19309,6 @@
         </w:tc>
       </w:tr>
       <w:tr>
-        <w:tblPrEx>
-          <w:tblBorders>
-            <w:top w:val="single" w:color="auto" w:sz="4" w:space="0"/>
-            <w:left w:val="single" w:color="auto" w:sz="4" w:space="0"/>
-            <w:bottom w:val="single" w:color="auto" w:sz="4" w:space="0"/>
-            <w:right w:val="single" w:color="auto" w:sz="4" w:space="0"/>
-            <w:insideH w:val="single" w:color="auto" w:sz="4" w:space="0"/>
-            <w:insideV w:val="single" w:color="auto" w:sz="4" w:space="0"/>
-          </w:tblBorders>
-          <w:tblCellMar>
-            <w:top w:w="0" w:type="dxa"/>
-            <w:left w:w="10" w:type="dxa"/>
-            <w:bottom w:w="0" w:type="dxa"/>
-            <w:right w:w="10" w:type="dxa"/>
-          </w:tblCellMar>
-        </w:tblPrEx>
         <w:tc>
           <w:tcPr>
             <w:tcW w:w="900" w:type="dxa"/>
@@ -21463,22 +19470,6 @@
         </w:tc>
       </w:tr>
       <w:tr>
-        <w:tblPrEx>
-          <w:tblBorders>
-            <w:top w:val="single" w:color="auto" w:sz="4" w:space="0"/>
-            <w:left w:val="single" w:color="auto" w:sz="4" w:space="0"/>
-            <w:bottom w:val="single" w:color="auto" w:sz="4" w:space="0"/>
-            <w:right w:val="single" w:color="auto" w:sz="4" w:space="0"/>
-            <w:insideH w:val="single" w:color="auto" w:sz="4" w:space="0"/>
-            <w:insideV w:val="single" w:color="auto" w:sz="4" w:space="0"/>
-          </w:tblBorders>
-          <w:tblCellMar>
-            <w:top w:w="0" w:type="dxa"/>
-            <w:left w:w="10" w:type="dxa"/>
-            <w:bottom w:w="0" w:type="dxa"/>
-            <w:right w:w="10" w:type="dxa"/>
-          </w:tblCellMar>
-        </w:tblPrEx>
         <w:tc>
           <w:tcPr>
             <w:tcW w:w="900" w:type="dxa"/>
@@ -21640,22 +19631,6 @@
         </w:tc>
       </w:tr>
       <w:tr>
-        <w:tblPrEx>
-          <w:tblBorders>
-            <w:top w:val="single" w:color="auto" w:sz="4" w:space="0"/>
-            <w:left w:val="single" w:color="auto" w:sz="4" w:space="0"/>
-            <w:bottom w:val="single" w:color="auto" w:sz="4" w:space="0"/>
-            <w:right w:val="single" w:color="auto" w:sz="4" w:space="0"/>
-            <w:insideH w:val="single" w:color="auto" w:sz="4" w:space="0"/>
-            <w:insideV w:val="single" w:color="auto" w:sz="4" w:space="0"/>
-          </w:tblBorders>
-          <w:tblCellMar>
-            <w:top w:w="0" w:type="dxa"/>
-            <w:left w:w="10" w:type="dxa"/>
-            <w:bottom w:w="0" w:type="dxa"/>
-            <w:right w:w="10" w:type="dxa"/>
-          </w:tblCellMar>
-        </w:tblPrEx>
         <w:tc>
           <w:tcPr>
             <w:tcW w:w="900" w:type="dxa"/>
@@ -21817,22 +19792,6 @@
         </w:tc>
       </w:tr>
       <w:tr>
-        <w:tblPrEx>
-          <w:tblBorders>
-            <w:top w:val="single" w:color="auto" w:sz="4" w:space="0"/>
-            <w:left w:val="single" w:color="auto" w:sz="4" w:space="0"/>
-            <w:bottom w:val="single" w:color="auto" w:sz="4" w:space="0"/>
-            <w:right w:val="single" w:color="auto" w:sz="4" w:space="0"/>
-            <w:insideH w:val="single" w:color="auto" w:sz="4" w:space="0"/>
-            <w:insideV w:val="single" w:color="auto" w:sz="4" w:space="0"/>
-          </w:tblBorders>
-          <w:tblCellMar>
-            <w:top w:w="0" w:type="dxa"/>
-            <w:left w:w="10" w:type="dxa"/>
-            <w:bottom w:w="0" w:type="dxa"/>
-            <w:right w:w="10" w:type="dxa"/>
-          </w:tblCellMar>
-        </w:tblPrEx>
         <w:tc>
           <w:tcPr>
             <w:tcW w:w="900" w:type="dxa"/>
@@ -21995,22 +19954,6 @@
         </w:tc>
       </w:tr>
       <w:tr>
-        <w:tblPrEx>
-          <w:tblBorders>
-            <w:top w:val="single" w:color="auto" w:sz="4" w:space="0"/>
-            <w:left w:val="single" w:color="auto" w:sz="4" w:space="0"/>
-            <w:bottom w:val="single" w:color="auto" w:sz="4" w:space="0"/>
-            <w:right w:val="single" w:color="auto" w:sz="4" w:space="0"/>
-            <w:insideH w:val="single" w:color="auto" w:sz="4" w:space="0"/>
-            <w:insideV w:val="single" w:color="auto" w:sz="4" w:space="0"/>
-          </w:tblBorders>
-          <w:tblCellMar>
-            <w:top w:w="0" w:type="dxa"/>
-            <w:left w:w="10" w:type="dxa"/>
-            <w:bottom w:w="0" w:type="dxa"/>
-            <w:right w:w="10" w:type="dxa"/>
-          </w:tblCellMar>
-        </w:tblPrEx>
         <w:tc>
           <w:tcPr>
             <w:tcW w:w="900" w:type="dxa"/>
@@ -22173,22 +20116,6 @@
         </w:tc>
       </w:tr>
       <w:tr>
-        <w:tblPrEx>
-          <w:tblBorders>
-            <w:top w:val="single" w:color="auto" w:sz="4" w:space="0"/>
-            <w:left w:val="single" w:color="auto" w:sz="4" w:space="0"/>
-            <w:bottom w:val="single" w:color="auto" w:sz="4" w:space="0"/>
-            <w:right w:val="single" w:color="auto" w:sz="4" w:space="0"/>
-            <w:insideH w:val="single" w:color="auto" w:sz="4" w:space="0"/>
-            <w:insideV w:val="single" w:color="auto" w:sz="4" w:space="0"/>
-          </w:tblBorders>
-          <w:tblCellMar>
-            <w:top w:w="0" w:type="dxa"/>
-            <w:left w:w="10" w:type="dxa"/>
-            <w:bottom w:w="0" w:type="dxa"/>
-            <w:right w:w="10" w:type="dxa"/>
-          </w:tblCellMar>
-        </w:tblPrEx>
         <w:tc>
           <w:tcPr>
             <w:tcW w:w="9360" w:type="dxa"/>
@@ -22223,22 +20150,6 @@
         </w:tc>
       </w:tr>
       <w:tr>
-        <w:tblPrEx>
-          <w:tblBorders>
-            <w:top w:val="single" w:color="auto" w:sz="4" w:space="0"/>
-            <w:left w:val="single" w:color="auto" w:sz="4" w:space="0"/>
-            <w:bottom w:val="single" w:color="auto" w:sz="4" w:space="0"/>
-            <w:right w:val="single" w:color="auto" w:sz="4" w:space="0"/>
-            <w:insideH w:val="single" w:color="auto" w:sz="4" w:space="0"/>
-            <w:insideV w:val="single" w:color="auto" w:sz="4" w:space="0"/>
-          </w:tblBorders>
-          <w:tblCellMar>
-            <w:top w:w="0" w:type="dxa"/>
-            <w:left w:w="10" w:type="dxa"/>
-            <w:bottom w:w="0" w:type="dxa"/>
-            <w:right w:w="10" w:type="dxa"/>
-          </w:tblCellMar>
-        </w:tblPrEx>
         <w:tc>
           <w:tcPr>
             <w:tcW w:w="900" w:type="dxa"/>
@@ -22400,22 +20311,6 @@
         </w:tc>
       </w:tr>
       <w:tr>
-        <w:tblPrEx>
-          <w:tblBorders>
-            <w:top w:val="single" w:color="auto" w:sz="4" w:space="0"/>
-            <w:left w:val="single" w:color="auto" w:sz="4" w:space="0"/>
-            <w:bottom w:val="single" w:color="auto" w:sz="4" w:space="0"/>
-            <w:right w:val="single" w:color="auto" w:sz="4" w:space="0"/>
-            <w:insideH w:val="single" w:color="auto" w:sz="4" w:space="0"/>
-            <w:insideV w:val="single" w:color="auto" w:sz="4" w:space="0"/>
-          </w:tblBorders>
-          <w:tblCellMar>
-            <w:top w:w="0" w:type="dxa"/>
-            <w:left w:w="10" w:type="dxa"/>
-            <w:bottom w:w="0" w:type="dxa"/>
-            <w:right w:w="10" w:type="dxa"/>
-          </w:tblCellMar>
-        </w:tblPrEx>
         <w:tc>
           <w:tcPr>
             <w:tcW w:w="900" w:type="dxa"/>
@@ -22645,22 +20540,6 @@
         <w:gridCol w:w="3360"/>
       </w:tblGrid>
       <w:tr>
-        <w:tblPrEx>
-          <w:tblBorders>
-            <w:top w:val="single" w:color="auto" w:sz="4" w:space="0"/>
-            <w:left w:val="single" w:color="auto" w:sz="4" w:space="0"/>
-            <w:bottom w:val="single" w:color="auto" w:sz="4" w:space="0"/>
-            <w:right w:val="single" w:color="auto" w:sz="4" w:space="0"/>
-            <w:insideH w:val="single" w:color="auto" w:sz="4" w:space="0"/>
-            <w:insideV w:val="single" w:color="auto" w:sz="4" w:space="0"/>
-          </w:tblBorders>
-          <w:tblCellMar>
-            <w:top w:w="0" w:type="dxa"/>
-            <w:left w:w="10" w:type="dxa"/>
-            <w:bottom w:w="0" w:type="dxa"/>
-            <w:right w:w="10" w:type="dxa"/>
-          </w:tblCellMar>
-        </w:tblPrEx>
         <w:trPr>
           <w:tblHeader/>
         </w:trPr>
@@ -22786,22 +20665,6 @@
         </w:tc>
       </w:tr>
       <w:tr>
-        <w:tblPrEx>
-          <w:tblBorders>
-            <w:top w:val="single" w:color="auto" w:sz="4" w:space="0"/>
-            <w:left w:val="single" w:color="auto" w:sz="4" w:space="0"/>
-            <w:bottom w:val="single" w:color="auto" w:sz="4" w:space="0"/>
-            <w:right w:val="single" w:color="auto" w:sz="4" w:space="0"/>
-            <w:insideH w:val="single" w:color="auto" w:sz="4" w:space="0"/>
-            <w:insideV w:val="single" w:color="auto" w:sz="4" w:space="0"/>
-          </w:tblBorders>
-          <w:tblCellMar>
-            <w:top w:w="0" w:type="dxa"/>
-            <w:left w:w="10" w:type="dxa"/>
-            <w:bottom w:w="0" w:type="dxa"/>
-            <w:right w:w="10" w:type="dxa"/>
-          </w:tblCellMar>
-        </w:tblPrEx>
         <w:tc>
           <w:tcPr>
             <w:tcW w:w="1800" w:type="dxa"/>
@@ -22916,22 +20779,6 @@
         </w:tc>
       </w:tr>
       <w:tr>
-        <w:tblPrEx>
-          <w:tblBorders>
-            <w:top w:val="single" w:color="auto" w:sz="4" w:space="0"/>
-            <w:left w:val="single" w:color="auto" w:sz="4" w:space="0"/>
-            <w:bottom w:val="single" w:color="auto" w:sz="4" w:space="0"/>
-            <w:right w:val="single" w:color="auto" w:sz="4" w:space="0"/>
-            <w:insideH w:val="single" w:color="auto" w:sz="4" w:space="0"/>
-            <w:insideV w:val="single" w:color="auto" w:sz="4" w:space="0"/>
-          </w:tblBorders>
-          <w:tblCellMar>
-            <w:top w:w="0" w:type="dxa"/>
-            <w:left w:w="10" w:type="dxa"/>
-            <w:bottom w:w="0" w:type="dxa"/>
-            <w:right w:w="10" w:type="dxa"/>
-          </w:tblCellMar>
-        </w:tblPrEx>
         <w:tc>
           <w:tcPr>
             <w:tcW w:w="1800" w:type="dxa"/>
@@ -23046,22 +20893,6 @@
         </w:tc>
       </w:tr>
       <w:tr>
-        <w:tblPrEx>
-          <w:tblBorders>
-            <w:top w:val="single" w:color="auto" w:sz="4" w:space="0"/>
-            <w:left w:val="single" w:color="auto" w:sz="4" w:space="0"/>
-            <w:bottom w:val="single" w:color="auto" w:sz="4" w:space="0"/>
-            <w:right w:val="single" w:color="auto" w:sz="4" w:space="0"/>
-            <w:insideH w:val="single" w:color="auto" w:sz="4" w:space="0"/>
-            <w:insideV w:val="single" w:color="auto" w:sz="4" w:space="0"/>
-          </w:tblBorders>
-          <w:tblCellMar>
-            <w:top w:w="0" w:type="dxa"/>
-            <w:left w:w="10" w:type="dxa"/>
-            <w:bottom w:w="0" w:type="dxa"/>
-            <w:right w:w="10" w:type="dxa"/>
-          </w:tblCellMar>
-        </w:tblPrEx>
         <w:tc>
           <w:tcPr>
             <w:tcW w:w="1800" w:type="dxa"/>
@@ -23176,22 +21007,6 @@
         </w:tc>
       </w:tr>
       <w:tr>
-        <w:tblPrEx>
-          <w:tblBorders>
-            <w:top w:val="single" w:color="auto" w:sz="4" w:space="0"/>
-            <w:left w:val="single" w:color="auto" w:sz="4" w:space="0"/>
-            <w:bottom w:val="single" w:color="auto" w:sz="4" w:space="0"/>
-            <w:right w:val="single" w:color="auto" w:sz="4" w:space="0"/>
-            <w:insideH w:val="single" w:color="auto" w:sz="4" w:space="0"/>
-            <w:insideV w:val="single" w:color="auto" w:sz="4" w:space="0"/>
-          </w:tblBorders>
-          <w:tblCellMar>
-            <w:top w:w="0" w:type="dxa"/>
-            <w:left w:w="10" w:type="dxa"/>
-            <w:bottom w:w="0" w:type="dxa"/>
-            <w:right w:w="10" w:type="dxa"/>
-          </w:tblCellMar>
-        </w:tblPrEx>
         <w:tc>
           <w:tcPr>
             <w:tcW w:w="1800" w:type="dxa"/>
@@ -23306,22 +21121,6 @@
         </w:tc>
       </w:tr>
       <w:tr>
-        <w:tblPrEx>
-          <w:tblBorders>
-            <w:top w:val="single" w:color="auto" w:sz="4" w:space="0"/>
-            <w:left w:val="single" w:color="auto" w:sz="4" w:space="0"/>
-            <w:bottom w:val="single" w:color="auto" w:sz="4" w:space="0"/>
-            <w:right w:val="single" w:color="auto" w:sz="4" w:space="0"/>
-            <w:insideH w:val="single" w:color="auto" w:sz="4" w:space="0"/>
-            <w:insideV w:val="single" w:color="auto" w:sz="4" w:space="0"/>
-          </w:tblBorders>
-          <w:tblCellMar>
-            <w:top w:w="0" w:type="dxa"/>
-            <w:left w:w="10" w:type="dxa"/>
-            <w:bottom w:w="0" w:type="dxa"/>
-            <w:right w:w="10" w:type="dxa"/>
-          </w:tblCellMar>
-        </w:tblPrEx>
         <w:tc>
           <w:tcPr>
             <w:tcW w:w="1800" w:type="dxa"/>
@@ -23436,22 +21235,6 @@
         </w:tc>
       </w:tr>
       <w:tr>
-        <w:tblPrEx>
-          <w:tblBorders>
-            <w:top w:val="single" w:color="auto" w:sz="4" w:space="0"/>
-            <w:left w:val="single" w:color="auto" w:sz="4" w:space="0"/>
-            <w:bottom w:val="single" w:color="auto" w:sz="4" w:space="0"/>
-            <w:right w:val="single" w:color="auto" w:sz="4" w:space="0"/>
-            <w:insideH w:val="single" w:color="auto" w:sz="4" w:space="0"/>
-            <w:insideV w:val="single" w:color="auto" w:sz="4" w:space="0"/>
-          </w:tblBorders>
-          <w:tblCellMar>
-            <w:top w:w="0" w:type="dxa"/>
-            <w:left w:w="10" w:type="dxa"/>
-            <w:bottom w:w="0" w:type="dxa"/>
-            <w:right w:w="10" w:type="dxa"/>
-          </w:tblCellMar>
-        </w:tblPrEx>
         <w:tc>
           <w:tcPr>
             <w:tcW w:w="1800" w:type="dxa"/>
@@ -23863,22 +21646,6 @@
         <w:gridCol w:w="4360"/>
       </w:tblGrid>
       <w:tr>
-        <w:tblPrEx>
-          <w:tblBorders>
-            <w:top w:val="single" w:color="auto" w:sz="4" w:space="0"/>
-            <w:left w:val="single" w:color="auto" w:sz="4" w:space="0"/>
-            <w:bottom w:val="single" w:color="auto" w:sz="4" w:space="0"/>
-            <w:right w:val="single" w:color="auto" w:sz="4" w:space="0"/>
-            <w:insideH w:val="single" w:color="auto" w:sz="4" w:space="0"/>
-            <w:insideV w:val="single" w:color="auto" w:sz="4" w:space="0"/>
-          </w:tblBorders>
-          <w:tblCellMar>
-            <w:top w:w="0" w:type="dxa"/>
-            <w:left w:w="10" w:type="dxa"/>
-            <w:bottom w:w="0" w:type="dxa"/>
-            <w:right w:w="10" w:type="dxa"/>
-          </w:tblCellMar>
-        </w:tblPrEx>
         <w:trPr>
           <w:tblHeader/>
         </w:trPr>
@@ -23974,22 +21741,6 @@
         </w:tc>
       </w:tr>
       <w:tr>
-        <w:tblPrEx>
-          <w:tblBorders>
-            <w:top w:val="single" w:color="auto" w:sz="4" w:space="0"/>
-            <w:left w:val="single" w:color="auto" w:sz="4" w:space="0"/>
-            <w:bottom w:val="single" w:color="auto" w:sz="4" w:space="0"/>
-            <w:right w:val="single" w:color="auto" w:sz="4" w:space="0"/>
-            <w:insideH w:val="single" w:color="auto" w:sz="4" w:space="0"/>
-            <w:insideV w:val="single" w:color="auto" w:sz="4" w:space="0"/>
-          </w:tblBorders>
-          <w:tblCellMar>
-            <w:top w:w="0" w:type="dxa"/>
-            <w:left w:w="10" w:type="dxa"/>
-            <w:bottom w:w="0" w:type="dxa"/>
-            <w:right w:w="10" w:type="dxa"/>
-          </w:tblCellMar>
-        </w:tblPrEx>
         <w:tc>
           <w:tcPr>
             <w:tcW w:w="2000" w:type="dxa"/>
@@ -24076,22 +21827,6 @@
         </w:tc>
       </w:tr>
       <w:tr>
-        <w:tblPrEx>
-          <w:tblBorders>
-            <w:top w:val="single" w:color="auto" w:sz="4" w:space="0"/>
-            <w:left w:val="single" w:color="auto" w:sz="4" w:space="0"/>
-            <w:bottom w:val="single" w:color="auto" w:sz="4" w:space="0"/>
-            <w:right w:val="single" w:color="auto" w:sz="4" w:space="0"/>
-            <w:insideH w:val="single" w:color="auto" w:sz="4" w:space="0"/>
-            <w:insideV w:val="single" w:color="auto" w:sz="4" w:space="0"/>
-          </w:tblBorders>
-          <w:tblCellMar>
-            <w:top w:w="0" w:type="dxa"/>
-            <w:left w:w="10" w:type="dxa"/>
-            <w:bottom w:w="0" w:type="dxa"/>
-            <w:right w:w="10" w:type="dxa"/>
-          </w:tblCellMar>
-        </w:tblPrEx>
         <w:tc>
           <w:tcPr>
             <w:tcW w:w="2000" w:type="dxa"/>
@@ -24178,22 +21913,6 @@
         </w:tc>
       </w:tr>
       <w:tr>
-        <w:tblPrEx>
-          <w:tblBorders>
-            <w:top w:val="single" w:color="auto" w:sz="4" w:space="0"/>
-            <w:left w:val="single" w:color="auto" w:sz="4" w:space="0"/>
-            <w:bottom w:val="single" w:color="auto" w:sz="4" w:space="0"/>
-            <w:right w:val="single" w:color="auto" w:sz="4" w:space="0"/>
-            <w:insideH w:val="single" w:color="auto" w:sz="4" w:space="0"/>
-            <w:insideV w:val="single" w:color="auto" w:sz="4" w:space="0"/>
-          </w:tblBorders>
-          <w:tblCellMar>
-            <w:top w:w="0" w:type="dxa"/>
-            <w:left w:w="10" w:type="dxa"/>
-            <w:bottom w:w="0" w:type="dxa"/>
-            <w:right w:w="10" w:type="dxa"/>
-          </w:tblCellMar>
-        </w:tblPrEx>
         <w:tc>
           <w:tcPr>
             <w:tcW w:w="2000" w:type="dxa"/>
@@ -24280,22 +21999,6 @@
         </w:tc>
       </w:tr>
       <w:tr>
-        <w:tblPrEx>
-          <w:tblBorders>
-            <w:top w:val="single" w:color="auto" w:sz="4" w:space="0"/>
-            <w:left w:val="single" w:color="auto" w:sz="4" w:space="0"/>
-            <w:bottom w:val="single" w:color="auto" w:sz="4" w:space="0"/>
-            <w:right w:val="single" w:color="auto" w:sz="4" w:space="0"/>
-            <w:insideH w:val="single" w:color="auto" w:sz="4" w:space="0"/>
-            <w:insideV w:val="single" w:color="auto" w:sz="4" w:space="0"/>
-          </w:tblBorders>
-          <w:tblCellMar>
-            <w:top w:w="0" w:type="dxa"/>
-            <w:left w:w="10" w:type="dxa"/>
-            <w:bottom w:w="0" w:type="dxa"/>
-            <w:right w:w="10" w:type="dxa"/>
-          </w:tblCellMar>
-        </w:tblPrEx>
         <w:tc>
           <w:tcPr>
             <w:tcW w:w="2000" w:type="dxa"/>
@@ -24382,22 +22085,6 @@
         </w:tc>
       </w:tr>
       <w:tr>
-        <w:tblPrEx>
-          <w:tblBorders>
-            <w:top w:val="single" w:color="auto" w:sz="4" w:space="0"/>
-            <w:left w:val="single" w:color="auto" w:sz="4" w:space="0"/>
-            <w:bottom w:val="single" w:color="auto" w:sz="4" w:space="0"/>
-            <w:right w:val="single" w:color="auto" w:sz="4" w:space="0"/>
-            <w:insideH w:val="single" w:color="auto" w:sz="4" w:space="0"/>
-            <w:insideV w:val="single" w:color="auto" w:sz="4" w:space="0"/>
-          </w:tblBorders>
-          <w:tblCellMar>
-            <w:top w:w="0" w:type="dxa"/>
-            <w:left w:w="10" w:type="dxa"/>
-            <w:bottom w:w="0" w:type="dxa"/>
-            <w:right w:w="10" w:type="dxa"/>
-          </w:tblCellMar>
-        </w:tblPrEx>
         <w:tc>
           <w:tcPr>
             <w:tcW w:w="2000" w:type="dxa"/>
@@ -24537,22 +22224,6 @@
         <w:gridCol w:w="2546"/>
       </w:tblGrid>
       <w:tr>
-        <w:tblPrEx>
-          <w:tblBorders>
-            <w:top w:val="single" w:color="auto" w:sz="4" w:space="0"/>
-            <w:left w:val="single" w:color="auto" w:sz="4" w:space="0"/>
-            <w:bottom w:val="single" w:color="auto" w:sz="4" w:space="0"/>
-            <w:right w:val="single" w:color="auto" w:sz="4" w:space="0"/>
-            <w:insideH w:val="single" w:color="auto" w:sz="4" w:space="0"/>
-            <w:insideV w:val="single" w:color="auto" w:sz="4" w:space="0"/>
-          </w:tblBorders>
-          <w:tblCellMar>
-            <w:top w:w="0" w:type="dxa"/>
-            <w:left w:w="10" w:type="dxa"/>
-            <w:bottom w:w="0" w:type="dxa"/>
-            <w:right w:w="10" w:type="dxa"/>
-          </w:tblCellMar>
-        </w:tblPrEx>
         <w:trPr>
           <w:tblHeader/>
         </w:trPr>
@@ -24678,22 +22349,6 @@
         </w:tc>
       </w:tr>
       <w:tr>
-        <w:tblPrEx>
-          <w:tblBorders>
-            <w:top w:val="single" w:color="auto" w:sz="4" w:space="0"/>
-            <w:left w:val="single" w:color="auto" w:sz="4" w:space="0"/>
-            <w:bottom w:val="single" w:color="auto" w:sz="4" w:space="0"/>
-            <w:right w:val="single" w:color="auto" w:sz="4" w:space="0"/>
-            <w:insideH w:val="single" w:color="auto" w:sz="4" w:space="0"/>
-            <w:insideV w:val="single" w:color="auto" w:sz="4" w:space="0"/>
-          </w:tblBorders>
-          <w:tblCellMar>
-            <w:top w:w="0" w:type="dxa"/>
-            <w:left w:w="10" w:type="dxa"/>
-            <w:bottom w:w="0" w:type="dxa"/>
-            <w:right w:w="10" w:type="dxa"/>
-          </w:tblCellMar>
-        </w:tblPrEx>
         <w:tc>
           <w:tcPr>
             <w:tcW w:w="400" w:type="dxa"/>
@@ -24799,22 +22454,6 @@
         </w:tc>
       </w:tr>
       <w:tr>
-        <w:tblPrEx>
-          <w:tblBorders>
-            <w:top w:val="single" w:color="auto" w:sz="4" w:space="0"/>
-            <w:left w:val="single" w:color="auto" w:sz="4" w:space="0"/>
-            <w:bottom w:val="single" w:color="auto" w:sz="4" w:space="0"/>
-            <w:right w:val="single" w:color="auto" w:sz="4" w:space="0"/>
-            <w:insideH w:val="single" w:color="auto" w:sz="4" w:space="0"/>
-            <w:insideV w:val="single" w:color="auto" w:sz="4" w:space="0"/>
-          </w:tblBorders>
-          <w:tblCellMar>
-            <w:top w:w="0" w:type="dxa"/>
-            <w:left w:w="10" w:type="dxa"/>
-            <w:bottom w:w="0" w:type="dxa"/>
-            <w:right w:w="10" w:type="dxa"/>
-          </w:tblCellMar>
-        </w:tblPrEx>
         <w:tc>
           <w:tcPr>
             <w:tcW w:w="400" w:type="dxa"/>
@@ -24920,22 +22559,6 @@
         </w:tc>
       </w:tr>
       <w:tr>
-        <w:tblPrEx>
-          <w:tblBorders>
-            <w:top w:val="single" w:color="auto" w:sz="4" w:space="0"/>
-            <w:left w:val="single" w:color="auto" w:sz="4" w:space="0"/>
-            <w:bottom w:val="single" w:color="auto" w:sz="4" w:space="0"/>
-            <w:right w:val="single" w:color="auto" w:sz="4" w:space="0"/>
-            <w:insideH w:val="single" w:color="auto" w:sz="4" w:space="0"/>
-            <w:insideV w:val="single" w:color="auto" w:sz="4" w:space="0"/>
-          </w:tblBorders>
-          <w:tblCellMar>
-            <w:top w:w="0" w:type="dxa"/>
-            <w:left w:w="10" w:type="dxa"/>
-            <w:bottom w:w="0" w:type="dxa"/>
-            <w:right w:w="10" w:type="dxa"/>
-          </w:tblCellMar>
-        </w:tblPrEx>
         <w:tc>
           <w:tcPr>
             <w:tcW w:w="400" w:type="dxa"/>
@@ -25055,22 +22678,6 @@
         </w:tc>
       </w:tr>
       <w:tr>
-        <w:tblPrEx>
-          <w:tblBorders>
-            <w:top w:val="single" w:color="auto" w:sz="4" w:space="0"/>
-            <w:left w:val="single" w:color="auto" w:sz="4" w:space="0"/>
-            <w:bottom w:val="single" w:color="auto" w:sz="4" w:space="0"/>
-            <w:right w:val="single" w:color="auto" w:sz="4" w:space="0"/>
-            <w:insideH w:val="single" w:color="auto" w:sz="4" w:space="0"/>
-            <w:insideV w:val="single" w:color="auto" w:sz="4" w:space="0"/>
-          </w:tblBorders>
-          <w:tblCellMar>
-            <w:top w:w="0" w:type="dxa"/>
-            <w:left w:w="10" w:type="dxa"/>
-            <w:bottom w:w="0" w:type="dxa"/>
-            <w:right w:w="10" w:type="dxa"/>
-          </w:tblCellMar>
-        </w:tblPrEx>
         <w:tc>
           <w:tcPr>
             <w:tcW w:w="400" w:type="dxa"/>
@@ -25176,22 +22783,6 @@
         </w:tc>
       </w:tr>
       <w:tr>
-        <w:tblPrEx>
-          <w:tblBorders>
-            <w:top w:val="single" w:color="auto" w:sz="4" w:space="0"/>
-            <w:left w:val="single" w:color="auto" w:sz="4" w:space="0"/>
-            <w:bottom w:val="single" w:color="auto" w:sz="4" w:space="0"/>
-            <w:right w:val="single" w:color="auto" w:sz="4" w:space="0"/>
-            <w:insideH w:val="single" w:color="auto" w:sz="4" w:space="0"/>
-            <w:insideV w:val="single" w:color="auto" w:sz="4" w:space="0"/>
-          </w:tblBorders>
-          <w:tblCellMar>
-            <w:top w:w="0" w:type="dxa"/>
-            <w:left w:w="10" w:type="dxa"/>
-            <w:bottom w:w="0" w:type="dxa"/>
-            <w:right w:w="10" w:type="dxa"/>
-          </w:tblCellMar>
-        </w:tblPrEx>
         <w:tc>
           <w:tcPr>
             <w:tcW w:w="400" w:type="dxa"/>
@@ -25297,22 +22888,6 @@
         </w:tc>
       </w:tr>
       <w:tr>
-        <w:tblPrEx>
-          <w:tblBorders>
-            <w:top w:val="single" w:color="auto" w:sz="4" w:space="0"/>
-            <w:left w:val="single" w:color="auto" w:sz="4" w:space="0"/>
-            <w:bottom w:val="single" w:color="auto" w:sz="4" w:space="0"/>
-            <w:right w:val="single" w:color="auto" w:sz="4" w:space="0"/>
-            <w:insideH w:val="single" w:color="auto" w:sz="4" w:space="0"/>
-            <w:insideV w:val="single" w:color="auto" w:sz="4" w:space="0"/>
-          </w:tblBorders>
-          <w:tblCellMar>
-            <w:top w:w="0" w:type="dxa"/>
-            <w:left w:w="10" w:type="dxa"/>
-            <w:bottom w:w="0" w:type="dxa"/>
-            <w:right w:w="10" w:type="dxa"/>
-          </w:tblCellMar>
-        </w:tblPrEx>
         <w:tc>
           <w:tcPr>
             <w:tcW w:w="400" w:type="dxa"/>
@@ -25418,22 +22993,6 @@
         </w:tc>
       </w:tr>
       <w:tr>
-        <w:tblPrEx>
-          <w:tblBorders>
-            <w:top w:val="single" w:color="auto" w:sz="4" w:space="0"/>
-            <w:left w:val="single" w:color="auto" w:sz="4" w:space="0"/>
-            <w:bottom w:val="single" w:color="auto" w:sz="4" w:space="0"/>
-            <w:right w:val="single" w:color="auto" w:sz="4" w:space="0"/>
-            <w:insideH w:val="single" w:color="auto" w:sz="4" w:space="0"/>
-            <w:insideV w:val="single" w:color="auto" w:sz="4" w:space="0"/>
-          </w:tblBorders>
-          <w:tblCellMar>
-            <w:top w:w="0" w:type="dxa"/>
-            <w:left w:w="10" w:type="dxa"/>
-            <w:bottom w:w="0" w:type="dxa"/>
-            <w:right w:w="10" w:type="dxa"/>
-          </w:tblCellMar>
-        </w:tblPrEx>
         <w:tc>
           <w:tcPr>
             <w:tcW w:w="400" w:type="dxa"/>
@@ -25539,22 +23098,6 @@
         </w:tc>
       </w:tr>
       <w:tr>
-        <w:tblPrEx>
-          <w:tblBorders>
-            <w:top w:val="single" w:color="auto" w:sz="4" w:space="0"/>
-            <w:left w:val="single" w:color="auto" w:sz="4" w:space="0"/>
-            <w:bottom w:val="single" w:color="auto" w:sz="4" w:space="0"/>
-            <w:right w:val="single" w:color="auto" w:sz="4" w:space="0"/>
-            <w:insideH w:val="single" w:color="auto" w:sz="4" w:space="0"/>
-            <w:insideV w:val="single" w:color="auto" w:sz="4" w:space="0"/>
-          </w:tblBorders>
-          <w:tblCellMar>
-            <w:top w:w="0" w:type="dxa"/>
-            <w:left w:w="10" w:type="dxa"/>
-            <w:bottom w:w="0" w:type="dxa"/>
-            <w:right w:w="10" w:type="dxa"/>
-          </w:tblCellMar>
-        </w:tblPrEx>
         <w:tc>
           <w:tcPr>
             <w:tcW w:w="400" w:type="dxa"/>
@@ -25660,22 +23203,6 @@
         </w:tc>
       </w:tr>
       <w:tr>
-        <w:tblPrEx>
-          <w:tblBorders>
-            <w:top w:val="single" w:color="auto" w:sz="4" w:space="0"/>
-            <w:left w:val="single" w:color="auto" w:sz="4" w:space="0"/>
-            <w:bottom w:val="single" w:color="auto" w:sz="4" w:space="0"/>
-            <w:right w:val="single" w:color="auto" w:sz="4" w:space="0"/>
-            <w:insideH w:val="single" w:color="auto" w:sz="4" w:space="0"/>
-            <w:insideV w:val="single" w:color="auto" w:sz="4" w:space="0"/>
-          </w:tblBorders>
-          <w:tblCellMar>
-            <w:top w:w="0" w:type="dxa"/>
-            <w:left w:w="10" w:type="dxa"/>
-            <w:bottom w:w="0" w:type="dxa"/>
-            <w:right w:w="10" w:type="dxa"/>
-          </w:tblCellMar>
-        </w:tblPrEx>
         <w:tc>
           <w:tcPr>
             <w:tcW w:w="400" w:type="dxa"/>
@@ -25781,22 +23308,6 @@
         </w:tc>
       </w:tr>
       <w:tr>
-        <w:tblPrEx>
-          <w:tblBorders>
-            <w:top w:val="single" w:color="auto" w:sz="4" w:space="0"/>
-            <w:left w:val="single" w:color="auto" w:sz="4" w:space="0"/>
-            <w:bottom w:val="single" w:color="auto" w:sz="4" w:space="0"/>
-            <w:right w:val="single" w:color="auto" w:sz="4" w:space="0"/>
-            <w:insideH w:val="single" w:color="auto" w:sz="4" w:space="0"/>
-            <w:insideV w:val="single" w:color="auto" w:sz="4" w:space="0"/>
-          </w:tblBorders>
-          <w:tblCellMar>
-            <w:top w:w="0" w:type="dxa"/>
-            <w:left w:w="10" w:type="dxa"/>
-            <w:bottom w:w="0" w:type="dxa"/>
-            <w:right w:w="10" w:type="dxa"/>
-          </w:tblCellMar>
-        </w:tblPrEx>
         <w:tc>
           <w:tcPr>
             <w:tcW w:w="400" w:type="dxa"/>

--- a/bi/tkDashboard/库存/发补货/6月4日-TK发补货TikTok_IT需求说明_v2.0.docx
+++ b/bi/tkDashboard/库存/发补货/6月4日-TK发补货TikTok_IT需求说明_v2.0.docx
@@ -11835,7 +11835,6 @@
             </w:tcMar>
           </w:tcPr>
           <w:p>
-            <w:bookmarkStart w:id="0" w:name="_GoBack" w:colFirst="2" w:colLast="2"/>
             <w:r>
               <w:rPr>
                 <w:rFonts w:ascii="Arial" w:hAnsi="Arial" w:eastAsia="Arial" w:cs="Arial"/>
@@ -11979,7 +11978,6 @@
           <w:p/>
         </w:tc>
       </w:tr>
-      <w:bookmarkEnd w:id="0"/>
       <w:tr>
         <w:tc>
           <w:tcPr>
@@ -13668,7 +13666,7 @@
     <w:tbl>
       <w:tblPr>
         <w:tblStyle w:val="11"/>
-        <w:tblW w:w="9360" w:type="dxa"/>
+        <w:tblW w:w="9380" w:type="dxa"/>
         <w:tblInd w:w="0" w:type="dxa"/>
         <w:tblBorders>
           <w:top w:val="single" w:color="auto" w:sz="4" w:space="0"/>
@@ -13678,7 +13676,7 @@
           <w:insideH w:val="single" w:color="auto" w:sz="4" w:space="0"/>
           <w:insideV w:val="single" w:color="auto" w:sz="4" w:space="0"/>
         </w:tblBorders>
-        <w:tblLayout w:type="autofit"/>
+        <w:tblLayout w:type="fixed"/>
         <w:tblCellMar>
           <w:top w:w="0" w:type="dxa"/>
           <w:left w:w="10" w:type="dxa"/>
@@ -13689,10 +13687,11 @@
       <w:tblGrid>
         <w:gridCol w:w="900"/>
         <w:gridCol w:w="1400"/>
-        <w:gridCol w:w="1500"/>
-        <w:gridCol w:w="2200"/>
+        <w:gridCol w:w="2075"/>
+        <w:gridCol w:w="1645"/>
         <w:gridCol w:w="1800"/>
-        <w:gridCol w:w="1560"/>
+        <w:gridCol w:w="1540"/>
+        <w:gridCol w:w="20"/>
       </w:tblGrid>
       <w:tr>
         <w:trPr>
@@ -13760,7 +13759,7 @@
         </w:tc>
         <w:tc>
           <w:tcPr>
-            <w:tcW w:w="1500" w:type="dxa"/>
+            <w:tcW w:w="2075" w:type="dxa"/>
             <w:tcBorders>
               <w:top w:val="single" w:color="CCCCCC" w:sz="4" w:space="0"/>
               <w:left w:val="single" w:color="CCCCCC" w:sz="4" w:space="0"/>
@@ -13790,7 +13789,7 @@
         </w:tc>
         <w:tc>
           <w:tcPr>
-            <w:tcW w:w="2200" w:type="dxa"/>
+            <w:tcW w:w="1645" w:type="dxa"/>
             <w:tcBorders>
               <w:top w:val="single" w:color="CCCCCC" w:sz="4" w:space="0"/>
               <w:left w:val="single" w:color="CCCCCC" w:sz="4" w:space="0"/>
@@ -13851,6 +13850,7 @@
         <w:tc>
           <w:tcPr>
             <w:tcW w:w="1560" w:type="dxa"/>
+            <w:gridSpan w:val="2"/>
             <w:tcBorders>
               <w:top w:val="single" w:color="CCCCCC" w:sz="4" w:space="0"/>
               <w:left w:val="single" w:color="CCCCCC" w:sz="4" w:space="0"/>
@@ -13880,6 +13880,10 @@
         </w:tc>
       </w:tr>
       <w:tr>
+        <w:trPr>
+          <w:gridAfter w:val="1"/>
+          <w:wAfter w:w="20" w:type="dxa"/>
+        </w:trPr>
         <w:tc>
           <w:tcPr>
             <w:tcW w:w="9360" w:type="dxa"/>
@@ -13972,7 +13976,7 @@
         </w:tc>
         <w:tc>
           <w:tcPr>
-            <w:tcW w:w="1500" w:type="dxa"/>
+            <w:tcW w:w="2075" w:type="dxa"/>
             <w:tcBorders>
               <w:top w:val="single" w:color="CCCCCC" w:sz="0" w:space="0"/>
               <w:left w:val="single" w:color="CCCCCC" w:sz="0" w:space="0"/>
@@ -14001,7 +14005,7 @@
         </w:tc>
         <w:tc>
           <w:tcPr>
-            <w:tcW w:w="2200" w:type="dxa"/>
+            <w:tcW w:w="1645" w:type="dxa"/>
             <w:tcBorders>
               <w:top w:val="single" w:color="CCCCCC" w:sz="0" w:space="0"/>
               <w:left w:val="single" w:color="CCCCCC" w:sz="0" w:space="0"/>
@@ -14058,6 +14062,7 @@
         <w:tc>
           <w:tcPr>
             <w:tcW w:w="1560" w:type="dxa"/>
+            <w:gridSpan w:val="2"/>
             <w:tcBorders>
               <w:top w:val="single" w:color="CCCCCC" w:sz="0" w:space="0"/>
               <w:left w:val="single" w:color="CCCCCC" w:sz="0" w:space="0"/>
@@ -14134,7 +14139,7 @@
         </w:tc>
         <w:tc>
           <w:tcPr>
-            <w:tcW w:w="1500" w:type="dxa"/>
+            <w:tcW w:w="2075" w:type="dxa"/>
             <w:tcBorders>
               <w:top w:val="single" w:color="CCCCCC" w:sz="0" w:space="0"/>
               <w:left w:val="single" w:color="CCCCCC" w:sz="0" w:space="0"/>
@@ -14163,7 +14168,7 @@
         </w:tc>
         <w:tc>
           <w:tcPr>
-            <w:tcW w:w="2200" w:type="dxa"/>
+            <w:tcW w:w="1645" w:type="dxa"/>
             <w:tcBorders>
               <w:top w:val="single" w:color="CCCCCC" w:sz="0" w:space="0"/>
               <w:left w:val="single" w:color="CCCCCC" w:sz="0" w:space="0"/>
@@ -14220,6 +14225,7 @@
         <w:tc>
           <w:tcPr>
             <w:tcW w:w="1560" w:type="dxa"/>
+            <w:gridSpan w:val="2"/>
             <w:tcBorders>
               <w:top w:val="single" w:color="CCCCCC" w:sz="0" w:space="0"/>
               <w:left w:val="single" w:color="CCCCCC" w:sz="0" w:space="0"/>
@@ -14296,7 +14302,7 @@
         </w:tc>
         <w:tc>
           <w:tcPr>
-            <w:tcW w:w="1500" w:type="dxa"/>
+            <w:tcW w:w="2075" w:type="dxa"/>
             <w:tcBorders>
               <w:top w:val="single" w:color="CCCCCC" w:sz="0" w:space="0"/>
               <w:left w:val="single" w:color="CCCCCC" w:sz="0" w:space="0"/>
@@ -14327,7 +14333,7 @@
         </w:tc>
         <w:tc>
           <w:tcPr>
-            <w:tcW w:w="2200" w:type="dxa"/>
+            <w:tcW w:w="1645" w:type="dxa"/>
             <w:tcBorders>
               <w:top w:val="single" w:color="CCCCCC" w:sz="0" w:space="0"/>
               <w:left w:val="single" w:color="CCCCCC" w:sz="0" w:space="0"/>
@@ -14384,6 +14390,7 @@
         <w:tc>
           <w:tcPr>
             <w:tcW w:w="1560" w:type="dxa"/>
+            <w:gridSpan w:val="2"/>
             <w:tcBorders>
               <w:top w:val="single" w:color="CCCCCC" w:sz="0" w:space="0"/>
               <w:left w:val="single" w:color="CCCCCC" w:sz="0" w:space="0"/>
@@ -14460,7 +14467,7 @@
         </w:tc>
         <w:tc>
           <w:tcPr>
-            <w:tcW w:w="1500" w:type="dxa"/>
+            <w:tcW w:w="2075" w:type="dxa"/>
             <w:tcBorders>
               <w:top w:val="single" w:color="CCCCCC" w:sz="0" w:space="0"/>
               <w:left w:val="single" w:color="CCCCCC" w:sz="0" w:space="0"/>
@@ -14488,7 +14495,7 @@
         </w:tc>
         <w:tc>
           <w:tcPr>
-            <w:tcW w:w="2200" w:type="dxa"/>
+            <w:tcW w:w="1645" w:type="dxa"/>
             <w:tcBorders>
               <w:top w:val="single" w:color="CCCCCC" w:sz="0" w:space="0"/>
               <w:left w:val="single" w:color="CCCCCC" w:sz="0" w:space="0"/>
@@ -14545,6 +14552,7 @@
         <w:tc>
           <w:tcPr>
             <w:tcW w:w="1560" w:type="dxa"/>
+            <w:gridSpan w:val="2"/>
             <w:tcBorders>
               <w:top w:val="single" w:color="CCCCCC" w:sz="0" w:space="0"/>
               <w:left w:val="single" w:color="CCCCCC" w:sz="0" w:space="0"/>
@@ -19931,6 +19939,8 @@
               </w:rPr>
               <w:t>计算字段</w:t>
             </w:r>
+            <w:bookmarkStart w:id="0" w:name="_GoBack"/>
+            <w:bookmarkEnd w:id="0"/>
           </w:p>
         </w:tc>
         <w:tc>
